--- a/5-人员管理/运行记录类文件/TJTY-ITSS-0510-2025年度人员管理计划.docx
+++ b/5-人员管理/运行记录类文件/TJTY-ITSS-0510-2025年度人员管理计划.docx
@@ -3039,23 +3039,9 @@
         <w:p>
           <w:pPr>
             <w:pStyle w:val="16"/>
-            <w:keepNext w:val="0"/>
-            <w:keepLines w:val="0"/>
-            <w:pageBreakBefore w:val="0"/>
-            <w:widowControl w:val="0"/>
             <w:tabs>
               <w:tab w:val="right" w:leader="dot" w:pos="8306"/>
             </w:tabs>
-            <w:kinsoku w:val="0"/>
-            <w:wordWrap/>
-            <w:overflowPunct/>
-            <w:topLinePunct w:val="0"/>
-            <w:autoSpaceDE w:val="0"/>
-            <w:autoSpaceDN w:val="0"/>
-            <w:bidi w:val="0"/>
-            <w:adjustRightInd w:val="0"/>
-            <w:snapToGrid w:val="0"/>
-            <w:textAlignment w:val="baseline"/>
           </w:pPr>
           <w:r>
             <w:fldChar w:fldCharType="begin"/>
@@ -3070,7 +3056,7 @@
             <w:fldChar w:fldCharType="begin"/>
           </w:r>
           <w:r>
-            <w:instrText xml:space="preserve"> HYPERLINK \l _Toc22173 </w:instrText>
+            <w:instrText xml:space="preserve"> HYPERLINK \l _Toc30 </w:instrText>
           </w:r>
           <w:r>
             <w:fldChar w:fldCharType="separate"/>
@@ -3078,9 +3064,11 @@
           <w:r>
             <w:rPr>
               <w:rFonts w:hint="default"/>
-              <w:lang w:val="en-US" w:eastAsia="zh-CN"/>
             </w:rPr>
-            <w:t>1. 目的</w:t>
+            <w:t xml:space="preserve">1. </w:t>
+          </w:r>
+          <w:r>
+            <w:t>目的</w:t>
           </w:r>
           <w:r>
             <w:tab/>
@@ -3089,7 +3077,7 @@
             <w:fldChar w:fldCharType="begin"/>
           </w:r>
           <w:r>
-            <w:instrText xml:space="preserve"> PAGEREF _Toc22173 \h </w:instrText>
+            <w:instrText xml:space="preserve"> PAGEREF _Toc30 \h </w:instrText>
           </w:r>
           <w:r>
             <w:fldChar w:fldCharType="separate"/>
@@ -3107,29 +3095,15 @@
         <w:p>
           <w:pPr>
             <w:pStyle w:val="16"/>
-            <w:keepNext w:val="0"/>
-            <w:keepLines w:val="0"/>
-            <w:pageBreakBefore w:val="0"/>
-            <w:widowControl w:val="0"/>
             <w:tabs>
               <w:tab w:val="right" w:leader="dot" w:pos="8306"/>
             </w:tabs>
-            <w:kinsoku w:val="0"/>
-            <w:wordWrap/>
-            <w:overflowPunct/>
-            <w:topLinePunct w:val="0"/>
-            <w:autoSpaceDE w:val="0"/>
-            <w:autoSpaceDN w:val="0"/>
-            <w:bidi w:val="0"/>
-            <w:adjustRightInd w:val="0"/>
-            <w:snapToGrid w:val="0"/>
-            <w:textAlignment w:val="baseline"/>
           </w:pPr>
           <w:r>
             <w:fldChar w:fldCharType="begin"/>
           </w:r>
           <w:r>
-            <w:instrText xml:space="preserve"> HYPERLINK \l _Toc2029 </w:instrText>
+            <w:instrText xml:space="preserve"> HYPERLINK \l _Toc32560 </w:instrText>
           </w:r>
           <w:r>
             <w:fldChar w:fldCharType="separate"/>
@@ -3137,9 +3111,11 @@
           <w:r>
             <w:rPr>
               <w:rFonts w:hint="default"/>
-              <w:lang w:val="en-US" w:eastAsia="zh-CN"/>
             </w:rPr>
-            <w:t>2. 范围</w:t>
+            <w:t xml:space="preserve">2. </w:t>
+          </w:r>
+          <w:r>
+            <w:t>适用范围</w:t>
           </w:r>
           <w:r>
             <w:tab/>
@@ -3148,7 +3124,7 @@
             <w:fldChar w:fldCharType="begin"/>
           </w:r>
           <w:r>
-            <w:instrText xml:space="preserve"> PAGEREF _Toc2029 \h </w:instrText>
+            <w:instrText xml:space="preserve"> PAGEREF _Toc32560 \h </w:instrText>
           </w:r>
           <w:r>
             <w:fldChar w:fldCharType="separate"/>
@@ -3166,29 +3142,15 @@
         <w:p>
           <w:pPr>
             <w:pStyle w:val="16"/>
-            <w:keepNext w:val="0"/>
-            <w:keepLines w:val="0"/>
-            <w:pageBreakBefore w:val="0"/>
-            <w:widowControl w:val="0"/>
             <w:tabs>
               <w:tab w:val="right" w:leader="dot" w:pos="8306"/>
             </w:tabs>
-            <w:kinsoku w:val="0"/>
-            <w:wordWrap/>
-            <w:overflowPunct/>
-            <w:topLinePunct w:val="0"/>
-            <w:autoSpaceDE w:val="0"/>
-            <w:autoSpaceDN w:val="0"/>
-            <w:bidi w:val="0"/>
-            <w:adjustRightInd w:val="0"/>
-            <w:snapToGrid w:val="0"/>
-            <w:textAlignment w:val="baseline"/>
           </w:pPr>
           <w:r>
             <w:fldChar w:fldCharType="begin"/>
           </w:r>
           <w:r>
-            <w:instrText xml:space="preserve"> HYPERLINK \l _Toc18899 </w:instrText>
+            <w:instrText xml:space="preserve"> HYPERLINK \l _Toc23754 </w:instrText>
           </w:r>
           <w:r>
             <w:fldChar w:fldCharType="separate"/>
@@ -3196,9 +3158,11 @@
           <w:r>
             <w:rPr>
               <w:rFonts w:hint="default"/>
-              <w:lang w:val="en-US" w:eastAsia="zh-CN"/>
             </w:rPr>
-            <w:t>3. 角色与职责</w:t>
+            <w:t xml:space="preserve">3. </w:t>
+          </w:r>
+          <w:r>
+            <w:t>人员招聘计划</w:t>
           </w:r>
           <w:r>
             <w:tab/>
@@ -3207,7 +3171,7 @@
             <w:fldChar w:fldCharType="begin"/>
           </w:r>
           <w:r>
-            <w:instrText xml:space="preserve"> PAGEREF _Toc18899 \h </w:instrText>
+            <w:instrText xml:space="preserve"> PAGEREF _Toc23754 \h </w:instrText>
           </w:r>
           <w:r>
             <w:fldChar w:fldCharType="separate"/>
@@ -3225,29 +3189,15 @@
         <w:p>
           <w:pPr>
             <w:pStyle w:val="18"/>
-            <w:keepNext w:val="0"/>
-            <w:keepLines w:val="0"/>
-            <w:pageBreakBefore w:val="0"/>
-            <w:widowControl w:val="0"/>
             <w:tabs>
               <w:tab w:val="right" w:leader="dot" w:pos="8306"/>
             </w:tabs>
-            <w:kinsoku w:val="0"/>
-            <w:wordWrap/>
-            <w:overflowPunct/>
-            <w:topLinePunct w:val="0"/>
-            <w:autoSpaceDE w:val="0"/>
-            <w:autoSpaceDN w:val="0"/>
-            <w:bidi w:val="0"/>
-            <w:adjustRightInd w:val="0"/>
-            <w:snapToGrid w:val="0"/>
-            <w:textAlignment w:val="baseline"/>
           </w:pPr>
           <w:r>
             <w:fldChar w:fldCharType="begin"/>
           </w:r>
           <w:r>
-            <w:instrText xml:space="preserve"> HYPERLINK \l _Toc21843 </w:instrText>
+            <w:instrText xml:space="preserve"> HYPERLINK \l _Toc30210 </w:instrText>
           </w:r>
           <w:r>
             <w:fldChar w:fldCharType="separate"/>
@@ -3255,9 +3205,11 @@
           <w:r>
             <w:rPr>
               <w:rFonts w:hint="default"/>
-              <w:lang w:val="en-US" w:eastAsia="zh-CN"/>
             </w:rPr>
-            <w:t>3.1. 综合管理部</w:t>
+            <w:t xml:space="preserve">3.1. </w:t>
+          </w:r>
+          <w:r>
+            <w:t>招聘总体安排</w:t>
           </w:r>
           <w:r>
             <w:tab/>
@@ -3266,7 +3218,7 @@
             <w:fldChar w:fldCharType="begin"/>
           </w:r>
           <w:r>
-            <w:instrText xml:space="preserve"> PAGEREF _Toc21843 \h </w:instrText>
+            <w:instrText xml:space="preserve"> PAGEREF _Toc30210 \h </w:instrText>
           </w:r>
           <w:r>
             <w:fldChar w:fldCharType="separate"/>
@@ -3284,29 +3236,15 @@
         <w:p>
           <w:pPr>
             <w:pStyle w:val="18"/>
-            <w:keepNext w:val="0"/>
-            <w:keepLines w:val="0"/>
-            <w:pageBreakBefore w:val="0"/>
-            <w:widowControl w:val="0"/>
             <w:tabs>
               <w:tab w:val="right" w:leader="dot" w:pos="8306"/>
             </w:tabs>
-            <w:kinsoku w:val="0"/>
-            <w:wordWrap/>
-            <w:overflowPunct/>
-            <w:topLinePunct w:val="0"/>
-            <w:autoSpaceDE w:val="0"/>
-            <w:autoSpaceDN w:val="0"/>
-            <w:bidi w:val="0"/>
-            <w:adjustRightInd w:val="0"/>
-            <w:snapToGrid w:val="0"/>
-            <w:textAlignment w:val="baseline"/>
           </w:pPr>
           <w:r>
             <w:fldChar w:fldCharType="begin"/>
           </w:r>
           <w:r>
-            <w:instrText xml:space="preserve"> HYPERLINK \l _Toc1839 </w:instrText>
+            <w:instrText xml:space="preserve"> HYPERLINK \l _Toc3318 </w:instrText>
           </w:r>
           <w:r>
             <w:fldChar w:fldCharType="separate"/>
@@ -3314,9 +3252,11 @@
           <w:r>
             <w:rPr>
               <w:rFonts w:hint="default"/>
-              <w:lang w:val="en-US" w:eastAsia="zh-CN"/>
             </w:rPr>
-            <w:t>3.2. 用人部门</w:t>
+            <w:t xml:space="preserve">3.2. </w:t>
+          </w:r>
+          <w:r>
+            <w:t>招聘计划执行跟踪</w:t>
           </w:r>
           <w:r>
             <w:tab/>
@@ -3325,72 +3265,13 @@
             <w:fldChar w:fldCharType="begin"/>
           </w:r>
           <w:r>
-            <w:instrText xml:space="preserve"> PAGEREF _Toc1839 \h </w:instrText>
+            <w:instrText xml:space="preserve"> PAGEREF _Toc3318 \h </w:instrText>
           </w:r>
           <w:r>
             <w:fldChar w:fldCharType="separate"/>
           </w:r>
           <w:r>
-            <w:t>5</w:t>
-          </w:r>
-          <w:r>
-            <w:fldChar w:fldCharType="end"/>
-          </w:r>
-          <w:r>
-            <w:fldChar w:fldCharType="end"/>
-          </w:r>
-        </w:p>
-        <w:p>
-          <w:pPr>
-            <w:pStyle w:val="18"/>
-            <w:keepNext w:val="0"/>
-            <w:keepLines w:val="0"/>
-            <w:pageBreakBefore w:val="0"/>
-            <w:widowControl w:val="0"/>
-            <w:tabs>
-              <w:tab w:val="right" w:leader="dot" w:pos="8306"/>
-            </w:tabs>
-            <w:kinsoku w:val="0"/>
-            <w:wordWrap/>
-            <w:overflowPunct/>
-            <w:topLinePunct w:val="0"/>
-            <w:autoSpaceDE w:val="0"/>
-            <w:autoSpaceDN w:val="0"/>
-            <w:bidi w:val="0"/>
-            <w:adjustRightInd w:val="0"/>
-            <w:snapToGrid w:val="0"/>
-            <w:textAlignment w:val="baseline"/>
-          </w:pPr>
-          <w:r>
-            <w:fldChar w:fldCharType="begin"/>
-          </w:r>
-          <w:r>
-            <w:instrText xml:space="preserve"> HYPERLINK \l _Toc23733 </w:instrText>
-          </w:r>
-          <w:r>
-            <w:fldChar w:fldCharType="separate"/>
-          </w:r>
-          <w:r>
-            <w:rPr>
-              <w:rFonts w:hint="default"/>
-              <w:lang w:val="en-US" w:eastAsia="zh-CN"/>
-            </w:rPr>
-            <w:t>3.3. 管理层</w:t>
-          </w:r>
-          <w:r>
-            <w:tab/>
-          </w:r>
-          <w:r>
-            <w:fldChar w:fldCharType="begin"/>
-          </w:r>
-          <w:r>
-            <w:instrText xml:space="preserve"> PAGEREF _Toc23733 \h </w:instrText>
-          </w:r>
-          <w:r>
-            <w:fldChar w:fldCharType="separate"/>
-          </w:r>
-          <w:r>
-            <w:t>5</w:t>
+            <w:t>6</w:t>
           </w:r>
           <w:r>
             <w:fldChar w:fldCharType="end"/>
@@ -3402,29 +3283,15 @@
         <w:p>
           <w:pPr>
             <w:pStyle w:val="16"/>
-            <w:keepNext w:val="0"/>
-            <w:keepLines w:val="0"/>
-            <w:pageBreakBefore w:val="0"/>
-            <w:widowControl w:val="0"/>
             <w:tabs>
               <w:tab w:val="right" w:leader="dot" w:pos="8306"/>
             </w:tabs>
-            <w:kinsoku w:val="0"/>
-            <w:wordWrap/>
-            <w:overflowPunct/>
-            <w:topLinePunct w:val="0"/>
-            <w:autoSpaceDE w:val="0"/>
-            <w:autoSpaceDN w:val="0"/>
-            <w:bidi w:val="0"/>
-            <w:adjustRightInd w:val="0"/>
-            <w:snapToGrid w:val="0"/>
-            <w:textAlignment w:val="baseline"/>
           </w:pPr>
           <w:r>
             <w:fldChar w:fldCharType="begin"/>
           </w:r>
           <w:r>
-            <w:instrText xml:space="preserve"> HYPERLINK \l _Toc8770 </w:instrText>
+            <w:instrText xml:space="preserve"> HYPERLINK \l _Toc30259 </w:instrText>
           </w:r>
           <w:r>
             <w:fldChar w:fldCharType="separate"/>
@@ -3432,9 +3299,11 @@
           <w:r>
             <w:rPr>
               <w:rFonts w:hint="default"/>
-              <w:lang w:val="en-US" w:eastAsia="zh-CN"/>
             </w:rPr>
-            <w:t>4. 招聘流程</w:t>
+            <w:t xml:space="preserve">4. </w:t>
+          </w:r>
+          <w:r>
+            <w:t>人员储备计划</w:t>
           </w:r>
           <w:r>
             <w:tab/>
@@ -3443,7 +3312,7 @@
             <w:fldChar w:fldCharType="begin"/>
           </w:r>
           <w:r>
-            <w:instrText xml:space="preserve"> PAGEREF _Toc8770 \h </w:instrText>
+            <w:instrText xml:space="preserve"> PAGEREF _Toc30259 \h </w:instrText>
           </w:r>
           <w:r>
             <w:fldChar w:fldCharType="separate"/>
@@ -3461,29 +3330,15 @@
         <w:p>
           <w:pPr>
             <w:pStyle w:val="18"/>
-            <w:keepNext w:val="0"/>
-            <w:keepLines w:val="0"/>
-            <w:pageBreakBefore w:val="0"/>
-            <w:widowControl w:val="0"/>
             <w:tabs>
               <w:tab w:val="right" w:leader="dot" w:pos="8306"/>
             </w:tabs>
-            <w:kinsoku w:val="0"/>
-            <w:wordWrap/>
-            <w:overflowPunct/>
-            <w:topLinePunct w:val="0"/>
-            <w:autoSpaceDE w:val="0"/>
-            <w:autoSpaceDN w:val="0"/>
-            <w:bidi w:val="0"/>
-            <w:adjustRightInd w:val="0"/>
-            <w:snapToGrid w:val="0"/>
-            <w:textAlignment w:val="baseline"/>
           </w:pPr>
           <w:r>
             <w:fldChar w:fldCharType="begin"/>
           </w:r>
           <w:r>
-            <w:instrText xml:space="preserve"> HYPERLINK \l _Toc10478 </w:instrText>
+            <w:instrText xml:space="preserve"> HYPERLINK \l _Toc28255 </w:instrText>
           </w:r>
           <w:r>
             <w:fldChar w:fldCharType="separate"/>
@@ -3491,9 +3346,11 @@
           <w:r>
             <w:rPr>
               <w:rFonts w:hint="default"/>
-              <w:lang w:val="en-US" w:eastAsia="zh-CN"/>
             </w:rPr>
-            <w:t>4.1. 需求申请</w:t>
+            <w:t xml:space="preserve">4.1. </w:t>
+          </w:r>
+          <w:r>
+            <w:t>储备总体安排</w:t>
           </w:r>
           <w:r>
             <w:tab/>
@@ -3502,7 +3359,7 @@
             <w:fldChar w:fldCharType="begin"/>
           </w:r>
           <w:r>
-            <w:instrText xml:space="preserve"> PAGEREF _Toc10478 \h </w:instrText>
+            <w:instrText xml:space="preserve"> PAGEREF _Toc28255 \h </w:instrText>
           </w:r>
           <w:r>
             <w:fldChar w:fldCharType="separate"/>
@@ -3520,29 +3377,15 @@
         <w:p>
           <w:pPr>
             <w:pStyle w:val="18"/>
-            <w:keepNext w:val="0"/>
-            <w:keepLines w:val="0"/>
-            <w:pageBreakBefore w:val="0"/>
-            <w:widowControl w:val="0"/>
             <w:tabs>
               <w:tab w:val="right" w:leader="dot" w:pos="8306"/>
             </w:tabs>
-            <w:kinsoku w:val="0"/>
-            <w:wordWrap/>
-            <w:overflowPunct/>
-            <w:topLinePunct w:val="0"/>
-            <w:autoSpaceDE w:val="0"/>
-            <w:autoSpaceDN w:val="0"/>
-            <w:bidi w:val="0"/>
-            <w:adjustRightInd w:val="0"/>
-            <w:snapToGrid w:val="0"/>
-            <w:textAlignment w:val="baseline"/>
           </w:pPr>
           <w:r>
             <w:fldChar w:fldCharType="begin"/>
           </w:r>
           <w:r>
-            <w:instrText xml:space="preserve"> HYPERLINK \l _Toc20959 </w:instrText>
+            <w:instrText xml:space="preserve"> HYPERLINK \l _Toc28580 </w:instrText>
           </w:r>
           <w:r>
             <w:fldChar w:fldCharType="separate"/>
@@ -3550,9 +3393,11 @@
           <w:r>
             <w:rPr>
               <w:rFonts w:hint="default"/>
-              <w:lang w:val="en-US" w:eastAsia="zh-CN"/>
             </w:rPr>
-            <w:t>4.2. 内部招聘流程</w:t>
+            <w:t xml:space="preserve">4.2. </w:t>
+          </w:r>
+          <w:r>
+            <w:t>储备计划执行跟踪</w:t>
           </w:r>
           <w:r>
             <w:tab/>
@@ -3561,13 +3406,13 @@
             <w:fldChar w:fldCharType="begin"/>
           </w:r>
           <w:r>
-            <w:instrText xml:space="preserve"> PAGEREF _Toc20959 \h </w:instrText>
+            <w:instrText xml:space="preserve"> PAGEREF _Toc28580 \h </w:instrText>
           </w:r>
           <w:r>
             <w:fldChar w:fldCharType="separate"/>
           </w:r>
           <w:r>
-            <w:t>6</w:t>
+            <w:t>7</w:t>
           </w:r>
           <w:r>
             <w:fldChar w:fldCharType="end"/>
@@ -3578,30 +3423,16 @@
         </w:p>
         <w:p>
           <w:pPr>
-            <w:pStyle w:val="18"/>
-            <w:keepNext w:val="0"/>
-            <w:keepLines w:val="0"/>
-            <w:pageBreakBefore w:val="0"/>
-            <w:widowControl w:val="0"/>
+            <w:pStyle w:val="16"/>
             <w:tabs>
               <w:tab w:val="right" w:leader="dot" w:pos="8306"/>
             </w:tabs>
-            <w:kinsoku w:val="0"/>
-            <w:wordWrap/>
-            <w:overflowPunct/>
-            <w:topLinePunct w:val="0"/>
-            <w:autoSpaceDE w:val="0"/>
-            <w:autoSpaceDN w:val="0"/>
-            <w:bidi w:val="0"/>
-            <w:adjustRightInd w:val="0"/>
-            <w:snapToGrid w:val="0"/>
-            <w:textAlignment w:val="baseline"/>
           </w:pPr>
           <w:r>
             <w:fldChar w:fldCharType="begin"/>
           </w:r>
           <w:r>
-            <w:instrText xml:space="preserve"> HYPERLINK \l _Toc5984 </w:instrText>
+            <w:instrText xml:space="preserve"> HYPERLINK \l _Toc24107 </w:instrText>
           </w:r>
           <w:r>
             <w:fldChar w:fldCharType="separate"/>
@@ -3609,9 +3440,11 @@
           <w:r>
             <w:rPr>
               <w:rFonts w:hint="default"/>
-              <w:lang w:val="en-US" w:eastAsia="zh-CN"/>
             </w:rPr>
-            <w:t>4.3. 外部招聘流程</w:t>
+            <w:t xml:space="preserve">5. </w:t>
+          </w:r>
+          <w:r>
+            <w:t>人员培训计划</w:t>
           </w:r>
           <w:r>
             <w:tab/>
@@ -3620,7 +3453,7 @@
             <w:fldChar w:fldCharType="begin"/>
           </w:r>
           <w:r>
-            <w:instrText xml:space="preserve"> PAGEREF _Toc5984 \h </w:instrText>
+            <w:instrText xml:space="preserve"> PAGEREF _Toc24107 \h </w:instrText>
           </w:r>
           <w:r>
             <w:fldChar w:fldCharType="separate"/>
@@ -3638,29 +3471,15 @@
         <w:p>
           <w:pPr>
             <w:pStyle w:val="18"/>
-            <w:keepNext w:val="0"/>
-            <w:keepLines w:val="0"/>
-            <w:pageBreakBefore w:val="0"/>
-            <w:widowControl w:val="0"/>
             <w:tabs>
               <w:tab w:val="right" w:leader="dot" w:pos="8306"/>
             </w:tabs>
-            <w:kinsoku w:val="0"/>
-            <w:wordWrap/>
-            <w:overflowPunct/>
-            <w:topLinePunct w:val="0"/>
-            <w:autoSpaceDE w:val="0"/>
-            <w:autoSpaceDN w:val="0"/>
-            <w:bidi w:val="0"/>
-            <w:adjustRightInd w:val="0"/>
-            <w:snapToGrid w:val="0"/>
-            <w:textAlignment w:val="baseline"/>
           </w:pPr>
           <w:r>
             <w:fldChar w:fldCharType="begin"/>
           </w:r>
           <w:r>
-            <w:instrText xml:space="preserve"> HYPERLINK \l _Toc24657 </w:instrText>
+            <w:instrText xml:space="preserve"> HYPERLINK \l _Toc27775 </w:instrText>
           </w:r>
           <w:r>
             <w:fldChar w:fldCharType="separate"/>
@@ -3668,9 +3487,11 @@
           <w:r>
             <w:rPr>
               <w:rFonts w:hint="default"/>
-              <w:lang w:val="en-US" w:eastAsia="zh-CN"/>
             </w:rPr>
-            <w:t>4.4. 内部员工推荐</w:t>
+            <w:t xml:space="preserve">5.1. </w:t>
+          </w:r>
+          <w:r>
+            <w:t>培训总体安排</w:t>
           </w:r>
           <w:r>
             <w:tab/>
@@ -3679,66 +3500,7 @@
             <w:fldChar w:fldCharType="begin"/>
           </w:r>
           <w:r>
-            <w:instrText xml:space="preserve"> PAGEREF _Toc24657 \h </w:instrText>
-          </w:r>
-          <w:r>
-            <w:fldChar w:fldCharType="separate"/>
-          </w:r>
-          <w:r>
-            <w:t>7</w:t>
-          </w:r>
-          <w:r>
-            <w:fldChar w:fldCharType="end"/>
-          </w:r>
-          <w:r>
-            <w:fldChar w:fldCharType="end"/>
-          </w:r>
-        </w:p>
-        <w:p>
-          <w:pPr>
-            <w:pStyle w:val="16"/>
-            <w:keepNext w:val="0"/>
-            <w:keepLines w:val="0"/>
-            <w:pageBreakBefore w:val="0"/>
-            <w:widowControl w:val="0"/>
-            <w:tabs>
-              <w:tab w:val="right" w:leader="dot" w:pos="8306"/>
-            </w:tabs>
-            <w:kinsoku w:val="0"/>
-            <w:wordWrap/>
-            <w:overflowPunct/>
-            <w:topLinePunct w:val="0"/>
-            <w:autoSpaceDE w:val="0"/>
-            <w:autoSpaceDN w:val="0"/>
-            <w:bidi w:val="0"/>
-            <w:adjustRightInd w:val="0"/>
-            <w:snapToGrid w:val="0"/>
-            <w:textAlignment w:val="baseline"/>
-          </w:pPr>
-          <w:r>
-            <w:fldChar w:fldCharType="begin"/>
-          </w:r>
-          <w:r>
-            <w:instrText xml:space="preserve"> HYPERLINK \l _Toc27089 </w:instrText>
-          </w:r>
-          <w:r>
-            <w:fldChar w:fldCharType="separate"/>
-          </w:r>
-          <w:r>
-            <w:rPr>
-              <w:rFonts w:hint="default"/>
-              <w:lang w:val="en-US" w:eastAsia="zh-CN"/>
-            </w:rPr>
-            <w:t>5. 面试流程</w:t>
-          </w:r>
-          <w:r>
-            <w:tab/>
-          </w:r>
-          <w:r>
-            <w:fldChar w:fldCharType="begin"/>
-          </w:r>
-          <w:r>
-            <w:instrText xml:space="preserve"> PAGEREF _Toc27089 \h </w:instrText>
+            <w:instrText xml:space="preserve"> PAGEREF _Toc27775 \h </w:instrText>
           </w:r>
           <w:r>
             <w:fldChar w:fldCharType="separate"/>
@@ -3756,29 +3518,15 @@
         <w:p>
           <w:pPr>
             <w:pStyle w:val="18"/>
-            <w:keepNext w:val="0"/>
-            <w:keepLines w:val="0"/>
-            <w:pageBreakBefore w:val="0"/>
-            <w:widowControl w:val="0"/>
             <w:tabs>
               <w:tab w:val="right" w:leader="dot" w:pos="8306"/>
             </w:tabs>
-            <w:kinsoku w:val="0"/>
-            <w:wordWrap/>
-            <w:overflowPunct/>
-            <w:topLinePunct w:val="0"/>
-            <w:autoSpaceDE w:val="0"/>
-            <w:autoSpaceDN w:val="0"/>
-            <w:bidi w:val="0"/>
-            <w:adjustRightInd w:val="0"/>
-            <w:snapToGrid w:val="0"/>
-            <w:textAlignment w:val="baseline"/>
           </w:pPr>
           <w:r>
             <w:fldChar w:fldCharType="begin"/>
           </w:r>
           <w:r>
-            <w:instrText xml:space="preserve"> HYPERLINK \l _Toc20042 </w:instrText>
+            <w:instrText xml:space="preserve"> HYPERLINK \l _Toc24824 </w:instrText>
           </w:r>
           <w:r>
             <w:fldChar w:fldCharType="separate"/>
@@ -3786,9 +3534,11 @@
           <w:r>
             <w:rPr>
               <w:rFonts w:hint="default"/>
-              <w:lang w:val="en-US" w:eastAsia="zh-CN"/>
             </w:rPr>
-            <w:t>5.1. 初试筛选</w:t>
+            <w:t xml:space="preserve">5.2. </w:t>
+          </w:r>
+          <w:r>
+            <w:t>培训预算汇总</w:t>
           </w:r>
           <w:r>
             <w:tab/>
@@ -3797,13 +3547,13 @@
             <w:fldChar w:fldCharType="begin"/>
           </w:r>
           <w:r>
-            <w:instrText xml:space="preserve"> PAGEREF _Toc20042 \h </w:instrText>
+            <w:instrText xml:space="preserve"> PAGEREF _Toc24824 \h </w:instrText>
           </w:r>
           <w:r>
             <w:fldChar w:fldCharType="separate"/>
           </w:r>
           <w:r>
-            <w:t>7</w:t>
+            <w:t>9</w:t>
           </w:r>
           <w:r>
             <w:fldChar w:fldCharType="end"/>
@@ -3815,29 +3565,15 @@
         <w:p>
           <w:pPr>
             <w:pStyle w:val="18"/>
-            <w:keepNext w:val="0"/>
-            <w:keepLines w:val="0"/>
-            <w:pageBreakBefore w:val="0"/>
-            <w:widowControl w:val="0"/>
             <w:tabs>
               <w:tab w:val="right" w:leader="dot" w:pos="8306"/>
             </w:tabs>
-            <w:kinsoku w:val="0"/>
-            <w:wordWrap/>
-            <w:overflowPunct/>
-            <w:topLinePunct w:val="0"/>
-            <w:autoSpaceDE w:val="0"/>
-            <w:autoSpaceDN w:val="0"/>
-            <w:bidi w:val="0"/>
-            <w:adjustRightInd w:val="0"/>
-            <w:snapToGrid w:val="0"/>
-            <w:textAlignment w:val="baseline"/>
           </w:pPr>
           <w:r>
             <w:fldChar w:fldCharType="begin"/>
           </w:r>
           <w:r>
-            <w:instrText xml:space="preserve"> HYPERLINK \l _Toc21542 </w:instrText>
+            <w:instrText xml:space="preserve"> HYPERLINK \l _Toc23969 </w:instrText>
           </w:r>
           <w:r>
             <w:fldChar w:fldCharType="separate"/>
@@ -3845,9 +3581,11 @@
           <w:r>
             <w:rPr>
               <w:rFonts w:hint="default"/>
-              <w:lang w:val="en-US" w:eastAsia="zh-CN"/>
             </w:rPr>
-            <w:t>5.2. 复试</w:t>
+            <w:t xml:space="preserve">5.3. </w:t>
+          </w:r>
+          <w:r>
+            <w:t>培训计划执行跟踪</w:t>
           </w:r>
           <w:r>
             <w:tab/>
@@ -3856,243 +3594,7 @@
             <w:fldChar w:fldCharType="begin"/>
           </w:r>
           <w:r>
-            <w:instrText xml:space="preserve"> PAGEREF _Toc21542 \h </w:instrText>
-          </w:r>
-          <w:r>
-            <w:fldChar w:fldCharType="separate"/>
-          </w:r>
-          <w:r>
-            <w:t>8</w:t>
-          </w:r>
-          <w:r>
-            <w:fldChar w:fldCharType="end"/>
-          </w:r>
-          <w:r>
-            <w:fldChar w:fldCharType="end"/>
-          </w:r>
-        </w:p>
-        <w:p>
-          <w:pPr>
-            <w:pStyle w:val="18"/>
-            <w:keepNext w:val="0"/>
-            <w:keepLines w:val="0"/>
-            <w:pageBreakBefore w:val="0"/>
-            <w:widowControl w:val="0"/>
-            <w:tabs>
-              <w:tab w:val="right" w:leader="dot" w:pos="8306"/>
-            </w:tabs>
-            <w:kinsoku w:val="0"/>
-            <w:wordWrap/>
-            <w:overflowPunct/>
-            <w:topLinePunct w:val="0"/>
-            <w:autoSpaceDE w:val="0"/>
-            <w:autoSpaceDN w:val="0"/>
-            <w:bidi w:val="0"/>
-            <w:adjustRightInd w:val="0"/>
-            <w:snapToGrid w:val="0"/>
-            <w:textAlignment w:val="baseline"/>
-          </w:pPr>
-          <w:r>
-            <w:fldChar w:fldCharType="begin"/>
-          </w:r>
-          <w:r>
-            <w:instrText xml:space="preserve"> HYPERLINK \l _Toc17961 </w:instrText>
-          </w:r>
-          <w:r>
-            <w:fldChar w:fldCharType="separate"/>
-          </w:r>
-          <w:r>
-            <w:rPr>
-              <w:rFonts w:hint="default"/>
-              <w:lang w:val="en-US" w:eastAsia="zh-CN"/>
-            </w:rPr>
-            <w:t>5.3. 录用审批</w:t>
-          </w:r>
-          <w:r>
-            <w:tab/>
-          </w:r>
-          <w:r>
-            <w:fldChar w:fldCharType="begin"/>
-          </w:r>
-          <w:r>
-            <w:instrText xml:space="preserve"> PAGEREF _Toc17961 \h </w:instrText>
-          </w:r>
-          <w:r>
-            <w:fldChar w:fldCharType="separate"/>
-          </w:r>
-          <w:r>
-            <w:t>8</w:t>
-          </w:r>
-          <w:r>
-            <w:fldChar w:fldCharType="end"/>
-          </w:r>
-          <w:r>
-            <w:fldChar w:fldCharType="end"/>
-          </w:r>
-        </w:p>
-        <w:p>
-          <w:pPr>
-            <w:pStyle w:val="16"/>
-            <w:keepNext w:val="0"/>
-            <w:keepLines w:val="0"/>
-            <w:pageBreakBefore w:val="0"/>
-            <w:widowControl w:val="0"/>
-            <w:tabs>
-              <w:tab w:val="right" w:leader="dot" w:pos="8306"/>
-            </w:tabs>
-            <w:kinsoku w:val="0"/>
-            <w:wordWrap/>
-            <w:overflowPunct/>
-            <w:topLinePunct w:val="0"/>
-            <w:autoSpaceDE w:val="0"/>
-            <w:autoSpaceDN w:val="0"/>
-            <w:bidi w:val="0"/>
-            <w:adjustRightInd w:val="0"/>
-            <w:snapToGrid w:val="0"/>
-            <w:textAlignment w:val="baseline"/>
-          </w:pPr>
-          <w:r>
-            <w:fldChar w:fldCharType="begin"/>
-          </w:r>
-          <w:r>
-            <w:instrText xml:space="preserve"> HYPERLINK \l _Toc19725 </w:instrText>
-          </w:r>
-          <w:r>
-            <w:fldChar w:fldCharType="separate"/>
-          </w:r>
-          <w:r>
-            <w:rPr>
-              <w:rFonts w:hint="default"/>
-              <w:lang w:val="en-US" w:eastAsia="zh-CN"/>
-            </w:rPr>
-            <w:t>6. 入职管理</w:t>
-          </w:r>
-          <w:r>
-            <w:tab/>
-          </w:r>
-          <w:r>
-            <w:fldChar w:fldCharType="begin"/>
-          </w:r>
-          <w:r>
-            <w:instrText xml:space="preserve"> PAGEREF _Toc19725 \h </w:instrText>
-          </w:r>
-          <w:r>
-            <w:fldChar w:fldCharType="separate"/>
-          </w:r>
-          <w:r>
-            <w:t>8</w:t>
-          </w:r>
-          <w:r>
-            <w:fldChar w:fldCharType="end"/>
-          </w:r>
-          <w:r>
-            <w:fldChar w:fldCharType="end"/>
-          </w:r>
-        </w:p>
-        <w:p>
-          <w:pPr>
-            <w:pStyle w:val="18"/>
-            <w:keepNext w:val="0"/>
-            <w:keepLines w:val="0"/>
-            <w:pageBreakBefore w:val="0"/>
-            <w:widowControl w:val="0"/>
-            <w:tabs>
-              <w:tab w:val="right" w:leader="dot" w:pos="8306"/>
-            </w:tabs>
-            <w:kinsoku w:val="0"/>
-            <w:wordWrap/>
-            <w:overflowPunct/>
-            <w:topLinePunct w:val="0"/>
-            <w:autoSpaceDE w:val="0"/>
-            <w:autoSpaceDN w:val="0"/>
-            <w:bidi w:val="0"/>
-            <w:adjustRightInd w:val="0"/>
-            <w:snapToGrid w:val="0"/>
-            <w:textAlignment w:val="baseline"/>
-          </w:pPr>
-          <w:r>
-            <w:fldChar w:fldCharType="begin"/>
-          </w:r>
-          <w:r>
-            <w:instrText xml:space="preserve"> HYPERLINK \l _Toc10888 </w:instrText>
-          </w:r>
-          <w:r>
-            <w:fldChar w:fldCharType="separate"/>
-          </w:r>
-          <w:r>
-            <w:rPr>
-              <w:rFonts w:hint="default"/>
-              <w:lang w:val="en-US" w:eastAsia="zh-CN"/>
-            </w:rPr>
-            <w:t>6.1. 新员工到岗前的准备工作</w:t>
-          </w:r>
-          <w:r>
-            <w:tab/>
-          </w:r>
-          <w:r>
-            <w:fldChar w:fldCharType="begin"/>
-          </w:r>
-          <w:r>
-            <w:instrText xml:space="preserve"> PAGEREF _Toc10888 \h </w:instrText>
-          </w:r>
-          <w:r>
-            <w:fldChar w:fldCharType="separate"/>
-          </w:r>
-          <w:r>
-            <w:t>8</w:t>
-          </w:r>
-          <w:r>
-            <w:fldChar w:fldCharType="end"/>
-          </w:r>
-          <w:r>
-            <w:fldChar w:fldCharType="end"/>
-          </w:r>
-        </w:p>
-        <w:p>
-          <w:pPr>
-            <w:pStyle w:val="18"/>
-            <w:keepNext w:val="0"/>
-            <w:keepLines w:val="0"/>
-            <w:pageBreakBefore w:val="0"/>
-            <w:widowControl w:val="0"/>
-            <w:tabs>
-              <w:tab w:val="right" w:leader="dot" w:pos="8306"/>
-            </w:tabs>
-            <w:kinsoku w:val="0"/>
-            <w:wordWrap/>
-            <w:overflowPunct/>
-            <w:topLinePunct w:val="0"/>
-            <w:autoSpaceDE w:val="0"/>
-            <w:autoSpaceDN w:val="0"/>
-            <w:bidi w:val="0"/>
-            <w:adjustRightInd w:val="0"/>
-            <w:snapToGrid w:val="0"/>
-            <w:textAlignment w:val="baseline"/>
-          </w:pPr>
-          <w:r>
-            <w:fldChar w:fldCharType="begin"/>
-          </w:r>
-          <w:r>
-            <w:instrText xml:space="preserve"> HYPERLINK \l _Toc24786 </w:instrText>
-          </w:r>
-          <w:r>
-            <w:fldChar w:fldCharType="separate"/>
-          </w:r>
-          <w:r>
-            <w:rPr>
-              <w:rFonts w:hint="default"/>
-              <w:lang w:val="en-US" w:eastAsia="zh-CN"/>
-            </w:rPr>
-            <w:t>6.2. 新员工入职流程</w:t>
-          </w:r>
-          <w:r>
-            <w:tab/>
-          </w:r>
-          <w:r>
-            <w:fldChar w:fldCharType="begin"/>
-          </w:r>
-          <w:r>
-            <w:instrText xml:space="preserve"> PAGEREF _Toc24786 \h </w:instrText>
+            <w:instrText xml:space="preserve"> PAGEREF _Toc23969 \h </w:instrText>
           </w:r>
           <w:r>
             <w:fldChar w:fldCharType="separate"/>
@@ -4110,29 +3612,15 @@
         <w:p>
           <w:pPr>
             <w:pStyle w:val="16"/>
-            <w:keepNext w:val="0"/>
-            <w:keepLines w:val="0"/>
-            <w:pageBreakBefore w:val="0"/>
-            <w:widowControl w:val="0"/>
             <w:tabs>
               <w:tab w:val="right" w:leader="dot" w:pos="8306"/>
             </w:tabs>
-            <w:kinsoku w:val="0"/>
-            <w:wordWrap/>
-            <w:overflowPunct/>
-            <w:topLinePunct w:val="0"/>
-            <w:autoSpaceDE w:val="0"/>
-            <w:autoSpaceDN w:val="0"/>
-            <w:bidi w:val="0"/>
-            <w:adjustRightInd w:val="0"/>
-            <w:snapToGrid w:val="0"/>
-            <w:textAlignment w:val="baseline"/>
           </w:pPr>
           <w:r>
             <w:fldChar w:fldCharType="begin"/>
           </w:r>
           <w:r>
-            <w:instrText xml:space="preserve"> HYPERLINK \l _Toc8758 </w:instrText>
+            <w:instrText xml:space="preserve"> HYPERLINK \l _Toc28694 </w:instrText>
           </w:r>
           <w:r>
             <w:fldChar w:fldCharType="separate"/>
@@ -4140,9 +3628,11 @@
           <w:r>
             <w:rPr>
               <w:rFonts w:hint="default"/>
-              <w:lang w:val="en-US" w:eastAsia="zh-CN"/>
             </w:rPr>
-            <w:t>7. 试用期管理</w:t>
+            <w:t xml:space="preserve">6. </w:t>
+          </w:r>
+          <w:r>
+            <w:t>关键岗位备份计划</w:t>
           </w:r>
           <w:r>
             <w:tab/>
@@ -4151,7 +3641,7 @@
             <w:fldChar w:fldCharType="begin"/>
           </w:r>
           <w:r>
-            <w:instrText xml:space="preserve"> PAGEREF _Toc8758 \h </w:instrText>
+            <w:instrText xml:space="preserve"> PAGEREF _Toc28694 \h </w:instrText>
           </w:r>
           <w:r>
             <w:fldChar w:fldCharType="separate"/>
@@ -4168,30 +3658,16 @@
         </w:p>
         <w:p>
           <w:pPr>
-            <w:pStyle w:val="16"/>
-            <w:keepNext w:val="0"/>
-            <w:keepLines w:val="0"/>
-            <w:pageBreakBefore w:val="0"/>
-            <w:widowControl w:val="0"/>
+            <w:pStyle w:val="18"/>
             <w:tabs>
               <w:tab w:val="right" w:leader="dot" w:pos="8306"/>
             </w:tabs>
-            <w:kinsoku w:val="0"/>
-            <w:wordWrap/>
-            <w:overflowPunct/>
-            <w:topLinePunct w:val="0"/>
-            <w:autoSpaceDE w:val="0"/>
-            <w:autoSpaceDN w:val="0"/>
-            <w:bidi w:val="0"/>
-            <w:adjustRightInd w:val="0"/>
-            <w:snapToGrid w:val="0"/>
-            <w:textAlignment w:val="baseline"/>
           </w:pPr>
           <w:r>
             <w:fldChar w:fldCharType="begin"/>
           </w:r>
           <w:r>
-            <w:instrText xml:space="preserve"> HYPERLINK \l _Toc32750 </w:instrText>
+            <w:instrText xml:space="preserve"> HYPERLINK \l _Toc7004 </w:instrText>
           </w:r>
           <w:r>
             <w:fldChar w:fldCharType="separate"/>
@@ -4199,9 +3675,11 @@
           <w:r>
             <w:rPr>
               <w:rFonts w:hint="default"/>
-              <w:lang w:val="en-US" w:eastAsia="zh-CN"/>
             </w:rPr>
-            <w:t>8. 正式聘用</w:t>
+            <w:t xml:space="preserve">6.1. </w:t>
+          </w:r>
+          <w:r>
+            <w:t>备份总体安排</w:t>
           </w:r>
           <w:r>
             <w:tab/>
@@ -4210,7 +3688,54 @@
             <w:fldChar w:fldCharType="begin"/>
           </w:r>
           <w:r>
-            <w:instrText xml:space="preserve"> PAGEREF _Toc32750 \h </w:instrText>
+            <w:instrText xml:space="preserve"> PAGEREF _Toc7004 \h </w:instrText>
+          </w:r>
+          <w:r>
+            <w:fldChar w:fldCharType="separate"/>
+          </w:r>
+          <w:r>
+            <w:t>9</w:t>
+          </w:r>
+          <w:r>
+            <w:fldChar w:fldCharType="end"/>
+          </w:r>
+          <w:r>
+            <w:fldChar w:fldCharType="end"/>
+          </w:r>
+        </w:p>
+        <w:p>
+          <w:pPr>
+            <w:pStyle w:val="18"/>
+            <w:tabs>
+              <w:tab w:val="right" w:leader="dot" w:pos="8306"/>
+            </w:tabs>
+          </w:pPr>
+          <w:r>
+            <w:fldChar w:fldCharType="begin"/>
+          </w:r>
+          <w:r>
+            <w:instrText xml:space="preserve"> HYPERLINK \l _Toc15817 </w:instrText>
+          </w:r>
+          <w:r>
+            <w:fldChar w:fldCharType="separate"/>
+          </w:r>
+          <w:r>
+            <w:rPr>
+              <w:rFonts w:hint="default"/>
+            </w:rPr>
+            <w:t xml:space="preserve">6.2. </w:t>
+          </w:r>
+          <w:r>
+            <w:t>备份方式说明</w:t>
+          </w:r>
+          <w:r>
+            <w:tab/>
+          </w:r>
+          <w:r>
+            <w:fldChar w:fldCharType="begin"/>
+          </w:r>
+          <w:r>
+            <w:instrText xml:space="preserve"> PAGEREF _Toc15817 \h </w:instrText>
           </w:r>
           <w:r>
             <w:fldChar w:fldCharType="separate"/>
@@ -4228,29 +3753,15 @@
         <w:p>
           <w:pPr>
             <w:pStyle w:val="18"/>
-            <w:keepNext w:val="0"/>
-            <w:keepLines w:val="0"/>
-            <w:pageBreakBefore w:val="0"/>
-            <w:widowControl w:val="0"/>
             <w:tabs>
               <w:tab w:val="right" w:leader="dot" w:pos="8306"/>
             </w:tabs>
-            <w:kinsoku w:val="0"/>
-            <w:wordWrap/>
-            <w:overflowPunct/>
-            <w:topLinePunct w:val="0"/>
-            <w:autoSpaceDE w:val="0"/>
-            <w:autoSpaceDN w:val="0"/>
-            <w:bidi w:val="0"/>
-            <w:adjustRightInd w:val="0"/>
-            <w:snapToGrid w:val="0"/>
-            <w:textAlignment w:val="baseline"/>
           </w:pPr>
           <w:r>
             <w:fldChar w:fldCharType="begin"/>
           </w:r>
           <w:r>
-            <w:instrText xml:space="preserve"> HYPERLINK \l _Toc21771 </w:instrText>
+            <w:instrText xml:space="preserve"> HYPERLINK \l _Toc17715 </w:instrText>
           </w:r>
           <w:r>
             <w:fldChar w:fldCharType="separate"/>
@@ -4258,9 +3769,11 @@
           <w:r>
             <w:rPr>
               <w:rFonts w:hint="default"/>
-              <w:lang w:val="en-US" w:eastAsia="zh-CN"/>
             </w:rPr>
-            <w:t>8.1. 试用期跟踪</w:t>
+            <w:t xml:space="preserve">6.3. </w:t>
+          </w:r>
+          <w:r>
+            <w:t>备份计划执行跟踪</w:t>
           </w:r>
           <w:r>
             <w:tab/>
@@ -4269,125 +3782,7 @@
             <w:fldChar w:fldCharType="begin"/>
           </w:r>
           <w:r>
-            <w:instrText xml:space="preserve"> PAGEREF _Toc21771 \h </w:instrText>
-          </w:r>
-          <w:r>
-            <w:fldChar w:fldCharType="separate"/>
-          </w:r>
-          <w:r>
-            <w:t>10</w:t>
-          </w:r>
-          <w:r>
-            <w:fldChar w:fldCharType="end"/>
-          </w:r>
-          <w:r>
-            <w:fldChar w:fldCharType="end"/>
-          </w:r>
-        </w:p>
-        <w:p>
-          <w:pPr>
-            <w:pStyle w:val="18"/>
-            <w:keepNext w:val="0"/>
-            <w:keepLines w:val="0"/>
-            <w:pageBreakBefore w:val="0"/>
-            <w:widowControl w:val="0"/>
-            <w:tabs>
-              <w:tab w:val="right" w:leader="dot" w:pos="8306"/>
-            </w:tabs>
-            <w:kinsoku w:val="0"/>
-            <w:wordWrap/>
-            <w:overflowPunct/>
-            <w:topLinePunct w:val="0"/>
-            <w:autoSpaceDE w:val="0"/>
-            <w:autoSpaceDN w:val="0"/>
-            <w:bidi w:val="0"/>
-            <w:adjustRightInd w:val="0"/>
-            <w:snapToGrid w:val="0"/>
-            <w:textAlignment w:val="baseline"/>
-          </w:pPr>
-          <w:r>
-            <w:fldChar w:fldCharType="begin"/>
-          </w:r>
-          <w:r>
-            <w:instrText xml:space="preserve"> HYPERLINK \l _Toc20249 </w:instrText>
-          </w:r>
-          <w:r>
-            <w:fldChar w:fldCharType="separate"/>
-          </w:r>
-          <w:r>
-            <w:rPr>
-              <w:rFonts w:hint="default"/>
-              <w:lang w:val="en-US" w:eastAsia="zh-CN"/>
-            </w:rPr>
-            <w:t>8.2. 转正申请</w:t>
-          </w:r>
-          <w:r>
-            <w:tab/>
-          </w:r>
-          <w:r>
-            <w:fldChar w:fldCharType="begin"/>
-          </w:r>
-          <w:r>
-            <w:instrText xml:space="preserve"> PAGEREF _Toc20249 \h </w:instrText>
-          </w:r>
-          <w:r>
-            <w:fldChar w:fldCharType="separate"/>
-          </w:r>
-          <w:r>
-            <w:t>10</w:t>
-          </w:r>
-          <w:r>
-            <w:fldChar w:fldCharType="end"/>
-          </w:r>
-          <w:r>
-            <w:fldChar w:fldCharType="end"/>
-          </w:r>
-        </w:p>
-        <w:p>
-          <w:pPr>
-            <w:pStyle w:val="18"/>
-            <w:keepNext w:val="0"/>
-            <w:keepLines w:val="0"/>
-            <w:pageBreakBefore w:val="0"/>
-            <w:widowControl w:val="0"/>
-            <w:tabs>
-              <w:tab w:val="right" w:leader="dot" w:pos="8306"/>
-            </w:tabs>
-            <w:kinsoku w:val="0"/>
-            <w:wordWrap/>
-            <w:overflowPunct/>
-            <w:topLinePunct w:val="0"/>
-            <w:autoSpaceDE w:val="0"/>
-            <w:autoSpaceDN w:val="0"/>
-            <w:bidi w:val="0"/>
-            <w:adjustRightInd w:val="0"/>
-            <w:snapToGrid w:val="0"/>
-            <w:textAlignment w:val="baseline"/>
-          </w:pPr>
-          <w:r>
-            <w:fldChar w:fldCharType="begin"/>
-          </w:r>
-          <w:r>
-            <w:instrText xml:space="preserve"> HYPERLINK \l _Toc26670 </w:instrText>
-          </w:r>
-          <w:r>
-            <w:fldChar w:fldCharType="separate"/>
-          </w:r>
-          <w:r>
-            <w:rPr>
-              <w:rFonts w:hint="default"/>
-              <w:lang w:val="en-US" w:eastAsia="zh-CN"/>
-            </w:rPr>
-            <w:t>8.3. 转正审批</w:t>
-          </w:r>
-          <w:r>
-            <w:tab/>
-          </w:r>
-          <w:r>
-            <w:fldChar w:fldCharType="begin"/>
-          </w:r>
-          <w:r>
-            <w:instrText xml:space="preserve"> PAGEREF _Toc26670 \h </w:instrText>
+            <w:instrText xml:space="preserve"> PAGEREF _Toc17715 \h </w:instrText>
           </w:r>
           <w:r>
             <w:fldChar w:fldCharType="separate"/>
@@ -4405,29 +3800,109 @@
         <w:p>
           <w:pPr>
             <w:pStyle w:val="16"/>
-            <w:keepNext w:val="0"/>
-            <w:keepLines w:val="0"/>
-            <w:pageBreakBefore w:val="0"/>
-            <w:widowControl w:val="0"/>
             <w:tabs>
               <w:tab w:val="right" w:leader="dot" w:pos="8306"/>
             </w:tabs>
-            <w:kinsoku w:val="0"/>
-            <w:wordWrap/>
-            <w:overflowPunct/>
-            <w:topLinePunct w:val="0"/>
-            <w:autoSpaceDE w:val="0"/>
-            <w:autoSpaceDN w:val="0"/>
-            <w:bidi w:val="0"/>
-            <w:adjustRightInd w:val="0"/>
-            <w:snapToGrid w:val="0"/>
-            <w:textAlignment w:val="baseline"/>
           </w:pPr>
           <w:r>
             <w:fldChar w:fldCharType="begin"/>
           </w:r>
           <w:r>
-            <w:instrText xml:space="preserve"> HYPERLINK \l _Toc27877 </w:instrText>
+            <w:instrText xml:space="preserve"> HYPERLINK \l _Toc4247 </w:instrText>
+          </w:r>
+          <w:r>
+            <w:fldChar w:fldCharType="separate"/>
+          </w:r>
+          <w:r>
+            <w:rPr>
+              <w:rFonts w:hint="default"/>
+            </w:rPr>
+            <w:t xml:space="preserve">7. </w:t>
+          </w:r>
+          <w:r>
+            <w:t>人员绩效考核计划</w:t>
+          </w:r>
+          <w:r>
+            <w:tab/>
+          </w:r>
+          <w:r>
+            <w:fldChar w:fldCharType="begin"/>
+          </w:r>
+          <w:r>
+            <w:instrText xml:space="preserve"> PAGEREF _Toc4247 \h </w:instrText>
+          </w:r>
+          <w:r>
+            <w:fldChar w:fldCharType="separate"/>
+          </w:r>
+          <w:r>
+            <w:t>11</w:t>
+          </w:r>
+          <w:r>
+            <w:fldChar w:fldCharType="end"/>
+          </w:r>
+          <w:r>
+            <w:fldChar w:fldCharType="end"/>
+          </w:r>
+        </w:p>
+        <w:p>
+          <w:pPr>
+            <w:pStyle w:val="18"/>
+            <w:tabs>
+              <w:tab w:val="right" w:leader="dot" w:pos="8306"/>
+            </w:tabs>
+          </w:pPr>
+          <w:r>
+            <w:fldChar w:fldCharType="begin"/>
+          </w:r>
+          <w:r>
+            <w:instrText xml:space="preserve"> HYPERLINK \l _Toc16503 </w:instrText>
+          </w:r>
+          <w:r>
+            <w:fldChar w:fldCharType="separate"/>
+          </w:r>
+          <w:r>
+            <w:rPr>
+              <w:rFonts w:hint="default"/>
+            </w:rPr>
+            <w:t xml:space="preserve">7.1. </w:t>
+          </w:r>
+          <w:r>
+            <w:t>考核周期</w:t>
+          </w:r>
+          <w:r>
+            <w:tab/>
+          </w:r>
+          <w:r>
+            <w:fldChar w:fldCharType="begin"/>
+          </w:r>
+          <w:r>
+            <w:instrText xml:space="preserve"> PAGEREF _Toc16503 \h </w:instrText>
+          </w:r>
+          <w:r>
+            <w:fldChar w:fldCharType="separate"/>
+          </w:r>
+          <w:r>
+            <w:t>11</w:t>
+          </w:r>
+          <w:r>
+            <w:fldChar w:fldCharType="end"/>
+          </w:r>
+          <w:r>
+            <w:fldChar w:fldCharType="end"/>
+          </w:r>
+        </w:p>
+        <w:p>
+          <w:pPr>
+            <w:pStyle w:val="18"/>
+            <w:tabs>
+              <w:tab w:val="right" w:leader="dot" w:pos="8306"/>
+            </w:tabs>
+          </w:pPr>
+          <w:r>
+            <w:fldChar w:fldCharType="begin"/>
+          </w:r>
+          <w:r>
+            <w:instrText xml:space="preserve"> HYPERLINK \l _Toc5598 </w:instrText>
           </w:r>
           <w:r>
             <w:fldChar w:fldCharType="separate"/>
@@ -4437,14 +3912,14 @@
               <w:rFonts w:hint="default"/>
               <w:lang w:val="en-US" w:eastAsia="zh-CN"/>
             </w:rPr>
-            <w:t xml:space="preserve">9. </w:t>
+            <w:t xml:space="preserve">7.2. </w:t>
           </w:r>
           <w:r>
             <w:rPr>
               <w:rFonts w:hint="eastAsia"/>
               <w:lang w:val="en-US" w:eastAsia="zh-CN"/>
             </w:rPr>
-            <w:t>KPI指标</w:t>
+            <w:t>绩效考核跟踪</w:t>
           </w:r>
           <w:r>
             <w:tab/>
@@ -4453,13 +3928,13 @@
             <w:fldChar w:fldCharType="begin"/>
           </w:r>
           <w:r>
-            <w:instrText xml:space="preserve"> PAGEREF _Toc27877 \h </w:instrText>
+            <w:instrText xml:space="preserve"> PAGEREF _Toc5598 \h </w:instrText>
           </w:r>
           <w:r>
             <w:fldChar w:fldCharType="separate"/>
           </w:r>
           <w:r>
-            <w:t>10</w:t>
+            <w:t>11</w:t>
           </w:r>
           <w:r>
             <w:fldChar w:fldCharType="end"/>
@@ -4471,29 +3946,15 @@
         <w:p>
           <w:pPr>
             <w:pStyle w:val="16"/>
-            <w:keepNext w:val="0"/>
-            <w:keepLines w:val="0"/>
-            <w:pageBreakBefore w:val="0"/>
-            <w:widowControl w:val="0"/>
             <w:tabs>
               <w:tab w:val="right" w:leader="dot" w:pos="8306"/>
             </w:tabs>
-            <w:kinsoku w:val="0"/>
-            <w:wordWrap/>
-            <w:overflowPunct/>
-            <w:topLinePunct w:val="0"/>
-            <w:autoSpaceDE w:val="0"/>
-            <w:autoSpaceDN w:val="0"/>
-            <w:bidi w:val="0"/>
-            <w:adjustRightInd w:val="0"/>
-            <w:snapToGrid w:val="0"/>
-            <w:textAlignment w:val="baseline"/>
           </w:pPr>
           <w:r>
             <w:fldChar w:fldCharType="begin"/>
           </w:r>
           <w:r>
-            <w:instrText xml:space="preserve"> HYPERLINK \l _Toc32202 </w:instrText>
+            <w:instrText xml:space="preserve"> HYPERLINK \l _Toc21759 </w:instrText>
           </w:r>
           <w:r>
             <w:fldChar w:fldCharType="separate"/>
@@ -4503,14 +3964,7 @@
               <w:rFonts w:hint="default"/>
               <w:lang w:val="en-US" w:eastAsia="zh-CN"/>
             </w:rPr>
-            <w:t xml:space="preserve">10. </w:t>
-          </w:r>
-          <w:r>
-            <w:rPr>
-              <w:rFonts w:hint="eastAsia"/>
-              <w:lang w:val="en-US" w:eastAsia="zh-CN"/>
-            </w:rPr>
-            <w:t>输出的文件和记录</w:t>
+            <w:t>8. 人员技能评定计划</w:t>
           </w:r>
           <w:r>
             <w:tab/>
@@ -4519,13 +3973,369 @@
             <w:fldChar w:fldCharType="begin"/>
           </w:r>
           <w:r>
-            <w:instrText xml:space="preserve"> PAGEREF _Toc32202 \h </w:instrText>
+            <w:instrText xml:space="preserve"> PAGEREF _Toc21759 \h </w:instrText>
           </w:r>
           <w:r>
             <w:fldChar w:fldCharType="separate"/>
           </w:r>
           <w:r>
             <w:t>11</w:t>
+          </w:r>
+          <w:r>
+            <w:fldChar w:fldCharType="end"/>
+          </w:r>
+          <w:r>
+            <w:fldChar w:fldCharType="end"/>
+          </w:r>
+        </w:p>
+        <w:p>
+          <w:pPr>
+            <w:pStyle w:val="18"/>
+            <w:tabs>
+              <w:tab w:val="right" w:leader="dot" w:pos="8306"/>
+            </w:tabs>
+          </w:pPr>
+          <w:r>
+            <w:fldChar w:fldCharType="begin"/>
+          </w:r>
+          <w:r>
+            <w:instrText xml:space="preserve"> HYPERLINK \l _Toc20046 </w:instrText>
+          </w:r>
+          <w:r>
+            <w:fldChar w:fldCharType="separate"/>
+          </w:r>
+          <w:r>
+            <w:rPr>
+              <w:rFonts w:hint="default"/>
+              <w:lang w:val="en-US" w:eastAsia="zh-CN"/>
+            </w:rPr>
+            <w:t>8.1. 评定周期</w:t>
+          </w:r>
+          <w:r>
+            <w:tab/>
+          </w:r>
+          <w:r>
+            <w:fldChar w:fldCharType="begin"/>
+          </w:r>
+          <w:r>
+            <w:instrText xml:space="preserve"> PAGEREF _Toc20046 \h </w:instrText>
+          </w:r>
+          <w:r>
+            <w:fldChar w:fldCharType="separate"/>
+          </w:r>
+          <w:r>
+            <w:t>12</w:t>
+          </w:r>
+          <w:r>
+            <w:fldChar w:fldCharType="end"/>
+          </w:r>
+          <w:r>
+            <w:fldChar w:fldCharType="end"/>
+          </w:r>
+        </w:p>
+        <w:p>
+          <w:pPr>
+            <w:pStyle w:val="18"/>
+            <w:tabs>
+              <w:tab w:val="right" w:leader="dot" w:pos="8306"/>
+            </w:tabs>
+          </w:pPr>
+          <w:r>
+            <w:fldChar w:fldCharType="begin"/>
+          </w:r>
+          <w:r>
+            <w:instrText xml:space="preserve"> HYPERLINK \l _Toc8256 </w:instrText>
+          </w:r>
+          <w:r>
+            <w:fldChar w:fldCharType="separate"/>
+          </w:r>
+          <w:r>
+            <w:rPr>
+              <w:rFonts w:hint="default"/>
+              <w:lang w:val="en-US" w:eastAsia="zh-CN"/>
+            </w:rPr>
+            <w:t>8.2. 技能等级</w:t>
+          </w:r>
+          <w:r>
+            <w:tab/>
+          </w:r>
+          <w:r>
+            <w:fldChar w:fldCharType="begin"/>
+          </w:r>
+          <w:r>
+            <w:instrText xml:space="preserve"> PAGEREF _Toc8256 \h </w:instrText>
+          </w:r>
+          <w:r>
+            <w:fldChar w:fldCharType="separate"/>
+          </w:r>
+          <w:r>
+            <w:t>12</w:t>
+          </w:r>
+          <w:r>
+            <w:fldChar w:fldCharType="end"/>
+          </w:r>
+          <w:r>
+            <w:fldChar w:fldCharType="end"/>
+          </w:r>
+        </w:p>
+        <w:p>
+          <w:pPr>
+            <w:pStyle w:val="18"/>
+            <w:tabs>
+              <w:tab w:val="right" w:leader="dot" w:pos="8306"/>
+            </w:tabs>
+          </w:pPr>
+          <w:r>
+            <w:fldChar w:fldCharType="begin"/>
+          </w:r>
+          <w:r>
+            <w:instrText xml:space="preserve"> HYPERLINK \l _Toc2807 </w:instrText>
+          </w:r>
+          <w:r>
+            <w:fldChar w:fldCharType="separate"/>
+          </w:r>
+          <w:r>
+            <w:rPr>
+              <w:rFonts w:hint="default"/>
+              <w:lang w:val="en-US" w:eastAsia="zh-CN"/>
+            </w:rPr>
+            <w:t>8.3. 技能评定内容</w:t>
+          </w:r>
+          <w:r>
+            <w:tab/>
+          </w:r>
+          <w:r>
+            <w:fldChar w:fldCharType="begin"/>
+          </w:r>
+          <w:r>
+            <w:instrText xml:space="preserve"> PAGEREF _Toc2807 \h </w:instrText>
+          </w:r>
+          <w:r>
+            <w:fldChar w:fldCharType="separate"/>
+          </w:r>
+          <w:r>
+            <w:t>12</w:t>
+          </w:r>
+          <w:r>
+            <w:fldChar w:fldCharType="end"/>
+          </w:r>
+          <w:r>
+            <w:fldChar w:fldCharType="end"/>
+          </w:r>
+        </w:p>
+        <w:p>
+          <w:pPr>
+            <w:pStyle w:val="18"/>
+            <w:tabs>
+              <w:tab w:val="right" w:leader="dot" w:pos="8306"/>
+            </w:tabs>
+          </w:pPr>
+          <w:r>
+            <w:fldChar w:fldCharType="begin"/>
+          </w:r>
+          <w:r>
+            <w:instrText xml:space="preserve"> HYPERLINK \l _Toc6809 </w:instrText>
+          </w:r>
+          <w:r>
+            <w:fldChar w:fldCharType="separate"/>
+          </w:r>
+          <w:r>
+            <w:rPr>
+              <w:rFonts w:hint="default"/>
+              <w:lang w:val="en-US" w:eastAsia="zh-CN"/>
+            </w:rPr>
+            <w:t>8.4. 技能评定结果应用</w:t>
+          </w:r>
+          <w:r>
+            <w:tab/>
+          </w:r>
+          <w:r>
+            <w:fldChar w:fldCharType="begin"/>
+          </w:r>
+          <w:r>
+            <w:instrText xml:space="preserve"> PAGEREF _Toc6809 \h </w:instrText>
+          </w:r>
+          <w:r>
+            <w:fldChar w:fldCharType="separate"/>
+          </w:r>
+          <w:r>
+            <w:t>13</w:t>
+          </w:r>
+          <w:r>
+            <w:fldChar w:fldCharType="end"/>
+          </w:r>
+          <w:r>
+            <w:fldChar w:fldCharType="end"/>
+          </w:r>
+        </w:p>
+        <w:p>
+          <w:pPr>
+            <w:pStyle w:val="18"/>
+            <w:tabs>
+              <w:tab w:val="right" w:leader="dot" w:pos="8306"/>
+            </w:tabs>
+          </w:pPr>
+          <w:r>
+            <w:fldChar w:fldCharType="begin"/>
+          </w:r>
+          <w:r>
+            <w:instrText xml:space="preserve"> HYPERLINK \l _Toc26638 </w:instrText>
+          </w:r>
+          <w:r>
+            <w:fldChar w:fldCharType="separate"/>
+          </w:r>
+          <w:r>
+            <w:rPr>
+              <w:rFonts w:hint="default"/>
+            </w:rPr>
+            <w:t>8.5. 能评定执行跟踪</w:t>
+          </w:r>
+          <w:r>
+            <w:tab/>
+          </w:r>
+          <w:r>
+            <w:fldChar w:fldCharType="begin"/>
+          </w:r>
+          <w:r>
+            <w:instrText xml:space="preserve"> PAGEREF _Toc26638 \h </w:instrText>
+          </w:r>
+          <w:r>
+            <w:fldChar w:fldCharType="separate"/>
+          </w:r>
+          <w:r>
+            <w:t>13</w:t>
+          </w:r>
+          <w:r>
+            <w:fldChar w:fldCharType="end"/>
+          </w:r>
+          <w:r>
+            <w:fldChar w:fldCharType="end"/>
+          </w:r>
+        </w:p>
+        <w:p>
+          <w:pPr>
+            <w:pStyle w:val="13"/>
+            <w:tabs>
+              <w:tab w:val="right" w:leader="dot" w:pos="8306"/>
+            </w:tabs>
+          </w:pPr>
+          <w:r>
+            <w:fldChar w:fldCharType="begin"/>
+          </w:r>
+          <w:r>
+            <w:instrText xml:space="preserve"> HYPERLINK \l _Toc1937 </w:instrText>
+          </w:r>
+          <w:r>
+            <w:fldChar w:fldCharType="separate"/>
+          </w:r>
+          <w:r>
+            <w:rPr>
+              <w:rFonts w:hint="default"/>
+            </w:rPr>
+            <w:t>8.5.1. 跟踪内容</w:t>
+          </w:r>
+          <w:r>
+            <w:tab/>
+          </w:r>
+          <w:r>
+            <w:fldChar w:fldCharType="begin"/>
+          </w:r>
+          <w:r>
+            <w:instrText xml:space="preserve"> PAGEREF _Toc1937 \h </w:instrText>
+          </w:r>
+          <w:r>
+            <w:fldChar w:fldCharType="separate"/>
+          </w:r>
+          <w:r>
+            <w:t>13</w:t>
+          </w:r>
+          <w:r>
+            <w:fldChar w:fldCharType="end"/>
+          </w:r>
+          <w:r>
+            <w:fldChar w:fldCharType="end"/>
+          </w:r>
+        </w:p>
+        <w:p>
+          <w:pPr>
+            <w:pStyle w:val="13"/>
+            <w:tabs>
+              <w:tab w:val="right" w:leader="dot" w:pos="8306"/>
+            </w:tabs>
+          </w:pPr>
+          <w:r>
+            <w:fldChar w:fldCharType="begin"/>
+          </w:r>
+          <w:r>
+            <w:instrText xml:space="preserve"> HYPERLINK \l _Toc23190 </w:instrText>
+          </w:r>
+          <w:r>
+            <w:fldChar w:fldCharType="separate"/>
+          </w:r>
+          <w:r>
+            <w:rPr>
+              <w:rFonts w:hint="default"/>
+            </w:rPr>
+            <w:t>8.5.2. 覆盖率统计</w:t>
+          </w:r>
+          <w:r>
+            <w:tab/>
+          </w:r>
+          <w:r>
+            <w:fldChar w:fldCharType="begin"/>
+          </w:r>
+          <w:r>
+            <w:instrText xml:space="preserve"> PAGEREF _Toc23190 \h </w:instrText>
+          </w:r>
+          <w:r>
+            <w:fldChar w:fldCharType="separate"/>
+          </w:r>
+          <w:r>
+            <w:t>13</w:t>
+          </w:r>
+          <w:r>
+            <w:fldChar w:fldCharType="end"/>
+          </w:r>
+          <w:r>
+            <w:fldChar w:fldCharType="end"/>
+          </w:r>
+        </w:p>
+        <w:p>
+          <w:pPr>
+            <w:pStyle w:val="13"/>
+            <w:tabs>
+              <w:tab w:val="right" w:leader="dot" w:pos="8306"/>
+            </w:tabs>
+          </w:pPr>
+          <w:r>
+            <w:fldChar w:fldCharType="begin"/>
+          </w:r>
+          <w:r>
+            <w:instrText xml:space="preserve"> HYPERLINK \l _Toc12619 </w:instrText>
+          </w:r>
+          <w:r>
+            <w:fldChar w:fldCharType="separate"/>
+          </w:r>
+          <w:r>
+            <w:rPr>
+              <w:rFonts w:hint="default"/>
+            </w:rPr>
+            <w:t>8.5.3. 结果处理</w:t>
+          </w:r>
+          <w:r>
+            <w:tab/>
+          </w:r>
+          <w:r>
+            <w:fldChar w:fldCharType="begin"/>
+          </w:r>
+          <w:r>
+            <w:instrText xml:space="preserve"> PAGEREF _Toc12619 \h </w:instrText>
+          </w:r>
+          <w:r>
+            <w:fldChar w:fldCharType="separate"/>
+          </w:r>
+          <w:r>
+            <w:t>13</w:t>
           </w:r>
           <w:r>
             <w:fldChar w:fldCharType="end"/>
@@ -4590,23 +4400,9 @@
     <w:p>
       <w:pPr>
         <w:pStyle w:val="17"/>
-        <w:keepNext w:val="0"/>
-        <w:keepLines w:val="0"/>
-        <w:pageBreakBefore w:val="0"/>
-        <w:widowControl w:val="0"/>
         <w:tabs>
           <w:tab w:val="right" w:leader="dot" w:pos="8306"/>
         </w:tabs>
-        <w:kinsoku w:val="0"/>
-        <w:wordWrap/>
-        <w:overflowPunct/>
-        <w:topLinePunct w:val="0"/>
-        <w:autoSpaceDE w:val="0"/>
-        <w:autoSpaceDN w:val="0"/>
-        <w:bidi w:val="0"/>
-        <w:adjustRightInd w:val="0"/>
-        <w:snapToGrid w:val="0"/>
-        <w:textAlignment w:val="baseline"/>
       </w:pPr>
       <w:r>
         <w:fldChar w:fldCharType="begin"/>
@@ -4621,7 +4417,7 @@
         <w:fldChar w:fldCharType="begin"/>
       </w:r>
       <w:r>
-        <w:instrText xml:space="preserve"> HYPERLINK \l _Toc14406 </w:instrText>
+        <w:instrText xml:space="preserve"> HYPERLINK \l _Toc23150 </w:instrText>
       </w:r>
       <w:r>
         <w:fldChar w:fldCharType="separate"/>
@@ -4638,7 +4434,7 @@
           <w:rFonts w:hint="default"/>
           <w:lang w:val="en-US" w:eastAsia="zh-CN"/>
         </w:rPr>
-        <w:t>9</w:t>
+        <w:t>3</w:t>
       </w:r>
       <w:r>
         <w:rPr>
@@ -4652,10 +4448,13 @@
       </w:r>
       <w:r>
         <w:rPr>
-          <w:rFonts w:hint="eastAsia"/>
+          <w:rFonts w:hint="default"/>
           <w:lang w:val="en-US" w:eastAsia="zh-CN"/>
         </w:rPr>
-        <w:t xml:space="preserve"> KPI指标表</w:t>
+        <w:t xml:space="preserve"> </w:t>
+      </w:r>
+      <w:r>
+        <w:t>2025年度人员招聘计划表</w:t>
       </w:r>
       <w:r>
         <w:tab/>
@@ -4664,13 +4463,13 @@
         <w:fldChar w:fldCharType="begin"/>
       </w:r>
       <w:r>
-        <w:instrText xml:space="preserve"> PAGEREF _Toc14406 \h </w:instrText>
+        <w:instrText xml:space="preserve"> PAGEREF _Toc23150 \h </w:instrText>
       </w:r>
       <w:r>
         <w:fldChar w:fldCharType="separate"/>
       </w:r>
       <w:r>
-        <w:t>10</w:t>
+        <w:t>5</w:t>
       </w:r>
       <w:r>
         <w:fldChar w:fldCharType="end"/>
@@ -4682,29 +4481,15 @@
     <w:p>
       <w:pPr>
         <w:pStyle w:val="17"/>
-        <w:keepNext w:val="0"/>
-        <w:keepLines w:val="0"/>
-        <w:pageBreakBefore w:val="0"/>
-        <w:widowControl w:val="0"/>
         <w:tabs>
           <w:tab w:val="right" w:leader="dot" w:pos="8306"/>
         </w:tabs>
-        <w:kinsoku w:val="0"/>
-        <w:wordWrap/>
-        <w:overflowPunct/>
-        <w:topLinePunct w:val="0"/>
-        <w:autoSpaceDE w:val="0"/>
-        <w:autoSpaceDN w:val="0"/>
-        <w:bidi w:val="0"/>
-        <w:adjustRightInd w:val="0"/>
-        <w:snapToGrid w:val="0"/>
-        <w:textAlignment w:val="baseline"/>
       </w:pPr>
       <w:r>
         <w:fldChar w:fldCharType="begin"/>
       </w:r>
       <w:r>
-        <w:instrText xml:space="preserve"> HYPERLINK \l _Toc7376 </w:instrText>
+        <w:instrText xml:space="preserve"> HYPERLINK \l _Toc12099 </w:instrText>
       </w:r>
       <w:r>
         <w:fldChar w:fldCharType="separate"/>
@@ -4721,7 +4506,7 @@
           <w:rFonts w:hint="default"/>
           <w:lang w:val="en-US" w:eastAsia="zh-CN"/>
         </w:rPr>
-        <w:t>10</w:t>
+        <w:t>4</w:t>
       </w:r>
       <w:r>
         <w:rPr>
@@ -4735,10 +4520,85 @@
       </w:r>
       <w:r>
         <w:rPr>
+          <w:rFonts w:hint="default"/>
+          <w:lang w:val="en-US" w:eastAsia="zh-CN"/>
+        </w:rPr>
+        <w:t xml:space="preserve"> </w:t>
+      </w:r>
+      <w:r>
+        <w:t>2025年度人员储备计划表</w:t>
+      </w:r>
+      <w:r>
+        <w:tab/>
+      </w:r>
+      <w:r>
+        <w:fldChar w:fldCharType="begin"/>
+      </w:r>
+      <w:r>
+        <w:instrText xml:space="preserve"> PAGEREF _Toc12099 \h </w:instrText>
+      </w:r>
+      <w:r>
+        <w:fldChar w:fldCharType="separate"/>
+      </w:r>
+      <w:r>
+        <w:t>6</w:t>
+      </w:r>
+      <w:r>
+        <w:fldChar w:fldCharType="end"/>
+      </w:r>
+      <w:r>
+        <w:fldChar w:fldCharType="end"/>
+      </w:r>
+    </w:p>
+    <w:p>
+      <w:pPr>
+        <w:pStyle w:val="17"/>
+        <w:tabs>
+          <w:tab w:val="right" w:leader="dot" w:pos="8306"/>
+        </w:tabs>
+      </w:pPr>
+      <w:r>
+        <w:fldChar w:fldCharType="begin"/>
+      </w:r>
+      <w:r>
+        <w:instrText xml:space="preserve"> HYPERLINK \l _Toc14872 </w:instrText>
+      </w:r>
+      <w:r>
+        <w:fldChar w:fldCharType="separate"/>
+      </w:r>
+      <w:r>
+        <w:rPr>
           <w:rFonts w:hint="eastAsia"/>
           <w:lang w:val="en-US" w:eastAsia="zh-CN"/>
         </w:rPr>
-        <w:t xml:space="preserve"> 输出文件记录表</w:t>
+        <w:t xml:space="preserve">表 </w:t>
+      </w:r>
+      <w:r>
+        <w:rPr>
+          <w:rFonts w:hint="default"/>
+          <w:lang w:val="en-US" w:eastAsia="zh-CN"/>
+        </w:rPr>
+        <w:t>5</w:t>
+      </w:r>
+      <w:r>
+        <w:rPr>
+          <w:rFonts w:hint="eastAsia"/>
+          <w:lang w:val="en-US" w:eastAsia="zh-CN"/>
+        </w:rPr>
+        <w:t>-</w:t>
+      </w:r>
+      <w:r>
+        <w:t xml:space="preserve">1 </w:t>
+      </w:r>
+      <w:r>
+        <w:rPr>
+          <w:rFonts w:hint="default"/>
+          <w:lang w:val="en-US" w:eastAsia="zh-CN"/>
+        </w:rPr>
+        <w:t xml:space="preserve"> </w:t>
+      </w:r>
+      <w:r>
+        <w:t>2025年度人员培训计划表</w:t>
       </w:r>
       <w:r>
         <w:tab/>
@@ -4747,13 +4607,622 @@
         <w:fldChar w:fldCharType="begin"/>
       </w:r>
       <w:r>
-        <w:instrText xml:space="preserve"> PAGEREF _Toc7376 \h </w:instrText>
+        <w:instrText xml:space="preserve"> PAGEREF _Toc14872 \h </w:instrText>
       </w:r>
       <w:r>
         <w:fldChar w:fldCharType="separate"/>
       </w:r>
       <w:r>
+        <w:t>7</w:t>
+      </w:r>
+      <w:r>
+        <w:fldChar w:fldCharType="end"/>
+      </w:r>
+      <w:r>
+        <w:fldChar w:fldCharType="end"/>
+      </w:r>
+    </w:p>
+    <w:p>
+      <w:pPr>
+        <w:pStyle w:val="17"/>
+        <w:tabs>
+          <w:tab w:val="right" w:leader="dot" w:pos="8306"/>
+        </w:tabs>
+      </w:pPr>
+      <w:r>
+        <w:fldChar w:fldCharType="begin"/>
+      </w:r>
+      <w:r>
+        <w:instrText xml:space="preserve"> HYPERLINK \l _Toc5181 </w:instrText>
+      </w:r>
+      <w:r>
+        <w:fldChar w:fldCharType="separate"/>
+      </w:r>
+      <w:r>
+        <w:rPr>
+          <w:rFonts w:hint="eastAsia"/>
+          <w:lang w:val="en-US" w:eastAsia="zh-CN"/>
+        </w:rPr>
+        <w:t xml:space="preserve">表 </w:t>
+      </w:r>
+      <w:r>
+        <w:rPr>
+          <w:rFonts w:hint="default"/>
+          <w:lang w:val="en-US" w:eastAsia="zh-CN"/>
+        </w:rPr>
+        <w:t>5</w:t>
+      </w:r>
+      <w:r>
+        <w:rPr>
+          <w:rFonts w:hint="eastAsia"/>
+          <w:lang w:val="en-US" w:eastAsia="zh-CN"/>
+        </w:rPr>
+        <w:t>-</w:t>
+      </w:r>
+      <w:r>
+        <w:t xml:space="preserve">2 </w:t>
+      </w:r>
+      <w:r>
+        <w:rPr>
+          <w:rFonts w:hint="eastAsia"/>
+          <w:lang w:val="en-US" w:eastAsia="zh-CN"/>
+        </w:rPr>
+        <w:t>培训费用汇总表</w:t>
+      </w:r>
+      <w:r>
+        <w:tab/>
+      </w:r>
+      <w:r>
+        <w:fldChar w:fldCharType="begin"/>
+      </w:r>
+      <w:r>
+        <w:instrText xml:space="preserve"> PAGEREF _Toc5181 \h </w:instrText>
+      </w:r>
+      <w:r>
+        <w:fldChar w:fldCharType="separate"/>
+      </w:r>
+      <w:r>
+        <w:t>9</w:t>
+      </w:r>
+      <w:r>
+        <w:fldChar w:fldCharType="end"/>
+      </w:r>
+      <w:r>
+        <w:fldChar w:fldCharType="end"/>
+      </w:r>
+    </w:p>
+    <w:p>
+      <w:pPr>
+        <w:pStyle w:val="17"/>
+        <w:tabs>
+          <w:tab w:val="right" w:leader="dot" w:pos="8306"/>
+        </w:tabs>
+      </w:pPr>
+      <w:r>
+        <w:fldChar w:fldCharType="begin"/>
+      </w:r>
+      <w:r>
+        <w:instrText xml:space="preserve"> HYPERLINK \l _Toc24505 </w:instrText>
+      </w:r>
+      <w:r>
+        <w:fldChar w:fldCharType="separate"/>
+      </w:r>
+      <w:r>
+        <w:rPr>
+          <w:rFonts w:hint="eastAsia"/>
+          <w:lang w:val="en-US" w:eastAsia="zh-CN"/>
+        </w:rPr>
+        <w:t xml:space="preserve">表 </w:t>
+      </w:r>
+      <w:r>
+        <w:rPr>
+          <w:rFonts w:hint="default"/>
+          <w:lang w:val="en-US" w:eastAsia="zh-CN"/>
+        </w:rPr>
+        <w:t>6</w:t>
+      </w:r>
+      <w:r>
+        <w:rPr>
+          <w:rFonts w:hint="eastAsia"/>
+          <w:lang w:val="en-US" w:eastAsia="zh-CN"/>
+        </w:rPr>
+        <w:t>-</w:t>
+      </w:r>
+      <w:r>
+        <w:t xml:space="preserve">1 </w:t>
+      </w:r>
+      <w:r>
+        <w:rPr>
+          <w:rFonts w:hint="default"/>
+          <w:lang w:val="en-US" w:eastAsia="zh-CN"/>
+        </w:rPr>
+        <w:t xml:space="preserve"> </w:t>
+      </w:r>
+      <w:r>
+        <w:t>2025年度关键岗位备份计划表</w:t>
+      </w:r>
+      <w:r>
+        <w:tab/>
+      </w:r>
+      <w:r>
+        <w:fldChar w:fldCharType="begin"/>
+      </w:r>
+      <w:r>
+        <w:instrText xml:space="preserve"> PAGEREF _Toc24505 \h </w:instrText>
+      </w:r>
+      <w:r>
+        <w:fldChar w:fldCharType="separate"/>
+      </w:r>
+      <w:r>
+        <w:t>9</w:t>
+      </w:r>
+      <w:r>
+        <w:fldChar w:fldCharType="end"/>
+      </w:r>
+      <w:r>
+        <w:fldChar w:fldCharType="end"/>
+      </w:r>
+    </w:p>
+    <w:p>
+      <w:pPr>
+        <w:pStyle w:val="17"/>
+        <w:tabs>
+          <w:tab w:val="right" w:leader="dot" w:pos="8306"/>
+        </w:tabs>
+      </w:pPr>
+      <w:r>
+        <w:fldChar w:fldCharType="begin"/>
+      </w:r>
+      <w:r>
+        <w:instrText xml:space="preserve"> HYPERLINK \l _Toc7980 </w:instrText>
+      </w:r>
+      <w:r>
+        <w:fldChar w:fldCharType="separate"/>
+      </w:r>
+      <w:r>
+        <w:rPr>
+          <w:rFonts w:hint="eastAsia"/>
+          <w:lang w:val="en-US" w:eastAsia="zh-CN"/>
+        </w:rPr>
+        <w:t xml:space="preserve">表 </w:t>
+      </w:r>
+      <w:r>
+        <w:rPr>
+          <w:rFonts w:hint="default"/>
+          <w:lang w:val="en-US" w:eastAsia="zh-CN"/>
+        </w:rPr>
+        <w:t>6</w:t>
+      </w:r>
+      <w:r>
+        <w:rPr>
+          <w:rFonts w:hint="eastAsia"/>
+          <w:lang w:val="en-US" w:eastAsia="zh-CN"/>
+        </w:rPr>
+        <w:t>-</w:t>
+      </w:r>
+      <w:r>
+        <w:t xml:space="preserve">2 </w:t>
+      </w:r>
+      <w:r>
+        <w:rPr>
+          <w:rFonts w:hint="default"/>
+          <w:lang w:val="en-US" w:eastAsia="zh-CN"/>
+        </w:rPr>
+        <w:t xml:space="preserve"> </w:t>
+      </w:r>
+      <w:r>
+        <w:t>2025年度关键岗位备份</w:t>
+      </w:r>
+      <w:r>
+        <w:rPr>
+          <w:rFonts w:hint="eastAsia"/>
+          <w:lang w:val="en-US" w:eastAsia="zh-CN"/>
+        </w:rPr>
+        <w:t>方式</w:t>
+      </w:r>
+      <w:r>
+        <w:t>表</w:t>
+      </w:r>
+      <w:r>
+        <w:tab/>
+      </w:r>
+      <w:r>
+        <w:fldChar w:fldCharType="begin"/>
+      </w:r>
+      <w:r>
+        <w:instrText xml:space="preserve"> PAGEREF _Toc7980 \h </w:instrText>
+      </w:r>
+      <w:r>
+        <w:fldChar w:fldCharType="separate"/>
+      </w:r>
+      <w:r>
+        <w:t>10</w:t>
+      </w:r>
+      <w:r>
+        <w:fldChar w:fldCharType="end"/>
+      </w:r>
+      <w:r>
+        <w:fldChar w:fldCharType="end"/>
+      </w:r>
+    </w:p>
+    <w:p>
+      <w:pPr>
+        <w:pStyle w:val="17"/>
+        <w:tabs>
+          <w:tab w:val="right" w:leader="dot" w:pos="8306"/>
+        </w:tabs>
+      </w:pPr>
+      <w:r>
+        <w:fldChar w:fldCharType="begin"/>
+      </w:r>
+      <w:r>
+        <w:instrText xml:space="preserve"> HYPERLINK \l _Toc24011 </w:instrText>
+      </w:r>
+      <w:r>
+        <w:fldChar w:fldCharType="separate"/>
+      </w:r>
+      <w:r>
+        <w:rPr>
+          <w:rFonts w:hint="eastAsia"/>
+          <w:lang w:val="en-US" w:eastAsia="zh-CN"/>
+        </w:rPr>
+        <w:t xml:space="preserve">表 </w:t>
+      </w:r>
+      <w:r>
+        <w:rPr>
+          <w:rFonts w:hint="default"/>
+          <w:lang w:val="en-US" w:eastAsia="zh-CN"/>
+        </w:rPr>
+        <w:t>7</w:t>
+      </w:r>
+      <w:r>
+        <w:rPr>
+          <w:rFonts w:hint="eastAsia"/>
+          <w:lang w:val="en-US" w:eastAsia="zh-CN"/>
+        </w:rPr>
+        <w:t>-</w:t>
+      </w:r>
+      <w:r>
+        <w:t xml:space="preserve">1 </w:t>
+      </w:r>
+      <w:r>
+        <w:rPr>
+          <w:rFonts w:hint="default"/>
+          <w:lang w:val="en-US" w:eastAsia="zh-CN"/>
+        </w:rPr>
+        <w:t xml:space="preserve"> </w:t>
+      </w:r>
+      <w:r>
+        <w:t>2025年度</w:t>
+      </w:r>
+      <w:r>
+        <w:rPr>
+          <w:rFonts w:hint="eastAsia"/>
+          <w:lang w:val="en-US" w:eastAsia="zh-CN"/>
+        </w:rPr>
+        <w:t>绩效考核周期</w:t>
+      </w:r>
+      <w:r>
+        <w:t>表</w:t>
+      </w:r>
+      <w:r>
+        <w:tab/>
+      </w:r>
+      <w:r>
+        <w:fldChar w:fldCharType="begin"/>
+      </w:r>
+      <w:r>
+        <w:instrText xml:space="preserve"> PAGEREF _Toc24011 \h </w:instrText>
+      </w:r>
+      <w:r>
+        <w:fldChar w:fldCharType="separate"/>
+      </w:r>
+      <w:r>
         <w:t>11</w:t>
+      </w:r>
+      <w:r>
+        <w:fldChar w:fldCharType="end"/>
+      </w:r>
+      <w:r>
+        <w:fldChar w:fldCharType="end"/>
+      </w:r>
+    </w:p>
+    <w:p>
+      <w:pPr>
+        <w:pStyle w:val="17"/>
+        <w:tabs>
+          <w:tab w:val="right" w:leader="dot" w:pos="8306"/>
+        </w:tabs>
+      </w:pPr>
+      <w:r>
+        <w:fldChar w:fldCharType="begin"/>
+      </w:r>
+      <w:r>
+        <w:instrText xml:space="preserve"> HYPERLINK \l _Toc12307 </w:instrText>
+      </w:r>
+      <w:r>
+        <w:fldChar w:fldCharType="separate"/>
+      </w:r>
+      <w:r>
+        <w:rPr>
+          <w:rFonts w:hint="eastAsia"/>
+          <w:lang w:val="en-US" w:eastAsia="zh-CN"/>
+        </w:rPr>
+        <w:t xml:space="preserve">表 </w:t>
+      </w:r>
+      <w:r>
+        <w:rPr>
+          <w:rFonts w:hint="default"/>
+          <w:lang w:val="en-US" w:eastAsia="zh-CN"/>
+        </w:rPr>
+        <w:t>8</w:t>
+      </w:r>
+      <w:r>
+        <w:rPr>
+          <w:rFonts w:hint="eastAsia"/>
+          <w:lang w:val="en-US" w:eastAsia="zh-CN"/>
+        </w:rPr>
+        <w:t>-</w:t>
+      </w:r>
+      <w:r>
+        <w:t xml:space="preserve">1 </w:t>
+      </w:r>
+      <w:r>
+        <w:rPr>
+          <w:rFonts w:hint="default"/>
+          <w:lang w:val="en-US" w:eastAsia="zh-CN"/>
+        </w:rPr>
+        <w:t xml:space="preserve"> </w:t>
+      </w:r>
+      <w:r>
+        <w:rPr>
+          <w:rFonts w:hint="eastAsia"/>
+          <w:lang w:val="en-US" w:eastAsia="zh-CN"/>
+        </w:rPr>
+        <w:t>技能评定周期表</w:t>
+      </w:r>
+      <w:r>
+        <w:tab/>
+      </w:r>
+      <w:r>
+        <w:fldChar w:fldCharType="begin"/>
+      </w:r>
+      <w:r>
+        <w:instrText xml:space="preserve"> PAGEREF _Toc12307 \h </w:instrText>
+      </w:r>
+      <w:r>
+        <w:fldChar w:fldCharType="separate"/>
+      </w:r>
+      <w:r>
+        <w:t>12</w:t>
+      </w:r>
+      <w:r>
+        <w:fldChar w:fldCharType="end"/>
+      </w:r>
+      <w:r>
+        <w:fldChar w:fldCharType="end"/>
+      </w:r>
+    </w:p>
+    <w:p>
+      <w:pPr>
+        <w:pStyle w:val="17"/>
+        <w:tabs>
+          <w:tab w:val="right" w:leader="dot" w:pos="8306"/>
+        </w:tabs>
+      </w:pPr>
+      <w:r>
+        <w:fldChar w:fldCharType="begin"/>
+      </w:r>
+      <w:r>
+        <w:instrText xml:space="preserve"> HYPERLINK \l _Toc6943 </w:instrText>
+      </w:r>
+      <w:r>
+        <w:fldChar w:fldCharType="separate"/>
+      </w:r>
+      <w:r>
+        <w:rPr>
+          <w:rFonts w:hint="eastAsia"/>
+          <w:lang w:val="en-US" w:eastAsia="zh-CN"/>
+        </w:rPr>
+        <w:t xml:space="preserve">表 </w:t>
+      </w:r>
+      <w:r>
+        <w:rPr>
+          <w:rFonts w:hint="default"/>
+          <w:lang w:val="en-US" w:eastAsia="zh-CN"/>
+        </w:rPr>
+        <w:t>8</w:t>
+      </w:r>
+      <w:r>
+        <w:rPr>
+          <w:rFonts w:hint="eastAsia"/>
+          <w:lang w:val="en-US" w:eastAsia="zh-CN"/>
+        </w:rPr>
+        <w:t>-</w:t>
+      </w:r>
+      <w:r>
+        <w:t xml:space="preserve">2 </w:t>
+      </w:r>
+      <w:r>
+        <w:rPr>
+          <w:rFonts w:hint="default"/>
+          <w:lang w:val="en-US" w:eastAsia="zh-CN"/>
+        </w:rPr>
+        <w:t xml:space="preserve"> </w:t>
+      </w:r>
+      <w:r>
+        <w:rPr>
+          <w:rFonts w:hint="eastAsia"/>
+          <w:lang w:val="en-US" w:eastAsia="zh-CN"/>
+        </w:rPr>
+        <w:t>技能等级划分表</w:t>
+      </w:r>
+      <w:r>
+        <w:tab/>
+      </w:r>
+      <w:r>
+        <w:fldChar w:fldCharType="begin"/>
+      </w:r>
+      <w:r>
+        <w:instrText xml:space="preserve"> PAGEREF _Toc6943 \h </w:instrText>
+      </w:r>
+      <w:r>
+        <w:fldChar w:fldCharType="separate"/>
+      </w:r>
+      <w:r>
+        <w:t>12</w:t>
+      </w:r>
+      <w:r>
+        <w:fldChar w:fldCharType="end"/>
+      </w:r>
+      <w:r>
+        <w:fldChar w:fldCharType="end"/>
+      </w:r>
+    </w:p>
+    <w:p>
+      <w:pPr>
+        <w:pStyle w:val="17"/>
+        <w:tabs>
+          <w:tab w:val="right" w:leader="dot" w:pos="8306"/>
+        </w:tabs>
+      </w:pPr>
+      <w:r>
+        <w:fldChar w:fldCharType="begin"/>
+      </w:r>
+      <w:r>
+        <w:instrText xml:space="preserve"> HYPERLINK \l _Toc8147 </w:instrText>
+      </w:r>
+      <w:r>
+        <w:fldChar w:fldCharType="separate"/>
+      </w:r>
+      <w:r>
+        <w:rPr>
+          <w:rFonts w:hint="eastAsia"/>
+          <w:lang w:val="en-US" w:eastAsia="zh-CN"/>
+        </w:rPr>
+        <w:t xml:space="preserve">表 </w:t>
+      </w:r>
+      <w:r>
+        <w:rPr>
+          <w:rFonts w:hint="default"/>
+          <w:lang w:val="en-US" w:eastAsia="zh-CN"/>
+        </w:rPr>
+        <w:t>8</w:t>
+      </w:r>
+      <w:r>
+        <w:rPr>
+          <w:rFonts w:hint="eastAsia"/>
+          <w:lang w:val="en-US" w:eastAsia="zh-CN"/>
+        </w:rPr>
+        <w:t>-</w:t>
+      </w:r>
+      <w:r>
+        <w:t xml:space="preserve">3 </w:t>
+      </w:r>
+      <w:r>
+        <w:rPr>
+          <w:rFonts w:hint="default"/>
+          <w:lang w:val="en-US" w:eastAsia="zh-CN"/>
+        </w:rPr>
+        <w:t xml:space="preserve"> </w:t>
+      </w:r>
+      <w:r>
+        <w:rPr>
+          <w:rFonts w:hint="eastAsia"/>
+          <w:lang w:val="en-US" w:eastAsia="zh-CN"/>
+        </w:rPr>
+        <w:t>技能评定内容表</w:t>
+      </w:r>
+      <w:r>
+        <w:tab/>
+      </w:r>
+      <w:r>
+        <w:fldChar w:fldCharType="begin"/>
+      </w:r>
+      <w:r>
+        <w:instrText xml:space="preserve"> PAGEREF _Toc8147 \h </w:instrText>
+      </w:r>
+      <w:r>
+        <w:fldChar w:fldCharType="separate"/>
+      </w:r>
+      <w:r>
+        <w:t>12</w:t>
+      </w:r>
+      <w:r>
+        <w:fldChar w:fldCharType="end"/>
+      </w:r>
+      <w:r>
+        <w:fldChar w:fldCharType="end"/>
+      </w:r>
+    </w:p>
+    <w:p>
+      <w:pPr>
+        <w:pStyle w:val="17"/>
+        <w:tabs>
+          <w:tab w:val="right" w:leader="dot" w:pos="8306"/>
+        </w:tabs>
+      </w:pPr>
+      <w:r>
+        <w:fldChar w:fldCharType="begin"/>
+      </w:r>
+      <w:r>
+        <w:instrText xml:space="preserve"> HYPERLINK \l _Toc20535 </w:instrText>
+      </w:r>
+      <w:r>
+        <w:fldChar w:fldCharType="separate"/>
+      </w:r>
+      <w:r>
+        <w:rPr>
+          <w:rFonts w:hint="eastAsia"/>
+          <w:lang w:val="en-US" w:eastAsia="zh-CN"/>
+        </w:rPr>
+        <w:t xml:space="preserve">表 </w:t>
+      </w:r>
+      <w:r>
+        <w:rPr>
+          <w:rFonts w:hint="default"/>
+          <w:lang w:val="en-US" w:eastAsia="zh-CN"/>
+        </w:rPr>
+        <w:t>8</w:t>
+      </w:r>
+      <w:r>
+        <w:rPr>
+          <w:rFonts w:hint="eastAsia"/>
+          <w:lang w:val="en-US" w:eastAsia="zh-CN"/>
+        </w:rPr>
+        <w:t>-</w:t>
+      </w:r>
+      <w:r>
+        <w:t xml:space="preserve">4 </w:t>
+      </w:r>
+      <w:r>
+        <w:rPr>
+          <w:rFonts w:hint="default"/>
+          <w:lang w:val="en-US" w:eastAsia="zh-CN"/>
+        </w:rPr>
+        <w:t xml:space="preserve"> </w:t>
+      </w:r>
+      <w:r>
+        <w:rPr>
+          <w:rFonts w:hint="eastAsia"/>
+          <w:lang w:val="en-US" w:eastAsia="zh-CN"/>
+        </w:rPr>
+        <w:t>技能评定结果应用表</w:t>
+      </w:r>
+      <w:r>
+        <w:tab/>
+      </w:r>
+      <w:r>
+        <w:fldChar w:fldCharType="begin"/>
+      </w:r>
+      <w:r>
+        <w:instrText xml:space="preserve"> PAGEREF _Toc20535 \h </w:instrText>
+      </w:r>
+      <w:r>
+        <w:fldChar w:fldCharType="separate"/>
+      </w:r>
+      <w:r>
+        <w:t>13</w:t>
       </w:r>
       <w:r>
         <w:fldChar w:fldCharType="end"/>
@@ -4831,55 +5300,11 @@
         <w:textAlignment w:val="baseline"/>
       </w:pPr>
       <w:bookmarkStart w:id="1" w:name="heading_2"/>
+      <w:bookmarkStart w:id="2" w:name="_Toc30"/>
       <w:r>
         <w:t>目的</w:t>
       </w:r>
       <w:bookmarkEnd w:id="1"/>
-    </w:p>
-    <w:p>
-      <w:pPr>
-        <w:pStyle w:val="31"/>
-        <w:keepNext w:val="0"/>
-        <w:keepLines w:val="0"/>
-        <w:pageBreakBefore w:val="0"/>
-        <w:widowControl w:val="0"/>
-        <w:kinsoku w:val="0"/>
-        <w:wordWrap/>
-        <w:overflowPunct/>
-        <w:topLinePunct w:val="0"/>
-        <w:autoSpaceDE w:val="0"/>
-        <w:autoSpaceDN w:val="0"/>
-        <w:bidi w:val="0"/>
-        <w:adjustRightInd w:val="0"/>
-        <w:snapToGrid w:val="0"/>
-        <w:textAlignment w:val="baseline"/>
-      </w:pPr>
-      <w:r>
-        <w:t>为规范公司运维服务人员管理工作，确保运维服务团队人员配置合理、能力满足要求、关键岗位有备份保障、绩效管理科学有效、技能持续提升，持续增强运维服务能力，满足ITSS信息技术服务运行维护标准要求，特制定本计划。</w:t>
-      </w:r>
-    </w:p>
-    <w:p>
-      <w:pPr>
-        <w:pStyle w:val="30"/>
-        <w:keepNext w:val="0"/>
-        <w:keepLines w:val="0"/>
-        <w:pageBreakBefore w:val="0"/>
-        <w:widowControl w:val="0"/>
-        <w:kinsoku w:val="0"/>
-        <w:wordWrap/>
-        <w:overflowPunct/>
-        <w:topLinePunct w:val="0"/>
-        <w:autoSpaceDE w:val="0"/>
-        <w:autoSpaceDN w:val="0"/>
-        <w:bidi w:val="0"/>
-        <w:adjustRightInd w:val="0"/>
-        <w:snapToGrid w:val="0"/>
-        <w:textAlignment w:val="baseline"/>
-      </w:pPr>
-      <w:bookmarkStart w:id="2" w:name="heading_3"/>
-      <w:r>
-        <w:t>适用范围</w:t>
-      </w:r>
       <w:bookmarkEnd w:id="2"/>
     </w:p>
     <w:p>
@@ -4901,7 +5326,7 @@
         <w:textAlignment w:val="baseline"/>
       </w:pPr>
       <w:r>
-        <w:t>本计划适用于公司2025年度运维服务相关人员的招聘、储备、培训、备份、绩效考核和技能评定工作，涵盖运维部、技术中心、质量部、综合管理部等部门。</w:t>
+        <w:t>为规范公司运维服务人员管理工作，确保运维服务团队人员配置合理、能力满足要求、关键岗位有备份保障、绩效管理科学有效、技能持续提升，持续增强运维服务能力，满足ITSS信息技术服务运行维护标准要求，特制定本计划。</w:t>
       </w:r>
     </w:p>
     <w:p>
@@ -4922,11 +5347,13 @@
         <w:snapToGrid w:val="0"/>
         <w:textAlignment w:val="baseline"/>
       </w:pPr>
-      <w:bookmarkStart w:id="3" w:name="heading_4"/>
-      <w:r>
-        <w:t>人员招聘计划</w:t>
+      <w:bookmarkStart w:id="3" w:name="heading_3"/>
+      <w:bookmarkStart w:id="4" w:name="_Toc32560"/>
+      <w:r>
+        <w:t>适用范围</w:t>
       </w:r>
       <w:bookmarkEnd w:id="3"/>
+      <w:bookmarkEnd w:id="4"/>
     </w:p>
     <w:p>
       <w:pPr>
@@ -4947,6 +5374,54 @@
         <w:textAlignment w:val="baseline"/>
       </w:pPr>
       <w:r>
+        <w:t>本计划适用于公司2025年度运维服务相关人员的招聘、储备、培训、备份、绩效考核和技能评定工作，涵盖运维部、技术中心、质量部、综合管理部等部门。</w:t>
+      </w:r>
+    </w:p>
+    <w:p>
+      <w:pPr>
+        <w:pStyle w:val="30"/>
+        <w:keepNext w:val="0"/>
+        <w:keepLines w:val="0"/>
+        <w:pageBreakBefore w:val="0"/>
+        <w:widowControl w:val="0"/>
+        <w:kinsoku w:val="0"/>
+        <w:wordWrap/>
+        <w:overflowPunct/>
+        <w:topLinePunct w:val="0"/>
+        <w:autoSpaceDE w:val="0"/>
+        <w:autoSpaceDN w:val="0"/>
+        <w:bidi w:val="0"/>
+        <w:adjustRightInd w:val="0"/>
+        <w:snapToGrid w:val="0"/>
+        <w:textAlignment w:val="baseline"/>
+      </w:pPr>
+      <w:bookmarkStart w:id="5" w:name="_Toc23754"/>
+      <w:bookmarkStart w:id="6" w:name="heading_4"/>
+      <w:r>
+        <w:t>人员招聘计划</w:t>
+      </w:r>
+      <w:bookmarkEnd w:id="5"/>
+      <w:bookmarkEnd w:id="6"/>
+    </w:p>
+    <w:p>
+      <w:pPr>
+        <w:pStyle w:val="31"/>
+        <w:keepNext w:val="0"/>
+        <w:keepLines w:val="0"/>
+        <w:pageBreakBefore w:val="0"/>
+        <w:widowControl w:val="0"/>
+        <w:kinsoku w:val="0"/>
+        <w:wordWrap/>
+        <w:overflowPunct/>
+        <w:topLinePunct w:val="0"/>
+        <w:autoSpaceDE w:val="0"/>
+        <w:autoSpaceDN w:val="0"/>
+        <w:bidi w:val="0"/>
+        <w:adjustRightInd w:val="0"/>
+        <w:snapToGrid w:val="0"/>
+        <w:textAlignment w:val="baseline"/>
+      </w:pPr>
+      <w:r>
         <w:rPr>
           <w:rFonts w:hint="eastAsia"/>
         </w:rPr>
@@ -4971,11 +5446,13 @@
         <w:snapToGrid w:val="0"/>
         <w:textAlignment w:val="baseline"/>
       </w:pPr>
-      <w:bookmarkStart w:id="4" w:name="heading_5"/>
+      <w:bookmarkStart w:id="7" w:name="_Toc30210"/>
+      <w:bookmarkStart w:id="8" w:name="heading_5"/>
       <w:r>
         <w:t>招聘总体安排</w:t>
       </w:r>
-      <w:bookmarkEnd w:id="4"/>
+      <w:bookmarkEnd w:id="7"/>
+      <w:bookmarkEnd w:id="8"/>
     </w:p>
     <w:p>
       <w:pPr>
@@ -5056,7 +5533,7 @@
           <w:rFonts w:hint="default"/>
           <w:lang w:val="en-US" w:eastAsia="zh-CN"/>
         </w:rPr>
-        <w:t>6</w:t>
+        <w:t>3</w:t>
       </w:r>
       <w:r>
         <w:rPr>
@@ -5107,6 +5584,7 @@
         </w:rPr>
         <w:fldChar w:fldCharType="end"/>
       </w:r>
+      <w:bookmarkStart w:id="9" w:name="_Toc23150"/>
       <w:r>
         <w:rPr>
           <w:rFonts w:hint="default"/>
@@ -5115,8 +5593,14 @@
         <w:t xml:space="preserve"> </w:t>
       </w:r>
       <w:r>
-        <w:t>2025年度人员招聘计划表</w:t>
-      </w:r>
+        <w:t>2025年度人员</w:t>
+      </w:r>
+      <w:bookmarkStart w:id="58" w:name="_GoBack"/>
+      <w:bookmarkEnd w:id="58"/>
+      <w:r>
+        <w:t>招聘计划表</w:t>
+      </w:r>
+      <w:bookmarkEnd w:id="9"/>
     </w:p>
     <w:tbl>
       <w:tblPr>
@@ -8183,11 +8667,13 @@
         <w:snapToGrid w:val="0"/>
         <w:textAlignment w:val="baseline"/>
       </w:pPr>
-      <w:bookmarkStart w:id="5" w:name="heading_7"/>
+      <w:bookmarkStart w:id="10" w:name="_Toc3318"/>
+      <w:bookmarkStart w:id="11" w:name="heading_7"/>
       <w:r>
         <w:t>招聘计划执行跟踪</w:t>
       </w:r>
-      <w:bookmarkEnd w:id="5"/>
+      <w:bookmarkEnd w:id="10"/>
+      <w:bookmarkEnd w:id="11"/>
     </w:p>
     <w:p>
       <w:pPr>
@@ -8229,11 +8715,13 @@
         <w:snapToGrid w:val="0"/>
         <w:textAlignment w:val="baseline"/>
       </w:pPr>
-      <w:bookmarkStart w:id="6" w:name="heading_8"/>
+      <w:bookmarkStart w:id="12" w:name="heading_8"/>
+      <w:bookmarkStart w:id="13" w:name="_Toc30259"/>
       <w:r>
         <w:t>人员储备计划</w:t>
       </w:r>
-      <w:bookmarkEnd w:id="6"/>
+      <w:bookmarkEnd w:id="12"/>
+      <w:bookmarkEnd w:id="13"/>
     </w:p>
     <w:p>
       <w:pPr>
@@ -8275,11 +8763,13 @@
         <w:snapToGrid w:val="0"/>
         <w:textAlignment w:val="baseline"/>
       </w:pPr>
-      <w:bookmarkStart w:id="7" w:name="heading_9"/>
+      <w:bookmarkStart w:id="14" w:name="heading_9"/>
+      <w:bookmarkStart w:id="15" w:name="_Toc28255"/>
       <w:r>
         <w:t>储备总体安排</w:t>
       </w:r>
-      <w:bookmarkEnd w:id="7"/>
+      <w:bookmarkEnd w:id="14"/>
+      <w:bookmarkEnd w:id="15"/>
     </w:p>
     <w:p>
       <w:pPr>
@@ -8360,7 +8850,7 @@
           <w:rFonts w:hint="default"/>
           <w:lang w:val="en-US" w:eastAsia="zh-CN"/>
         </w:rPr>
-        <w:t>6</w:t>
+        <w:t>4</w:t>
       </w:r>
       <w:r>
         <w:rPr>
@@ -8411,6 +8901,7 @@
         </w:rPr>
         <w:fldChar w:fldCharType="end"/>
       </w:r>
+      <w:bookmarkStart w:id="16" w:name="_Toc12099"/>
       <w:r>
         <w:rPr>
           <w:rFonts w:hint="default"/>
@@ -8421,9 +8912,11 @@
       <w:r>
         <w:t>2025年度人员储备计划表</w:t>
       </w:r>
+      <w:bookmarkEnd w:id="16"/>
     </w:p>
     <w:tbl>
       <w:tblPr>
+        <w:tblStyle w:val="22"/>
         <w:tblW w:w="8522" w:type="dxa"/>
         <w:jc w:val="center"/>
         <w:tblBorders>
@@ -8447,9 +8940,9 @@
         <w:gridCol w:w="625"/>
         <w:gridCol w:w="1406"/>
         <w:gridCol w:w="1553"/>
-        <w:gridCol w:w="1831"/>
-        <w:gridCol w:w="1564"/>
-        <w:gridCol w:w="1543"/>
+        <w:gridCol w:w="2021"/>
+        <w:gridCol w:w="1185"/>
+        <w:gridCol w:w="1732"/>
       </w:tblGrid>
       <w:tr>
         <w:tblPrEx>
@@ -8461,6 +8954,7 @@
             <w:insideH w:val="none" w:color="auto" w:sz="0" w:space="0"/>
             <w:insideV w:val="none" w:color="auto" w:sz="0" w:space="0"/>
           </w:tblBorders>
+          <w:shd w:val="clear" w:color="auto" w:fill="auto"/>
           <w:tblCellMar>
             <w:top w:w="15" w:type="dxa"/>
             <w:left w:w="15" w:type="dxa"/>
@@ -8537,7 +9031,6 @@
                 <w:kern w:val="0"/>
                 <w:sz w:val="18"/>
                 <w:szCs w:val="18"/>
-                <w:bdr w:val="none" w:color="auto" w:sz="0" w:space="0"/>
                 <w:lang w:val="en-US" w:eastAsia="zh-CN" w:bidi="ar"/>
               </w:rPr>
               <w:t>序号</w:t>
@@ -8608,7 +9101,6 @@
                 <w:kern w:val="0"/>
                 <w:sz w:val="18"/>
                 <w:szCs w:val="18"/>
-                <w:bdr w:val="none" w:color="auto" w:sz="0" w:space="0"/>
                 <w:lang w:val="en-US" w:eastAsia="zh-CN" w:bidi="ar"/>
               </w:rPr>
               <w:t>计划完成时间</w:t>
@@ -8679,7 +9171,6 @@
                 <w:kern w:val="0"/>
                 <w:sz w:val="18"/>
                 <w:szCs w:val="18"/>
-                <w:bdr w:val="none" w:color="auto" w:sz="0" w:space="0"/>
                 <w:lang w:val="en-US" w:eastAsia="zh-CN" w:bidi="ar"/>
               </w:rPr>
               <w:t>储备岗位</w:t>
@@ -8688,7 +9179,7 @@
         </w:tc>
         <w:tc>
           <w:tcPr>
-            <w:tcW w:w="1831" w:type="dxa"/>
+            <w:tcW w:w="2021" w:type="dxa"/>
             <w:tcBorders>
               <w:top w:val="single" w:color="auto" w:sz="12" w:space="0"/>
               <w:left w:val="single" w:color="auto" w:sz="4" w:space="0"/>
@@ -8750,7 +9241,6 @@
                 <w:kern w:val="0"/>
                 <w:sz w:val="18"/>
                 <w:szCs w:val="18"/>
-                <w:bdr w:val="none" w:color="auto" w:sz="0" w:space="0"/>
                 <w:lang w:val="en-US" w:eastAsia="zh-CN" w:bidi="ar"/>
               </w:rPr>
               <w:t>储备方式</w:t>
@@ -8759,7 +9249,7 @@
         </w:tc>
         <w:tc>
           <w:tcPr>
-            <w:tcW w:w="1564" w:type="dxa"/>
+            <w:tcW w:w="1185" w:type="dxa"/>
             <w:tcBorders>
               <w:top w:val="single" w:color="auto" w:sz="12" w:space="0"/>
               <w:left w:val="single" w:color="auto" w:sz="4" w:space="0"/>
@@ -8821,7 +9311,6 @@
                 <w:kern w:val="0"/>
                 <w:sz w:val="18"/>
                 <w:szCs w:val="18"/>
-                <w:bdr w:val="none" w:color="auto" w:sz="0" w:space="0"/>
                 <w:lang w:val="en-US" w:eastAsia="zh-CN" w:bidi="ar"/>
               </w:rPr>
               <w:t>储备目标人数</w:t>
@@ -8830,7 +9319,7 @@
         </w:tc>
         <w:tc>
           <w:tcPr>
-            <w:tcW w:w="1543" w:type="dxa"/>
+            <w:tcW w:w="1732" w:type="dxa"/>
             <w:tcBorders>
               <w:top w:val="single" w:color="auto" w:sz="12" w:space="0"/>
               <w:left w:val="single" w:color="auto" w:sz="4" w:space="0"/>
@@ -8892,7 +9381,6 @@
                 <w:kern w:val="0"/>
                 <w:sz w:val="18"/>
                 <w:szCs w:val="18"/>
-                <w:bdr w:val="none" w:color="auto" w:sz="0" w:space="0"/>
                 <w:lang w:val="en-US" w:eastAsia="zh-CN" w:bidi="ar"/>
               </w:rPr>
               <w:t>储备来源</w:t>
@@ -8984,7 +9472,6 @@
                 <w:kern w:val="0"/>
                 <w:sz w:val="18"/>
                 <w:szCs w:val="18"/>
-                <w:bdr w:val="none" w:color="auto" w:sz="0" w:space="0"/>
                 <w:lang w:val="en-US" w:eastAsia="zh-CN" w:bidi="ar"/>
               </w:rPr>
               <w:t>1</w:t>
@@ -9053,7 +9540,6 @@
                 <w:kern w:val="0"/>
                 <w:sz w:val="18"/>
                 <w:szCs w:val="18"/>
-                <w:bdr w:val="none" w:color="auto" w:sz="0" w:space="0"/>
                 <w:lang w:val="en-US" w:eastAsia="zh-CN" w:bidi="ar"/>
               </w:rPr>
               <w:t>2025年3月</w:t>
@@ -9122,7 +9608,6 @@
                 <w:kern w:val="0"/>
                 <w:sz w:val="18"/>
                 <w:szCs w:val="18"/>
-                <w:bdr w:val="none" w:color="auto" w:sz="0" w:space="0"/>
                 <w:lang w:val="en-US" w:eastAsia="zh-CN" w:bidi="ar"/>
               </w:rPr>
               <w:t>运维项目经理</w:t>
@@ -9131,7 +9616,7 @@
         </w:tc>
         <w:tc>
           <w:tcPr>
-            <w:tcW w:w="1831" w:type="dxa"/>
+            <w:tcW w:w="2021" w:type="dxa"/>
             <w:tcBorders>
               <w:top w:val="single" w:color="auto" w:sz="4" w:space="0"/>
               <w:left w:val="single" w:color="auto" w:sz="4" w:space="0"/>
@@ -9191,7 +9676,6 @@
                 <w:kern w:val="0"/>
                 <w:sz w:val="18"/>
                 <w:szCs w:val="18"/>
-                <w:bdr w:val="none" w:color="auto" w:sz="0" w:space="0"/>
                 <w:lang w:val="en-US" w:eastAsia="zh-CN" w:bidi="ar"/>
               </w:rPr>
               <w:t>外部不固定储备</w:t>
@@ -9200,7 +9684,7 @@
         </w:tc>
         <w:tc>
           <w:tcPr>
-            <w:tcW w:w="1564" w:type="dxa"/>
+            <w:tcW w:w="1185" w:type="dxa"/>
             <w:tcBorders>
               <w:top w:val="single" w:color="auto" w:sz="4" w:space="0"/>
               <w:left w:val="single" w:color="auto" w:sz="4" w:space="0"/>
@@ -9260,7 +9744,6 @@
                 <w:kern w:val="0"/>
                 <w:sz w:val="18"/>
                 <w:szCs w:val="18"/>
-                <w:bdr w:val="none" w:color="auto" w:sz="0" w:space="0"/>
                 <w:lang w:val="en-US" w:eastAsia="zh-CN" w:bidi="ar"/>
               </w:rPr>
               <w:t>1人</w:t>
@@ -9269,7 +9752,7 @@
         </w:tc>
         <w:tc>
           <w:tcPr>
-            <w:tcW w:w="1543" w:type="dxa"/>
+            <w:tcW w:w="1732" w:type="dxa"/>
             <w:tcBorders>
               <w:top w:val="single" w:color="auto" w:sz="4" w:space="0"/>
               <w:left w:val="single" w:color="auto" w:sz="4" w:space="0"/>
@@ -9329,7 +9812,6 @@
                 <w:kern w:val="0"/>
                 <w:sz w:val="18"/>
                 <w:szCs w:val="18"/>
-                <w:bdr w:val="none" w:color="auto" w:sz="0" w:space="0"/>
                 <w:lang w:val="en-US" w:eastAsia="zh-CN" w:bidi="ar"/>
               </w:rPr>
               <w:t>招聘网站</w:t>
@@ -9421,7 +9903,6 @@
                 <w:kern w:val="0"/>
                 <w:sz w:val="18"/>
                 <w:szCs w:val="18"/>
-                <w:bdr w:val="none" w:color="auto" w:sz="0" w:space="0"/>
                 <w:lang w:val="en-US" w:eastAsia="zh-CN" w:bidi="ar"/>
               </w:rPr>
               <w:t>2</w:t>
@@ -9490,7 +9971,6 @@
                 <w:kern w:val="0"/>
                 <w:sz w:val="18"/>
                 <w:szCs w:val="18"/>
-                <w:bdr w:val="none" w:color="auto" w:sz="0" w:space="0"/>
                 <w:lang w:val="en-US" w:eastAsia="zh-CN" w:bidi="ar"/>
               </w:rPr>
               <w:t>2025年6月</w:t>
@@ -9559,7 +10039,6 @@
                 <w:kern w:val="0"/>
                 <w:sz w:val="18"/>
                 <w:szCs w:val="18"/>
-                <w:bdr w:val="none" w:color="auto" w:sz="0" w:space="0"/>
                 <w:lang w:val="en-US" w:eastAsia="zh-CN" w:bidi="ar"/>
               </w:rPr>
               <w:t>运维项目经理</w:t>
@@ -9568,7 +10047,7 @@
         </w:tc>
         <w:tc>
           <w:tcPr>
-            <w:tcW w:w="1831" w:type="dxa"/>
+            <w:tcW w:w="2021" w:type="dxa"/>
             <w:tcBorders>
               <w:top w:val="single" w:color="auto" w:sz="4" w:space="0"/>
               <w:left w:val="single" w:color="auto" w:sz="4" w:space="0"/>
@@ -9628,7 +10107,6 @@
                 <w:kern w:val="0"/>
                 <w:sz w:val="18"/>
                 <w:szCs w:val="18"/>
-                <w:bdr w:val="none" w:color="auto" w:sz="0" w:space="0"/>
                 <w:lang w:val="en-US" w:eastAsia="zh-CN" w:bidi="ar"/>
               </w:rPr>
               <w:t>内部培养</w:t>
@@ -9637,7 +10115,7 @@
         </w:tc>
         <w:tc>
           <w:tcPr>
-            <w:tcW w:w="1564" w:type="dxa"/>
+            <w:tcW w:w="1185" w:type="dxa"/>
             <w:tcBorders>
               <w:top w:val="single" w:color="auto" w:sz="4" w:space="0"/>
               <w:left w:val="single" w:color="auto" w:sz="4" w:space="0"/>
@@ -9697,7 +10175,6 @@
                 <w:kern w:val="0"/>
                 <w:sz w:val="18"/>
                 <w:szCs w:val="18"/>
-                <w:bdr w:val="none" w:color="auto" w:sz="0" w:space="0"/>
                 <w:lang w:val="en-US" w:eastAsia="zh-CN" w:bidi="ar"/>
               </w:rPr>
               <w:t>1人</w:t>
@@ -9706,7 +10183,7 @@
         </w:tc>
         <w:tc>
           <w:tcPr>
-            <w:tcW w:w="1543" w:type="dxa"/>
+            <w:tcW w:w="1732" w:type="dxa"/>
             <w:tcBorders>
               <w:top w:val="single" w:color="auto" w:sz="4" w:space="0"/>
               <w:left w:val="single" w:color="auto" w:sz="4" w:space="0"/>
@@ -9766,10 +10243,439 @@
                 <w:kern w:val="0"/>
                 <w:sz w:val="18"/>
                 <w:szCs w:val="18"/>
-                <w:bdr w:val="none" w:color="auto" w:sz="0" w:space="0"/>
                 <w:lang w:val="en-US" w:eastAsia="zh-CN" w:bidi="ar"/>
               </w:rPr>
               <w:t>内部选拔</w:t>
+            </w:r>
+          </w:p>
+        </w:tc>
+      </w:tr>
+      <w:tr>
+        <w:tblPrEx>
+          <w:tblBorders>
+            <w:top w:val="none" w:color="auto" w:sz="0" w:space="0"/>
+            <w:left w:val="none" w:color="auto" w:sz="0" w:space="0"/>
+            <w:bottom w:val="none" w:color="auto" w:sz="0" w:space="0"/>
+            <w:right w:val="none" w:color="auto" w:sz="0" w:space="0"/>
+            <w:insideH w:val="none" w:color="auto" w:sz="0" w:space="0"/>
+            <w:insideV w:val="none" w:color="auto" w:sz="0" w:space="0"/>
+          </w:tblBorders>
+          <w:tblCellMar>
+            <w:top w:w="15" w:type="dxa"/>
+            <w:left w:w="15" w:type="dxa"/>
+            <w:bottom w:w="15" w:type="dxa"/>
+            <w:right w:w="15" w:type="dxa"/>
+          </w:tblCellMar>
+        </w:tblPrEx>
+        <w:trPr>
+          <w:trHeight w:val="0" w:hRule="atLeast"/>
+          <w:jc w:val="center"/>
+        </w:trPr>
+        <w:tc>
+          <w:tcPr>
+            <w:tcW w:w="625" w:type="dxa"/>
+            <w:tcBorders>
+              <w:top w:val="single" w:color="auto" w:sz="4" w:space="0"/>
+              <w:left w:val="single" w:color="auto" w:sz="12" w:space="0"/>
+              <w:bottom w:val="nil"/>
+              <w:right w:val="nil"/>
+            </w:tcBorders>
+            <w:shd w:val="clear" w:color="auto" w:fill="auto"/>
+            <w:noWrap w:val="0"/>
+            <w:tcMar>
+              <w:top w:w="120" w:type="dxa"/>
+              <w:left w:w="-1" w:type="dxa"/>
+              <w:bottom w:w="120" w:type="dxa"/>
+              <w:right w:w="192" w:type="dxa"/>
+            </w:tcMar>
+            <w:vAlign w:val="center"/>
+          </w:tcPr>
+          <w:p>
+            <w:pPr>
+              <w:keepNext w:val="0"/>
+              <w:keepLines w:val="0"/>
+              <w:pageBreakBefore w:val="0"/>
+              <w:widowControl w:val="0"/>
+              <w:suppressLineNumbers w:val="0"/>
+              <w:kinsoku w:val="0"/>
+              <w:wordWrap/>
+              <w:overflowPunct/>
+              <w:topLinePunct w:val="0"/>
+              <w:autoSpaceDE w:val="0"/>
+              <w:autoSpaceDN w:val="0"/>
+              <w:bidi w:val="0"/>
+              <w:adjustRightInd w:val="0"/>
+              <w:snapToGrid w:val="0"/>
+              <w:spacing w:line="240" w:lineRule="auto"/>
+              <w:ind w:left="0" w:leftChars="0" w:right="0" w:rightChars="0" w:firstLine="0" w:firstLineChars="0"/>
+              <w:jc w:val="center"/>
+              <w:textAlignment w:val="baseline"/>
+              <w:rPr>
+                <w:rFonts w:hint="default" w:ascii="Segoe UI" w:hAnsi="Segoe UI" w:eastAsia="Segoe UI" w:cs="Segoe UI"/>
+                <w:i w:val="0"/>
+                <w:iCs w:val="0"/>
+                <w:caps w:val="0"/>
+                <w:color w:val="0F1115"/>
+                <w:spacing w:val="0"/>
+                <w:sz w:val="18"/>
+                <w:szCs w:val="18"/>
+              </w:rPr>
+            </w:pPr>
+            <w:r>
+              <w:rPr>
+                <w:rFonts w:hint="default" w:ascii="Segoe UI" w:hAnsi="Segoe UI" w:eastAsia="Segoe UI" w:cs="Segoe UI"/>
+                <w:i w:val="0"/>
+                <w:iCs w:val="0"/>
+                <w:caps w:val="0"/>
+                <w:snapToGrid w:val="0"/>
+                <w:color w:val="000000"/>
+                <w:spacing w:val="0"/>
+                <w:kern w:val="0"/>
+                <w:sz w:val="18"/>
+                <w:szCs w:val="18"/>
+                <w:lang w:val="en-US" w:eastAsia="zh-CN" w:bidi="ar"/>
+              </w:rPr>
+              <w:t>3</w:t>
+            </w:r>
+          </w:p>
+        </w:tc>
+        <w:tc>
+          <w:tcPr>
+            <w:tcW w:w="1406" w:type="dxa"/>
+            <w:tcBorders>
+              <w:top w:val="single" w:color="auto" w:sz="4" w:space="0"/>
+              <w:left w:val="single" w:color="auto" w:sz="4" w:space="0"/>
+              <w:bottom w:val="nil"/>
+              <w:right w:val="nil"/>
+            </w:tcBorders>
+            <w:shd w:val="clear" w:color="auto" w:fill="auto"/>
+            <w:noWrap w:val="0"/>
+            <w:tcMar>
+              <w:top w:w="120" w:type="dxa"/>
+              <w:left w:w="192" w:type="dxa"/>
+              <w:bottom w:w="120" w:type="dxa"/>
+              <w:right w:w="192" w:type="dxa"/>
+            </w:tcMar>
+            <w:vAlign w:val="center"/>
+          </w:tcPr>
+          <w:p>
+            <w:pPr>
+              <w:keepNext w:val="0"/>
+              <w:keepLines w:val="0"/>
+              <w:pageBreakBefore w:val="0"/>
+              <w:widowControl w:val="0"/>
+              <w:suppressLineNumbers w:val="0"/>
+              <w:kinsoku w:val="0"/>
+              <w:wordWrap/>
+              <w:overflowPunct/>
+              <w:topLinePunct w:val="0"/>
+              <w:autoSpaceDE w:val="0"/>
+              <w:autoSpaceDN w:val="0"/>
+              <w:bidi w:val="0"/>
+              <w:adjustRightInd w:val="0"/>
+              <w:snapToGrid w:val="0"/>
+              <w:spacing w:line="240" w:lineRule="auto"/>
+              <w:ind w:left="0" w:leftChars="0" w:right="0" w:rightChars="0" w:firstLine="0" w:firstLineChars="0"/>
+              <w:jc w:val="center"/>
+              <w:textAlignment w:val="baseline"/>
+              <w:rPr>
+                <w:rFonts w:hint="default" w:ascii="Segoe UI" w:hAnsi="Segoe UI" w:eastAsia="Segoe UI" w:cs="Segoe UI"/>
+                <w:i w:val="0"/>
+                <w:iCs w:val="0"/>
+                <w:caps w:val="0"/>
+                <w:color w:val="0F1115"/>
+                <w:spacing w:val="0"/>
+                <w:sz w:val="18"/>
+                <w:szCs w:val="18"/>
+              </w:rPr>
+            </w:pPr>
+            <w:r>
+              <w:rPr>
+                <w:rFonts w:hint="default" w:ascii="Segoe UI" w:hAnsi="Segoe UI" w:eastAsia="Segoe UI" w:cs="Segoe UI"/>
+                <w:i w:val="0"/>
+                <w:iCs w:val="0"/>
+                <w:caps w:val="0"/>
+                <w:snapToGrid w:val="0"/>
+                <w:color w:val="000000"/>
+                <w:spacing w:val="0"/>
+                <w:kern w:val="0"/>
+                <w:sz w:val="18"/>
+                <w:szCs w:val="18"/>
+                <w:lang w:val="en-US" w:eastAsia="zh-CN" w:bidi="ar"/>
+              </w:rPr>
+              <w:t>2025年7月</w:t>
+            </w:r>
+          </w:p>
+        </w:tc>
+        <w:tc>
+          <w:tcPr>
+            <w:tcW w:w="1553" w:type="dxa"/>
+            <w:tcBorders>
+              <w:top w:val="single" w:color="auto" w:sz="4" w:space="0"/>
+              <w:left w:val="single" w:color="auto" w:sz="4" w:space="0"/>
+              <w:bottom w:val="nil"/>
+              <w:right w:val="nil"/>
+            </w:tcBorders>
+            <w:shd w:val="clear" w:color="auto" w:fill="auto"/>
+            <w:noWrap w:val="0"/>
+            <w:tcMar>
+              <w:top w:w="120" w:type="dxa"/>
+              <w:left w:w="192" w:type="dxa"/>
+              <w:bottom w:w="120" w:type="dxa"/>
+              <w:right w:w="192" w:type="dxa"/>
+            </w:tcMar>
+            <w:vAlign w:val="center"/>
+          </w:tcPr>
+          <w:p>
+            <w:pPr>
+              <w:keepNext w:val="0"/>
+              <w:keepLines w:val="0"/>
+              <w:pageBreakBefore w:val="0"/>
+              <w:widowControl w:val="0"/>
+              <w:suppressLineNumbers w:val="0"/>
+              <w:kinsoku w:val="0"/>
+              <w:wordWrap/>
+              <w:overflowPunct/>
+              <w:topLinePunct w:val="0"/>
+              <w:autoSpaceDE w:val="0"/>
+              <w:autoSpaceDN w:val="0"/>
+              <w:bidi w:val="0"/>
+              <w:adjustRightInd w:val="0"/>
+              <w:snapToGrid w:val="0"/>
+              <w:spacing w:line="240" w:lineRule="auto"/>
+              <w:ind w:left="0" w:leftChars="0" w:right="0" w:rightChars="0" w:firstLine="0" w:firstLineChars="0"/>
+              <w:jc w:val="center"/>
+              <w:textAlignment w:val="baseline"/>
+              <w:rPr>
+                <w:rFonts w:hint="default" w:ascii="Segoe UI" w:hAnsi="Segoe UI" w:eastAsia="Segoe UI" w:cs="Segoe UI"/>
+                <w:i w:val="0"/>
+                <w:iCs w:val="0"/>
+                <w:caps w:val="0"/>
+                <w:color w:val="0F1115"/>
+                <w:spacing w:val="0"/>
+                <w:sz w:val="18"/>
+                <w:szCs w:val="18"/>
+              </w:rPr>
+            </w:pPr>
+            <w:r>
+              <w:rPr>
+                <w:rFonts w:hint="default" w:ascii="Segoe UI" w:hAnsi="Segoe UI" w:eastAsia="Segoe UI" w:cs="Segoe UI"/>
+                <w:i w:val="0"/>
+                <w:iCs w:val="0"/>
+                <w:caps w:val="0"/>
+                <w:snapToGrid w:val="0"/>
+                <w:color w:val="000000"/>
+                <w:spacing w:val="0"/>
+                <w:kern w:val="0"/>
+                <w:sz w:val="18"/>
+                <w:szCs w:val="18"/>
+                <w:lang w:val="en-US" w:eastAsia="zh-CN" w:bidi="ar"/>
+              </w:rPr>
+              <w:t>质量部专员</w:t>
+            </w:r>
+          </w:p>
+        </w:tc>
+        <w:tc>
+          <w:tcPr>
+            <w:tcW w:w="2021" w:type="dxa"/>
+            <w:tcBorders>
+              <w:top w:val="single" w:color="auto" w:sz="4" w:space="0"/>
+              <w:left w:val="single" w:color="auto" w:sz="4" w:space="0"/>
+              <w:bottom w:val="nil"/>
+              <w:right w:val="nil"/>
+            </w:tcBorders>
+            <w:shd w:val="clear" w:color="auto" w:fill="auto"/>
+            <w:noWrap w:val="0"/>
+            <w:tcMar>
+              <w:top w:w="120" w:type="dxa"/>
+              <w:left w:w="192" w:type="dxa"/>
+              <w:bottom w:w="120" w:type="dxa"/>
+              <w:right w:w="192" w:type="dxa"/>
+            </w:tcMar>
+            <w:vAlign w:val="center"/>
+          </w:tcPr>
+          <w:p>
+            <w:pPr>
+              <w:keepNext w:val="0"/>
+              <w:keepLines w:val="0"/>
+              <w:pageBreakBefore w:val="0"/>
+              <w:widowControl w:val="0"/>
+              <w:suppressLineNumbers w:val="0"/>
+              <w:kinsoku w:val="0"/>
+              <w:wordWrap/>
+              <w:overflowPunct/>
+              <w:topLinePunct w:val="0"/>
+              <w:autoSpaceDE w:val="0"/>
+              <w:autoSpaceDN w:val="0"/>
+              <w:bidi w:val="0"/>
+              <w:adjustRightInd w:val="0"/>
+              <w:snapToGrid w:val="0"/>
+              <w:spacing w:line="240" w:lineRule="auto"/>
+              <w:ind w:left="0" w:leftChars="0" w:right="0" w:rightChars="0" w:firstLine="0" w:firstLineChars="0"/>
+              <w:jc w:val="center"/>
+              <w:textAlignment w:val="baseline"/>
+              <w:rPr>
+                <w:rFonts w:hint="default" w:ascii="Segoe UI" w:hAnsi="Segoe UI" w:eastAsia="Segoe UI" w:cs="Segoe UI"/>
+                <w:i w:val="0"/>
+                <w:iCs w:val="0"/>
+                <w:caps w:val="0"/>
+                <w:color w:val="0F1115"/>
+                <w:spacing w:val="0"/>
+                <w:sz w:val="18"/>
+                <w:szCs w:val="18"/>
+              </w:rPr>
+            </w:pPr>
+            <w:r>
+              <w:rPr>
+                <w:rFonts w:hint="default" w:ascii="Segoe UI" w:hAnsi="Segoe UI" w:eastAsia="Segoe UI" w:cs="Segoe UI"/>
+                <w:i w:val="0"/>
+                <w:iCs w:val="0"/>
+                <w:caps w:val="0"/>
+                <w:snapToGrid w:val="0"/>
+                <w:color w:val="000000"/>
+                <w:spacing w:val="0"/>
+                <w:kern w:val="0"/>
+                <w:sz w:val="18"/>
+                <w:szCs w:val="18"/>
+                <w:lang w:val="en-US" w:eastAsia="zh-CN" w:bidi="ar"/>
+              </w:rPr>
+              <w:t>外部不固定储备</w:t>
+            </w:r>
+          </w:p>
+        </w:tc>
+        <w:tc>
+          <w:tcPr>
+            <w:tcW w:w="1185" w:type="dxa"/>
+            <w:tcBorders>
+              <w:top w:val="single" w:color="auto" w:sz="4" w:space="0"/>
+              <w:left w:val="single" w:color="auto" w:sz="4" w:space="0"/>
+              <w:bottom w:val="nil"/>
+              <w:right w:val="nil"/>
+            </w:tcBorders>
+            <w:shd w:val="clear" w:color="auto" w:fill="auto"/>
+            <w:noWrap w:val="0"/>
+            <w:tcMar>
+              <w:top w:w="120" w:type="dxa"/>
+              <w:left w:w="192" w:type="dxa"/>
+              <w:bottom w:w="120" w:type="dxa"/>
+              <w:right w:w="192" w:type="dxa"/>
+            </w:tcMar>
+            <w:vAlign w:val="center"/>
+          </w:tcPr>
+          <w:p>
+            <w:pPr>
+              <w:keepNext w:val="0"/>
+              <w:keepLines w:val="0"/>
+              <w:pageBreakBefore w:val="0"/>
+              <w:widowControl w:val="0"/>
+              <w:suppressLineNumbers w:val="0"/>
+              <w:kinsoku w:val="0"/>
+              <w:wordWrap/>
+              <w:overflowPunct/>
+              <w:topLinePunct w:val="0"/>
+              <w:autoSpaceDE w:val="0"/>
+              <w:autoSpaceDN w:val="0"/>
+              <w:bidi w:val="0"/>
+              <w:adjustRightInd w:val="0"/>
+              <w:snapToGrid w:val="0"/>
+              <w:spacing w:line="240" w:lineRule="auto"/>
+              <w:ind w:left="0" w:leftChars="0" w:right="0" w:rightChars="0" w:firstLine="0" w:firstLineChars="0"/>
+              <w:jc w:val="center"/>
+              <w:textAlignment w:val="baseline"/>
+              <w:rPr>
+                <w:rFonts w:hint="default" w:ascii="Segoe UI" w:hAnsi="Segoe UI" w:eastAsia="Segoe UI" w:cs="Segoe UI"/>
+                <w:i w:val="0"/>
+                <w:iCs w:val="0"/>
+                <w:caps w:val="0"/>
+                <w:color w:val="0F1115"/>
+                <w:spacing w:val="0"/>
+                <w:sz w:val="18"/>
+                <w:szCs w:val="18"/>
+              </w:rPr>
+            </w:pPr>
+            <w:r>
+              <w:rPr>
+                <w:rFonts w:hint="default" w:ascii="Segoe UI" w:hAnsi="Segoe UI" w:eastAsia="Segoe UI" w:cs="Segoe UI"/>
+                <w:i w:val="0"/>
+                <w:iCs w:val="0"/>
+                <w:caps w:val="0"/>
+                <w:snapToGrid w:val="0"/>
+                <w:color w:val="000000"/>
+                <w:spacing w:val="0"/>
+                <w:kern w:val="0"/>
+                <w:sz w:val="18"/>
+                <w:szCs w:val="18"/>
+                <w:lang w:val="en-US" w:eastAsia="zh-CN" w:bidi="ar"/>
+              </w:rPr>
+              <w:t>1人</w:t>
+            </w:r>
+          </w:p>
+        </w:tc>
+        <w:tc>
+          <w:tcPr>
+            <w:tcW w:w="1732" w:type="dxa"/>
+            <w:tcBorders>
+              <w:top w:val="single" w:color="auto" w:sz="4" w:space="0"/>
+              <w:left w:val="single" w:color="auto" w:sz="4" w:space="0"/>
+              <w:bottom w:val="nil"/>
+              <w:right w:val="single" w:color="auto" w:sz="12" w:space="0"/>
+            </w:tcBorders>
+            <w:shd w:val="clear" w:color="auto" w:fill="auto"/>
+            <w:noWrap w:val="0"/>
+            <w:tcMar>
+              <w:top w:w="120" w:type="dxa"/>
+              <w:left w:w="192" w:type="dxa"/>
+              <w:bottom w:w="120" w:type="dxa"/>
+              <w:right w:w="-1" w:type="dxa"/>
+            </w:tcMar>
+            <w:vAlign w:val="center"/>
+          </w:tcPr>
+          <w:p>
+            <w:pPr>
+              <w:keepNext w:val="0"/>
+              <w:keepLines w:val="0"/>
+              <w:pageBreakBefore w:val="0"/>
+              <w:widowControl w:val="0"/>
+              <w:suppressLineNumbers w:val="0"/>
+              <w:kinsoku w:val="0"/>
+              <w:wordWrap/>
+              <w:overflowPunct/>
+              <w:topLinePunct w:val="0"/>
+              <w:autoSpaceDE w:val="0"/>
+              <w:autoSpaceDN w:val="0"/>
+              <w:bidi w:val="0"/>
+              <w:adjustRightInd w:val="0"/>
+              <w:snapToGrid w:val="0"/>
+              <w:spacing w:line="240" w:lineRule="auto"/>
+              <w:ind w:left="0" w:leftChars="0" w:right="0" w:rightChars="0" w:firstLine="0" w:firstLineChars="0"/>
+              <w:jc w:val="center"/>
+              <w:textAlignment w:val="baseline"/>
+              <w:rPr>
+                <w:rFonts w:hint="default" w:ascii="Segoe UI" w:hAnsi="Segoe UI" w:eastAsia="Segoe UI" w:cs="Segoe UI"/>
+                <w:i w:val="0"/>
+                <w:iCs w:val="0"/>
+                <w:caps w:val="0"/>
+                <w:color w:val="0F1115"/>
+                <w:spacing w:val="0"/>
+                <w:sz w:val="18"/>
+                <w:szCs w:val="18"/>
+              </w:rPr>
+            </w:pPr>
+            <w:r>
+              <w:rPr>
+                <w:rFonts w:hint="default" w:ascii="Segoe UI" w:hAnsi="Segoe UI" w:eastAsia="Segoe UI" w:cs="Segoe UI"/>
+                <w:i w:val="0"/>
+                <w:iCs w:val="0"/>
+                <w:caps w:val="0"/>
+                <w:snapToGrid w:val="0"/>
+                <w:color w:val="000000"/>
+                <w:spacing w:val="0"/>
+                <w:kern w:val="0"/>
+                <w:sz w:val="18"/>
+                <w:szCs w:val="18"/>
+                <w:lang w:val="en-US" w:eastAsia="zh-CN" w:bidi="ar"/>
+              </w:rPr>
+              <w:t>招聘网站、校园招聘</w:t>
             </w:r>
           </w:p>
         </w:tc>
@@ -9858,10 +10764,9 @@
                 <w:kern w:val="0"/>
                 <w:sz w:val="18"/>
                 <w:szCs w:val="18"/>
-                <w:bdr w:val="none" w:color="auto" w:sz="0" w:space="0"/>
                 <w:lang w:val="en-US" w:eastAsia="zh-CN" w:bidi="ar"/>
               </w:rPr>
-              <w:t>3</w:t>
+              <w:t>4</w:t>
             </w:r>
           </w:p>
         </w:tc>
@@ -9927,10 +10832,9 @@
                 <w:kern w:val="0"/>
                 <w:sz w:val="18"/>
                 <w:szCs w:val="18"/>
-                <w:bdr w:val="none" w:color="auto" w:sz="0" w:space="0"/>
                 <w:lang w:val="en-US" w:eastAsia="zh-CN" w:bidi="ar"/>
               </w:rPr>
-              <w:t>2025年7月</w:t>
+              <w:t>2025年8月</w:t>
             </w:r>
           </w:p>
         </w:tc>
@@ -9996,16 +10900,15 @@
                 <w:kern w:val="0"/>
                 <w:sz w:val="18"/>
                 <w:szCs w:val="18"/>
-                <w:bdr w:val="none" w:color="auto" w:sz="0" w:space="0"/>
                 <w:lang w:val="en-US" w:eastAsia="zh-CN" w:bidi="ar"/>
               </w:rPr>
-              <w:t>质量部专员</w:t>
-            </w:r>
-          </w:p>
-        </w:tc>
-        <w:tc>
-          <w:tcPr>
-            <w:tcW w:w="1831" w:type="dxa"/>
+              <w:t>服务台专员</w:t>
+            </w:r>
+          </w:p>
+        </w:tc>
+        <w:tc>
+          <w:tcPr>
+            <w:tcW w:w="2021" w:type="dxa"/>
             <w:tcBorders>
               <w:top w:val="single" w:color="auto" w:sz="4" w:space="0"/>
               <w:left w:val="single" w:color="auto" w:sz="4" w:space="0"/>
@@ -10065,7 +10968,6 @@
                 <w:kern w:val="0"/>
                 <w:sz w:val="18"/>
                 <w:szCs w:val="18"/>
-                <w:bdr w:val="none" w:color="auto" w:sz="0" w:space="0"/>
                 <w:lang w:val="en-US" w:eastAsia="zh-CN" w:bidi="ar"/>
               </w:rPr>
               <w:t>外部不固定储备</w:t>
@@ -10074,7 +10976,7 @@
         </w:tc>
         <w:tc>
           <w:tcPr>
-            <w:tcW w:w="1564" w:type="dxa"/>
+            <w:tcW w:w="1185" w:type="dxa"/>
             <w:tcBorders>
               <w:top w:val="single" w:color="auto" w:sz="4" w:space="0"/>
               <w:left w:val="single" w:color="auto" w:sz="4" w:space="0"/>
@@ -10134,16 +11036,15 @@
                 <w:kern w:val="0"/>
                 <w:sz w:val="18"/>
                 <w:szCs w:val="18"/>
-                <w:bdr w:val="none" w:color="auto" w:sz="0" w:space="0"/>
                 <w:lang w:val="en-US" w:eastAsia="zh-CN" w:bidi="ar"/>
               </w:rPr>
-              <w:t>1人</w:t>
-            </w:r>
-          </w:p>
-        </w:tc>
-        <w:tc>
-          <w:tcPr>
-            <w:tcW w:w="1543" w:type="dxa"/>
+              <w:t>2人</w:t>
+            </w:r>
+          </w:p>
+        </w:tc>
+        <w:tc>
+          <w:tcPr>
+            <w:tcW w:w="1732" w:type="dxa"/>
             <w:tcBorders>
               <w:top w:val="single" w:color="auto" w:sz="4" w:space="0"/>
               <w:left w:val="single" w:color="auto" w:sz="4" w:space="0"/>
@@ -10203,10 +11104,9 @@
                 <w:kern w:val="0"/>
                 <w:sz w:val="18"/>
                 <w:szCs w:val="18"/>
-                <w:bdr w:val="none" w:color="auto" w:sz="0" w:space="0"/>
                 <w:lang w:val="en-US" w:eastAsia="zh-CN" w:bidi="ar"/>
               </w:rPr>
-              <w:t>招聘网站、校园招聘</w:t>
+              <w:t>校园招聘、实习</w:t>
             </w:r>
           </w:p>
         </w:tc>
@@ -10295,10 +11195,9 @@
                 <w:kern w:val="0"/>
                 <w:sz w:val="18"/>
                 <w:szCs w:val="18"/>
-                <w:bdr w:val="none" w:color="auto" w:sz="0" w:space="0"/>
                 <w:lang w:val="en-US" w:eastAsia="zh-CN" w:bidi="ar"/>
               </w:rPr>
-              <w:t>4</w:t>
+              <w:t>5</w:t>
             </w:r>
           </w:p>
         </w:tc>
@@ -10364,10 +11263,9 @@
                 <w:kern w:val="0"/>
                 <w:sz w:val="18"/>
                 <w:szCs w:val="18"/>
-                <w:bdr w:val="none" w:color="auto" w:sz="0" w:space="0"/>
                 <w:lang w:val="en-US" w:eastAsia="zh-CN" w:bidi="ar"/>
               </w:rPr>
-              <w:t>2025年8月</w:t>
+              <w:t>2025年9月</w:t>
             </w:r>
           </w:p>
         </w:tc>
@@ -10433,16 +11331,15 @@
                 <w:kern w:val="0"/>
                 <w:sz w:val="18"/>
                 <w:szCs w:val="18"/>
-                <w:bdr w:val="none" w:color="auto" w:sz="0" w:space="0"/>
                 <w:lang w:val="en-US" w:eastAsia="zh-CN" w:bidi="ar"/>
               </w:rPr>
-              <w:t>服务台专员</w:t>
-            </w:r>
-          </w:p>
-        </w:tc>
-        <w:tc>
-          <w:tcPr>
-            <w:tcW w:w="1831" w:type="dxa"/>
+              <w:t>硬件运维工程师</w:t>
+            </w:r>
+          </w:p>
+        </w:tc>
+        <w:tc>
+          <w:tcPr>
+            <w:tcW w:w="2021" w:type="dxa"/>
             <w:tcBorders>
               <w:top w:val="single" w:color="auto" w:sz="4" w:space="0"/>
               <w:left w:val="single" w:color="auto" w:sz="4" w:space="0"/>
@@ -10502,16 +11399,15 @@
                 <w:kern w:val="0"/>
                 <w:sz w:val="18"/>
                 <w:szCs w:val="18"/>
-                <w:bdr w:val="none" w:color="auto" w:sz="0" w:space="0"/>
                 <w:lang w:val="en-US" w:eastAsia="zh-CN" w:bidi="ar"/>
               </w:rPr>
-              <w:t>外部不固定储备</w:t>
-            </w:r>
-          </w:p>
-        </w:tc>
-        <w:tc>
-          <w:tcPr>
-            <w:tcW w:w="1564" w:type="dxa"/>
+              <w:t>内部培养+外部储备</w:t>
+            </w:r>
+          </w:p>
+        </w:tc>
+        <w:tc>
+          <w:tcPr>
+            <w:tcW w:w="1185" w:type="dxa"/>
             <w:tcBorders>
               <w:top w:val="single" w:color="auto" w:sz="4" w:space="0"/>
               <w:left w:val="single" w:color="auto" w:sz="4" w:space="0"/>
@@ -10571,7 +11467,6 @@
                 <w:kern w:val="0"/>
                 <w:sz w:val="18"/>
                 <w:szCs w:val="18"/>
-                <w:bdr w:val="none" w:color="auto" w:sz="0" w:space="0"/>
                 <w:lang w:val="en-US" w:eastAsia="zh-CN" w:bidi="ar"/>
               </w:rPr>
               <w:t>2人</w:t>
@@ -10580,7 +11475,7 @@
         </w:tc>
         <w:tc>
           <w:tcPr>
-            <w:tcW w:w="1543" w:type="dxa"/>
+            <w:tcW w:w="1732" w:type="dxa"/>
             <w:tcBorders>
               <w:top w:val="single" w:color="auto" w:sz="4" w:space="0"/>
               <w:left w:val="single" w:color="auto" w:sz="4" w:space="0"/>
@@ -10640,10 +11535,9 @@
                 <w:kern w:val="0"/>
                 <w:sz w:val="18"/>
                 <w:szCs w:val="18"/>
-                <w:bdr w:val="none" w:color="auto" w:sz="0" w:space="0"/>
                 <w:lang w:val="en-US" w:eastAsia="zh-CN" w:bidi="ar"/>
               </w:rPr>
-              <w:t>校园招聘、实习</w:t>
+              <w:t>内部轮岗、校园招聘</w:t>
             </w:r>
           </w:p>
         </w:tc>
@@ -10731,10 +11625,9 @@
                 <w:kern w:val="0"/>
                 <w:sz w:val="18"/>
                 <w:szCs w:val="18"/>
-                <w:bdr w:val="none" w:color="auto" w:sz="0" w:space="0"/>
                 <w:lang w:val="en-US" w:eastAsia="zh-CN" w:bidi="ar"/>
               </w:rPr>
-              <w:t>5</w:t>
+              <w:t>6</w:t>
             </w:r>
           </w:p>
         </w:tc>
@@ -10800,7 +11693,6 @@
                 <w:kern w:val="0"/>
                 <w:sz w:val="18"/>
                 <w:szCs w:val="18"/>
-                <w:bdr w:val="none" w:color="auto" w:sz="0" w:space="0"/>
                 <w:lang w:val="en-US" w:eastAsia="zh-CN" w:bidi="ar"/>
               </w:rPr>
               <w:t>2025年9月</w:t>
@@ -10869,16 +11761,15 @@
                 <w:kern w:val="0"/>
                 <w:sz w:val="18"/>
                 <w:szCs w:val="18"/>
-                <w:bdr w:val="none" w:color="auto" w:sz="0" w:space="0"/>
                 <w:lang w:val="en-US" w:eastAsia="zh-CN" w:bidi="ar"/>
               </w:rPr>
-              <w:t>硬件运维工程师</w:t>
-            </w:r>
-          </w:p>
-        </w:tc>
-        <w:tc>
-          <w:tcPr>
-            <w:tcW w:w="1831" w:type="dxa"/>
+              <w:t>软件运维工程师</w:t>
+            </w:r>
+          </w:p>
+        </w:tc>
+        <w:tc>
+          <w:tcPr>
+            <w:tcW w:w="2021" w:type="dxa"/>
             <w:tcBorders>
               <w:top w:val="single" w:color="auto" w:sz="4" w:space="0"/>
               <w:left w:val="single" w:color="auto" w:sz="4" w:space="0"/>
@@ -10938,7 +11829,6 @@
                 <w:kern w:val="0"/>
                 <w:sz w:val="18"/>
                 <w:szCs w:val="18"/>
-                <w:bdr w:val="none" w:color="auto" w:sz="0" w:space="0"/>
                 <w:lang w:val="en-US" w:eastAsia="zh-CN" w:bidi="ar"/>
               </w:rPr>
               <w:t>内部培养+外部储备</w:t>
@@ -10947,7 +11837,7 @@
         </w:tc>
         <w:tc>
           <w:tcPr>
-            <w:tcW w:w="1564" w:type="dxa"/>
+            <w:tcW w:w="1185" w:type="dxa"/>
             <w:tcBorders>
               <w:top w:val="single" w:color="auto" w:sz="4" w:space="0"/>
               <w:left w:val="single" w:color="auto" w:sz="4" w:space="0"/>
@@ -11007,7 +11897,6 @@
                 <w:kern w:val="0"/>
                 <w:sz w:val="18"/>
                 <w:szCs w:val="18"/>
-                <w:bdr w:val="none" w:color="auto" w:sz="0" w:space="0"/>
                 <w:lang w:val="en-US" w:eastAsia="zh-CN" w:bidi="ar"/>
               </w:rPr>
               <w:t>2人</w:t>
@@ -11016,7 +11905,7 @@
         </w:tc>
         <w:tc>
           <w:tcPr>
-            <w:tcW w:w="1543" w:type="dxa"/>
+            <w:tcW w:w="1732" w:type="dxa"/>
             <w:tcBorders>
               <w:top w:val="single" w:color="auto" w:sz="4" w:space="0"/>
               <w:left w:val="single" w:color="auto" w:sz="4" w:space="0"/>
@@ -11076,10 +11965,9 @@
                 <w:kern w:val="0"/>
                 <w:sz w:val="18"/>
                 <w:szCs w:val="18"/>
-                <w:bdr w:val="none" w:color="auto" w:sz="0" w:space="0"/>
                 <w:lang w:val="en-US" w:eastAsia="zh-CN" w:bidi="ar"/>
               </w:rPr>
-              <w:t>内部轮岗、校园招聘</w:t>
+              <w:t>内部轮岗、招聘网站</w:t>
             </w:r>
           </w:p>
         </w:tc>
@@ -11094,6 +11982,7 @@
             <w:insideH w:val="none" w:color="auto" w:sz="0" w:space="0"/>
             <w:insideV w:val="none" w:color="auto" w:sz="0" w:space="0"/>
           </w:tblBorders>
+          <w:shd w:val="clear" w:color="auto" w:fill="auto"/>
           <w:tblCellMar>
             <w:top w:w="15" w:type="dxa"/>
             <w:left w:w="15" w:type="dxa"/>
@@ -11111,7 +12000,7 @@
             <w:tcBorders>
               <w:top w:val="single" w:color="auto" w:sz="4" w:space="0"/>
               <w:left w:val="single" w:color="auto" w:sz="12" w:space="0"/>
-              <w:bottom w:val="nil"/>
+              <w:bottom w:val="single" w:color="auto" w:sz="12" w:space="0"/>
               <w:right w:val="nil"/>
             </w:tcBorders>
             <w:shd w:val="clear" w:color="auto" w:fill="auto"/>
@@ -11167,10 +12056,9 @@
                 <w:kern w:val="0"/>
                 <w:sz w:val="18"/>
                 <w:szCs w:val="18"/>
-                <w:bdr w:val="none" w:color="auto" w:sz="0" w:space="0"/>
                 <w:lang w:val="en-US" w:eastAsia="zh-CN" w:bidi="ar"/>
               </w:rPr>
-              <w:t>6</w:t>
+              <w:t>7</w:t>
             </w:r>
           </w:p>
         </w:tc>
@@ -11180,7 +12068,7 @@
             <w:tcBorders>
               <w:top w:val="single" w:color="auto" w:sz="4" w:space="0"/>
               <w:left w:val="single" w:color="auto" w:sz="4" w:space="0"/>
-              <w:bottom w:val="nil"/>
+              <w:bottom w:val="single" w:color="auto" w:sz="12" w:space="0"/>
               <w:right w:val="nil"/>
             </w:tcBorders>
             <w:shd w:val="clear" w:color="auto" w:fill="auto"/>
@@ -11236,10 +12124,9 @@
                 <w:kern w:val="0"/>
                 <w:sz w:val="18"/>
                 <w:szCs w:val="18"/>
-                <w:bdr w:val="none" w:color="auto" w:sz="0" w:space="0"/>
                 <w:lang w:val="en-US" w:eastAsia="zh-CN" w:bidi="ar"/>
               </w:rPr>
-              <w:t>2025年9月</w:t>
+              <w:t>2025年12月</w:t>
             </w:r>
           </w:p>
         </w:tc>
@@ -11249,7 +12136,7 @@
             <w:tcBorders>
               <w:top w:val="single" w:color="auto" w:sz="4" w:space="0"/>
               <w:left w:val="single" w:color="auto" w:sz="4" w:space="0"/>
-              <w:bottom w:val="nil"/>
+              <w:bottom w:val="single" w:color="auto" w:sz="12" w:space="0"/>
               <w:right w:val="nil"/>
             </w:tcBorders>
             <w:shd w:val="clear" w:color="auto" w:fill="auto"/>
@@ -11305,20 +12192,19 @@
                 <w:kern w:val="0"/>
                 <w:sz w:val="18"/>
                 <w:szCs w:val="18"/>
-                <w:bdr w:val="none" w:color="auto" w:sz="0" w:space="0"/>
                 <w:lang w:val="en-US" w:eastAsia="zh-CN" w:bidi="ar"/>
               </w:rPr>
-              <w:t>软件运维工程师</w:t>
-            </w:r>
-          </w:p>
-        </w:tc>
-        <w:tc>
-          <w:tcPr>
-            <w:tcW w:w="1831" w:type="dxa"/>
-            <w:tcBorders>
-              <w:top w:val="single" w:color="auto" w:sz="4" w:space="0"/>
-              <w:left w:val="single" w:color="auto" w:sz="4" w:space="0"/>
-              <w:bottom w:val="nil"/>
+              <w:t>研发工程师</w:t>
+            </w:r>
+          </w:p>
+        </w:tc>
+        <w:tc>
+          <w:tcPr>
+            <w:tcW w:w="2021" w:type="dxa"/>
+            <w:tcBorders>
+              <w:top w:val="single" w:color="auto" w:sz="4" w:space="0"/>
+              <w:left w:val="single" w:color="auto" w:sz="4" w:space="0"/>
+              <w:bottom w:val="single" w:color="auto" w:sz="12" w:space="0"/>
               <w:right w:val="nil"/>
             </w:tcBorders>
             <w:shd w:val="clear" w:color="auto" w:fill="auto"/>
@@ -11374,7 +12260,6 @@
                 <w:kern w:val="0"/>
                 <w:sz w:val="18"/>
                 <w:szCs w:val="18"/>
-                <w:bdr w:val="none" w:color="auto" w:sz="0" w:space="0"/>
                 <w:lang w:val="en-US" w:eastAsia="zh-CN" w:bidi="ar"/>
               </w:rPr>
               <w:t>内部培养+外部储备</w:t>
@@ -11383,11 +12268,11 @@
         </w:tc>
         <w:tc>
           <w:tcPr>
-            <w:tcW w:w="1564" w:type="dxa"/>
-            <w:tcBorders>
-              <w:top w:val="single" w:color="auto" w:sz="4" w:space="0"/>
-              <w:left w:val="single" w:color="auto" w:sz="4" w:space="0"/>
-              <w:bottom w:val="nil"/>
+            <w:tcW w:w="1185" w:type="dxa"/>
+            <w:tcBorders>
+              <w:top w:val="single" w:color="auto" w:sz="4" w:space="0"/>
+              <w:left w:val="single" w:color="auto" w:sz="4" w:space="0"/>
+              <w:bottom w:val="single" w:color="auto" w:sz="12" w:space="0"/>
               <w:right w:val="nil"/>
             </w:tcBorders>
             <w:shd w:val="clear" w:color="auto" w:fill="auto"/>
@@ -11443,20 +12328,19 @@
                 <w:kern w:val="0"/>
                 <w:sz w:val="18"/>
                 <w:szCs w:val="18"/>
-                <w:bdr w:val="none" w:color="auto" w:sz="0" w:space="0"/>
                 <w:lang w:val="en-US" w:eastAsia="zh-CN" w:bidi="ar"/>
               </w:rPr>
-              <w:t>2人</w:t>
-            </w:r>
-          </w:p>
-        </w:tc>
-        <w:tc>
-          <w:tcPr>
-            <w:tcW w:w="1543" w:type="dxa"/>
-            <w:tcBorders>
-              <w:top w:val="single" w:color="auto" w:sz="4" w:space="0"/>
-              <w:left w:val="single" w:color="auto" w:sz="4" w:space="0"/>
-              <w:bottom w:val="nil"/>
+              <w:t>1人</w:t>
+            </w:r>
+          </w:p>
+        </w:tc>
+        <w:tc>
+          <w:tcPr>
+            <w:tcW w:w="1732" w:type="dxa"/>
+            <w:tcBorders>
+              <w:top w:val="single" w:color="auto" w:sz="4" w:space="0"/>
+              <w:left w:val="single" w:color="auto" w:sz="4" w:space="0"/>
+              <w:bottom w:val="single" w:color="auto" w:sz="12" w:space="0"/>
               <w:right w:val="single" w:color="auto" w:sz="12" w:space="0"/>
             </w:tcBorders>
             <w:shd w:val="clear" w:color="auto" w:fill="auto"/>
@@ -11512,443 +12396,6 @@
                 <w:kern w:val="0"/>
                 <w:sz w:val="18"/>
                 <w:szCs w:val="18"/>
-                <w:bdr w:val="none" w:color="auto" w:sz="0" w:space="0"/>
-                <w:lang w:val="en-US" w:eastAsia="zh-CN" w:bidi="ar"/>
-              </w:rPr>
-              <w:t>内部轮岗、招聘网站</w:t>
-            </w:r>
-          </w:p>
-        </w:tc>
-      </w:tr>
-      <w:tr>
-        <w:tblPrEx>
-          <w:tblBorders>
-            <w:top w:val="none" w:color="auto" w:sz="0" w:space="0"/>
-            <w:left w:val="none" w:color="auto" w:sz="0" w:space="0"/>
-            <w:bottom w:val="none" w:color="auto" w:sz="0" w:space="0"/>
-            <w:right w:val="none" w:color="auto" w:sz="0" w:space="0"/>
-            <w:insideH w:val="none" w:color="auto" w:sz="0" w:space="0"/>
-            <w:insideV w:val="none" w:color="auto" w:sz="0" w:space="0"/>
-          </w:tblBorders>
-          <w:tblCellMar>
-            <w:top w:w="15" w:type="dxa"/>
-            <w:left w:w="15" w:type="dxa"/>
-            <w:bottom w:w="15" w:type="dxa"/>
-            <w:right w:w="15" w:type="dxa"/>
-          </w:tblCellMar>
-        </w:tblPrEx>
-        <w:trPr>
-          <w:trHeight w:val="0" w:hRule="atLeast"/>
-          <w:jc w:val="center"/>
-        </w:trPr>
-        <w:tc>
-          <w:tcPr>
-            <w:tcW w:w="625" w:type="dxa"/>
-            <w:tcBorders>
-              <w:top w:val="single" w:color="auto" w:sz="4" w:space="0"/>
-              <w:left w:val="single" w:color="auto" w:sz="12" w:space="0"/>
-              <w:bottom w:val="single" w:color="auto" w:sz="12" w:space="0"/>
-              <w:right w:val="nil"/>
-            </w:tcBorders>
-            <w:shd w:val="clear" w:color="auto" w:fill="auto"/>
-            <w:noWrap w:val="0"/>
-            <w:tcMar>
-              <w:top w:w="120" w:type="dxa"/>
-              <w:left w:w="-1" w:type="dxa"/>
-              <w:bottom w:w="120" w:type="dxa"/>
-              <w:right w:w="192" w:type="dxa"/>
-            </w:tcMar>
-            <w:vAlign w:val="center"/>
-          </w:tcPr>
-          <w:p>
-            <w:pPr>
-              <w:keepNext w:val="0"/>
-              <w:keepLines w:val="0"/>
-              <w:pageBreakBefore w:val="0"/>
-              <w:widowControl w:val="0"/>
-              <w:suppressLineNumbers w:val="0"/>
-              <w:kinsoku w:val="0"/>
-              <w:wordWrap/>
-              <w:overflowPunct/>
-              <w:topLinePunct w:val="0"/>
-              <w:autoSpaceDE w:val="0"/>
-              <w:autoSpaceDN w:val="0"/>
-              <w:bidi w:val="0"/>
-              <w:adjustRightInd w:val="0"/>
-              <w:snapToGrid w:val="0"/>
-              <w:spacing w:line="240" w:lineRule="auto"/>
-              <w:ind w:left="0" w:leftChars="0" w:right="0" w:rightChars="0" w:firstLine="0" w:firstLineChars="0"/>
-              <w:jc w:val="center"/>
-              <w:textAlignment w:val="baseline"/>
-              <w:rPr>
-                <w:rFonts w:hint="default" w:ascii="Segoe UI" w:hAnsi="Segoe UI" w:eastAsia="Segoe UI" w:cs="Segoe UI"/>
-                <w:i w:val="0"/>
-                <w:iCs w:val="0"/>
-                <w:caps w:val="0"/>
-                <w:color w:val="0F1115"/>
-                <w:spacing w:val="0"/>
-                <w:sz w:val="18"/>
-                <w:szCs w:val="18"/>
-              </w:rPr>
-            </w:pPr>
-            <w:r>
-              <w:rPr>
-                <w:rFonts w:hint="default" w:ascii="Segoe UI" w:hAnsi="Segoe UI" w:eastAsia="Segoe UI" w:cs="Segoe UI"/>
-                <w:i w:val="0"/>
-                <w:iCs w:val="0"/>
-                <w:caps w:val="0"/>
-                <w:snapToGrid w:val="0"/>
-                <w:color w:val="000000"/>
-                <w:spacing w:val="0"/>
-                <w:kern w:val="0"/>
-                <w:sz w:val="18"/>
-                <w:szCs w:val="18"/>
-                <w:bdr w:val="none" w:color="auto" w:sz="0" w:space="0"/>
-                <w:lang w:val="en-US" w:eastAsia="zh-CN" w:bidi="ar"/>
-              </w:rPr>
-              <w:t>7</w:t>
-            </w:r>
-          </w:p>
-        </w:tc>
-        <w:tc>
-          <w:tcPr>
-            <w:tcW w:w="1406" w:type="dxa"/>
-            <w:tcBorders>
-              <w:top w:val="single" w:color="auto" w:sz="4" w:space="0"/>
-              <w:left w:val="single" w:color="auto" w:sz="4" w:space="0"/>
-              <w:bottom w:val="single" w:color="auto" w:sz="12" w:space="0"/>
-              <w:right w:val="nil"/>
-            </w:tcBorders>
-            <w:shd w:val="clear" w:color="auto" w:fill="auto"/>
-            <w:noWrap w:val="0"/>
-            <w:tcMar>
-              <w:top w:w="120" w:type="dxa"/>
-              <w:left w:w="192" w:type="dxa"/>
-              <w:bottom w:w="120" w:type="dxa"/>
-              <w:right w:w="192" w:type="dxa"/>
-            </w:tcMar>
-            <w:vAlign w:val="center"/>
-          </w:tcPr>
-          <w:p>
-            <w:pPr>
-              <w:keepNext w:val="0"/>
-              <w:keepLines w:val="0"/>
-              <w:pageBreakBefore w:val="0"/>
-              <w:widowControl w:val="0"/>
-              <w:suppressLineNumbers w:val="0"/>
-              <w:kinsoku w:val="0"/>
-              <w:wordWrap/>
-              <w:overflowPunct/>
-              <w:topLinePunct w:val="0"/>
-              <w:autoSpaceDE w:val="0"/>
-              <w:autoSpaceDN w:val="0"/>
-              <w:bidi w:val="0"/>
-              <w:adjustRightInd w:val="0"/>
-              <w:snapToGrid w:val="0"/>
-              <w:spacing w:line="240" w:lineRule="auto"/>
-              <w:ind w:left="0" w:leftChars="0" w:right="0" w:rightChars="0" w:firstLine="0" w:firstLineChars="0"/>
-              <w:jc w:val="center"/>
-              <w:textAlignment w:val="baseline"/>
-              <w:rPr>
-                <w:rFonts w:hint="default" w:ascii="Segoe UI" w:hAnsi="Segoe UI" w:eastAsia="Segoe UI" w:cs="Segoe UI"/>
-                <w:i w:val="0"/>
-                <w:iCs w:val="0"/>
-                <w:caps w:val="0"/>
-                <w:color w:val="0F1115"/>
-                <w:spacing w:val="0"/>
-                <w:sz w:val="18"/>
-                <w:szCs w:val="18"/>
-              </w:rPr>
-            </w:pPr>
-            <w:r>
-              <w:rPr>
-                <w:rFonts w:hint="default" w:ascii="Segoe UI" w:hAnsi="Segoe UI" w:eastAsia="Segoe UI" w:cs="Segoe UI"/>
-                <w:i w:val="0"/>
-                <w:iCs w:val="0"/>
-                <w:caps w:val="0"/>
-                <w:snapToGrid w:val="0"/>
-                <w:color w:val="000000"/>
-                <w:spacing w:val="0"/>
-                <w:kern w:val="0"/>
-                <w:sz w:val="18"/>
-                <w:szCs w:val="18"/>
-                <w:bdr w:val="none" w:color="auto" w:sz="0" w:space="0"/>
-                <w:lang w:val="en-US" w:eastAsia="zh-CN" w:bidi="ar"/>
-              </w:rPr>
-              <w:t>2025年12月</w:t>
-            </w:r>
-          </w:p>
-        </w:tc>
-        <w:tc>
-          <w:tcPr>
-            <w:tcW w:w="1553" w:type="dxa"/>
-            <w:tcBorders>
-              <w:top w:val="single" w:color="auto" w:sz="4" w:space="0"/>
-              <w:left w:val="single" w:color="auto" w:sz="4" w:space="0"/>
-              <w:bottom w:val="single" w:color="auto" w:sz="12" w:space="0"/>
-              <w:right w:val="nil"/>
-            </w:tcBorders>
-            <w:shd w:val="clear" w:color="auto" w:fill="auto"/>
-            <w:noWrap w:val="0"/>
-            <w:tcMar>
-              <w:top w:w="120" w:type="dxa"/>
-              <w:left w:w="192" w:type="dxa"/>
-              <w:bottom w:w="120" w:type="dxa"/>
-              <w:right w:w="192" w:type="dxa"/>
-            </w:tcMar>
-            <w:vAlign w:val="center"/>
-          </w:tcPr>
-          <w:p>
-            <w:pPr>
-              <w:keepNext w:val="0"/>
-              <w:keepLines w:val="0"/>
-              <w:pageBreakBefore w:val="0"/>
-              <w:widowControl w:val="0"/>
-              <w:suppressLineNumbers w:val="0"/>
-              <w:kinsoku w:val="0"/>
-              <w:wordWrap/>
-              <w:overflowPunct/>
-              <w:topLinePunct w:val="0"/>
-              <w:autoSpaceDE w:val="0"/>
-              <w:autoSpaceDN w:val="0"/>
-              <w:bidi w:val="0"/>
-              <w:adjustRightInd w:val="0"/>
-              <w:snapToGrid w:val="0"/>
-              <w:spacing w:line="240" w:lineRule="auto"/>
-              <w:ind w:left="0" w:leftChars="0" w:right="0" w:rightChars="0" w:firstLine="0" w:firstLineChars="0"/>
-              <w:jc w:val="center"/>
-              <w:textAlignment w:val="baseline"/>
-              <w:rPr>
-                <w:rFonts w:hint="default" w:ascii="Segoe UI" w:hAnsi="Segoe UI" w:eastAsia="Segoe UI" w:cs="Segoe UI"/>
-                <w:i w:val="0"/>
-                <w:iCs w:val="0"/>
-                <w:caps w:val="0"/>
-                <w:color w:val="0F1115"/>
-                <w:spacing w:val="0"/>
-                <w:sz w:val="18"/>
-                <w:szCs w:val="18"/>
-              </w:rPr>
-            </w:pPr>
-            <w:r>
-              <w:rPr>
-                <w:rFonts w:hint="default" w:ascii="Segoe UI" w:hAnsi="Segoe UI" w:eastAsia="Segoe UI" w:cs="Segoe UI"/>
-                <w:i w:val="0"/>
-                <w:iCs w:val="0"/>
-                <w:caps w:val="0"/>
-                <w:snapToGrid w:val="0"/>
-                <w:color w:val="000000"/>
-                <w:spacing w:val="0"/>
-                <w:kern w:val="0"/>
-                <w:sz w:val="18"/>
-                <w:szCs w:val="18"/>
-                <w:bdr w:val="none" w:color="auto" w:sz="0" w:space="0"/>
-                <w:lang w:val="en-US" w:eastAsia="zh-CN" w:bidi="ar"/>
-              </w:rPr>
-              <w:t>研发工程师</w:t>
-            </w:r>
-          </w:p>
-        </w:tc>
-        <w:tc>
-          <w:tcPr>
-            <w:tcW w:w="1831" w:type="dxa"/>
-            <w:tcBorders>
-              <w:top w:val="single" w:color="auto" w:sz="4" w:space="0"/>
-              <w:left w:val="single" w:color="auto" w:sz="4" w:space="0"/>
-              <w:bottom w:val="single" w:color="auto" w:sz="12" w:space="0"/>
-              <w:right w:val="nil"/>
-            </w:tcBorders>
-            <w:shd w:val="clear" w:color="auto" w:fill="auto"/>
-            <w:noWrap w:val="0"/>
-            <w:tcMar>
-              <w:top w:w="120" w:type="dxa"/>
-              <w:left w:w="192" w:type="dxa"/>
-              <w:bottom w:w="120" w:type="dxa"/>
-              <w:right w:w="192" w:type="dxa"/>
-            </w:tcMar>
-            <w:vAlign w:val="center"/>
-          </w:tcPr>
-          <w:p>
-            <w:pPr>
-              <w:keepNext w:val="0"/>
-              <w:keepLines w:val="0"/>
-              <w:pageBreakBefore w:val="0"/>
-              <w:widowControl w:val="0"/>
-              <w:suppressLineNumbers w:val="0"/>
-              <w:kinsoku w:val="0"/>
-              <w:wordWrap/>
-              <w:overflowPunct/>
-              <w:topLinePunct w:val="0"/>
-              <w:autoSpaceDE w:val="0"/>
-              <w:autoSpaceDN w:val="0"/>
-              <w:bidi w:val="0"/>
-              <w:adjustRightInd w:val="0"/>
-              <w:snapToGrid w:val="0"/>
-              <w:spacing w:line="240" w:lineRule="auto"/>
-              <w:ind w:left="0" w:leftChars="0" w:right="0" w:rightChars="0" w:firstLine="0" w:firstLineChars="0"/>
-              <w:jc w:val="center"/>
-              <w:textAlignment w:val="baseline"/>
-              <w:rPr>
-                <w:rFonts w:hint="default" w:ascii="Segoe UI" w:hAnsi="Segoe UI" w:eastAsia="Segoe UI" w:cs="Segoe UI"/>
-                <w:i w:val="0"/>
-                <w:iCs w:val="0"/>
-                <w:caps w:val="0"/>
-                <w:color w:val="0F1115"/>
-                <w:spacing w:val="0"/>
-                <w:sz w:val="18"/>
-                <w:szCs w:val="18"/>
-              </w:rPr>
-            </w:pPr>
-            <w:r>
-              <w:rPr>
-                <w:rFonts w:hint="default" w:ascii="Segoe UI" w:hAnsi="Segoe UI" w:eastAsia="Segoe UI" w:cs="Segoe UI"/>
-                <w:i w:val="0"/>
-                <w:iCs w:val="0"/>
-                <w:caps w:val="0"/>
-                <w:snapToGrid w:val="0"/>
-                <w:color w:val="000000"/>
-                <w:spacing w:val="0"/>
-                <w:kern w:val="0"/>
-                <w:sz w:val="18"/>
-                <w:szCs w:val="18"/>
-                <w:bdr w:val="none" w:color="auto" w:sz="0" w:space="0"/>
-                <w:lang w:val="en-US" w:eastAsia="zh-CN" w:bidi="ar"/>
-              </w:rPr>
-              <w:t>内部培养+外部储备</w:t>
-            </w:r>
-          </w:p>
-        </w:tc>
-        <w:tc>
-          <w:tcPr>
-            <w:tcW w:w="1564" w:type="dxa"/>
-            <w:tcBorders>
-              <w:top w:val="single" w:color="auto" w:sz="4" w:space="0"/>
-              <w:left w:val="single" w:color="auto" w:sz="4" w:space="0"/>
-              <w:bottom w:val="single" w:color="auto" w:sz="12" w:space="0"/>
-              <w:right w:val="nil"/>
-            </w:tcBorders>
-            <w:shd w:val="clear" w:color="auto" w:fill="auto"/>
-            <w:noWrap w:val="0"/>
-            <w:tcMar>
-              <w:top w:w="120" w:type="dxa"/>
-              <w:left w:w="192" w:type="dxa"/>
-              <w:bottom w:w="120" w:type="dxa"/>
-              <w:right w:w="192" w:type="dxa"/>
-            </w:tcMar>
-            <w:vAlign w:val="center"/>
-          </w:tcPr>
-          <w:p>
-            <w:pPr>
-              <w:keepNext w:val="0"/>
-              <w:keepLines w:val="0"/>
-              <w:pageBreakBefore w:val="0"/>
-              <w:widowControl w:val="0"/>
-              <w:suppressLineNumbers w:val="0"/>
-              <w:kinsoku w:val="0"/>
-              <w:wordWrap/>
-              <w:overflowPunct/>
-              <w:topLinePunct w:val="0"/>
-              <w:autoSpaceDE w:val="0"/>
-              <w:autoSpaceDN w:val="0"/>
-              <w:bidi w:val="0"/>
-              <w:adjustRightInd w:val="0"/>
-              <w:snapToGrid w:val="0"/>
-              <w:spacing w:line="240" w:lineRule="auto"/>
-              <w:ind w:left="0" w:leftChars="0" w:right="0" w:rightChars="0" w:firstLine="0" w:firstLineChars="0"/>
-              <w:jc w:val="center"/>
-              <w:textAlignment w:val="baseline"/>
-              <w:rPr>
-                <w:rFonts w:hint="default" w:ascii="Segoe UI" w:hAnsi="Segoe UI" w:eastAsia="Segoe UI" w:cs="Segoe UI"/>
-                <w:i w:val="0"/>
-                <w:iCs w:val="0"/>
-                <w:caps w:val="0"/>
-                <w:color w:val="0F1115"/>
-                <w:spacing w:val="0"/>
-                <w:sz w:val="18"/>
-                <w:szCs w:val="18"/>
-              </w:rPr>
-            </w:pPr>
-            <w:r>
-              <w:rPr>
-                <w:rFonts w:hint="default" w:ascii="Segoe UI" w:hAnsi="Segoe UI" w:eastAsia="Segoe UI" w:cs="Segoe UI"/>
-                <w:i w:val="0"/>
-                <w:iCs w:val="0"/>
-                <w:caps w:val="0"/>
-                <w:snapToGrid w:val="0"/>
-                <w:color w:val="000000"/>
-                <w:spacing w:val="0"/>
-                <w:kern w:val="0"/>
-                <w:sz w:val="18"/>
-                <w:szCs w:val="18"/>
-                <w:bdr w:val="none" w:color="auto" w:sz="0" w:space="0"/>
-                <w:lang w:val="en-US" w:eastAsia="zh-CN" w:bidi="ar"/>
-              </w:rPr>
-              <w:t>1人</w:t>
-            </w:r>
-          </w:p>
-        </w:tc>
-        <w:tc>
-          <w:tcPr>
-            <w:tcW w:w="1543" w:type="dxa"/>
-            <w:tcBorders>
-              <w:top w:val="single" w:color="auto" w:sz="4" w:space="0"/>
-              <w:left w:val="single" w:color="auto" w:sz="4" w:space="0"/>
-              <w:bottom w:val="single" w:color="auto" w:sz="12" w:space="0"/>
-              <w:right w:val="single" w:color="auto" w:sz="12" w:space="0"/>
-            </w:tcBorders>
-            <w:shd w:val="clear" w:color="auto" w:fill="auto"/>
-            <w:noWrap w:val="0"/>
-            <w:tcMar>
-              <w:top w:w="120" w:type="dxa"/>
-              <w:left w:w="192" w:type="dxa"/>
-              <w:bottom w:w="120" w:type="dxa"/>
-              <w:right w:w="-1" w:type="dxa"/>
-            </w:tcMar>
-            <w:vAlign w:val="center"/>
-          </w:tcPr>
-          <w:p>
-            <w:pPr>
-              <w:keepNext w:val="0"/>
-              <w:keepLines w:val="0"/>
-              <w:pageBreakBefore w:val="0"/>
-              <w:widowControl w:val="0"/>
-              <w:suppressLineNumbers w:val="0"/>
-              <w:kinsoku w:val="0"/>
-              <w:wordWrap/>
-              <w:overflowPunct/>
-              <w:topLinePunct w:val="0"/>
-              <w:autoSpaceDE w:val="0"/>
-              <w:autoSpaceDN w:val="0"/>
-              <w:bidi w:val="0"/>
-              <w:adjustRightInd w:val="0"/>
-              <w:snapToGrid w:val="0"/>
-              <w:spacing w:line="240" w:lineRule="auto"/>
-              <w:ind w:left="0" w:leftChars="0" w:right="0" w:rightChars="0" w:firstLine="0" w:firstLineChars="0"/>
-              <w:jc w:val="center"/>
-              <w:textAlignment w:val="baseline"/>
-              <w:rPr>
-                <w:rFonts w:hint="default" w:ascii="Segoe UI" w:hAnsi="Segoe UI" w:eastAsia="Segoe UI" w:cs="Segoe UI"/>
-                <w:i w:val="0"/>
-                <w:iCs w:val="0"/>
-                <w:caps w:val="0"/>
-                <w:color w:val="0F1115"/>
-                <w:spacing w:val="0"/>
-                <w:sz w:val="18"/>
-                <w:szCs w:val="18"/>
-              </w:rPr>
-            </w:pPr>
-            <w:r>
-              <w:rPr>
-                <w:rFonts w:hint="default" w:ascii="Segoe UI" w:hAnsi="Segoe UI" w:eastAsia="Segoe UI" w:cs="Segoe UI"/>
-                <w:i w:val="0"/>
-                <w:iCs w:val="0"/>
-                <w:caps w:val="0"/>
-                <w:snapToGrid w:val="0"/>
-                <w:color w:val="000000"/>
-                <w:spacing w:val="0"/>
-                <w:kern w:val="0"/>
-                <w:sz w:val="18"/>
-                <w:szCs w:val="18"/>
-                <w:bdr w:val="none" w:color="auto" w:sz="0" w:space="0"/>
                 <w:lang w:val="en-US" w:eastAsia="zh-CN" w:bidi="ar"/>
               </w:rPr>
               <w:t>内部选拔、招聘网站</w:t>
@@ -12001,11 +12448,13 @@
         <w:snapToGrid w:val="0"/>
         <w:textAlignment w:val="baseline"/>
       </w:pPr>
-      <w:bookmarkStart w:id="8" w:name="heading_12"/>
+      <w:bookmarkStart w:id="17" w:name="_Toc28580"/>
+      <w:bookmarkStart w:id="18" w:name="heading_12"/>
       <w:r>
         <w:t>储备计划执行跟踪</w:t>
       </w:r>
-      <w:bookmarkEnd w:id="8"/>
+      <w:bookmarkEnd w:id="17"/>
+      <w:bookmarkEnd w:id="18"/>
     </w:p>
     <w:p>
       <w:pPr>
@@ -12047,11 +12496,13 @@
         <w:snapToGrid w:val="0"/>
         <w:textAlignment w:val="baseline"/>
       </w:pPr>
-      <w:bookmarkStart w:id="9" w:name="heading_13"/>
+      <w:bookmarkStart w:id="19" w:name="_Toc24107"/>
+      <w:bookmarkStart w:id="20" w:name="heading_13"/>
       <w:r>
         <w:t>人员培训计划</w:t>
       </w:r>
-      <w:bookmarkEnd w:id="9"/>
+      <w:bookmarkEnd w:id="19"/>
+      <w:bookmarkEnd w:id="20"/>
     </w:p>
     <w:p>
       <w:pPr>
@@ -12075,11 +12526,13 @@
         <w:snapToGrid w:val="0"/>
         <w:textAlignment w:val="baseline"/>
       </w:pPr>
-      <w:bookmarkStart w:id="10" w:name="heading_14"/>
+      <w:bookmarkStart w:id="21" w:name="_Toc27775"/>
+      <w:bookmarkStart w:id="22" w:name="heading_14"/>
       <w:r>
         <w:t>培训总体安排</w:t>
       </w:r>
-      <w:bookmarkEnd w:id="10"/>
+      <w:bookmarkEnd w:id="21"/>
+      <w:bookmarkEnd w:id="22"/>
     </w:p>
     <w:p>
       <w:pPr>
@@ -12160,7 +12613,7 @@
           <w:rFonts w:hint="default"/>
           <w:lang w:val="en-US" w:eastAsia="zh-CN"/>
         </w:rPr>
-        <w:t>6</w:t>
+        <w:t>5</w:t>
       </w:r>
       <w:r>
         <w:rPr>
@@ -12211,6 +12664,7 @@
         </w:rPr>
         <w:fldChar w:fldCharType="end"/>
       </w:r>
+      <w:bookmarkStart w:id="23" w:name="_Toc14872"/>
       <w:r>
         <w:rPr>
           <w:rFonts w:hint="default"/>
@@ -12221,6 +12675,7 @@
       <w:r>
         <w:t>2025年度人员培训计划表</w:t>
       </w:r>
+      <w:bookmarkEnd w:id="23"/>
     </w:p>
     <w:tbl>
       <w:tblPr>
@@ -19828,7 +20283,7 @@
           <w:docGrid w:type="lines" w:linePitch="312" w:charSpace="0"/>
         </w:sectPr>
       </w:pPr>
-      <w:bookmarkStart w:id="11" w:name="heading_15"/>
+      <w:bookmarkStart w:id="24" w:name="heading_15"/>
     </w:p>
     <w:p>
       <w:pPr>
@@ -19870,10 +20325,12 @@
         <w:snapToGrid w:val="0"/>
         <w:textAlignment w:val="baseline"/>
       </w:pPr>
+      <w:bookmarkStart w:id="25" w:name="_Toc24824"/>
       <w:r>
         <w:t>培训预算汇总</w:t>
       </w:r>
-      <w:bookmarkEnd w:id="11"/>
+      <w:bookmarkEnd w:id="24"/>
+      <w:bookmarkEnd w:id="25"/>
     </w:p>
     <w:p>
       <w:pPr>
@@ -19958,7 +20415,7 @@
           <w:rFonts w:hint="default"/>
           <w:lang w:val="en-US" w:eastAsia="zh-CN"/>
         </w:rPr>
-        <w:t>6</w:t>
+        <w:t>5</w:t>
       </w:r>
       <w:r>
         <w:rPr>
@@ -20000,7 +20457,7 @@
           <w:rFonts w:hint="eastAsia"/>
           <w:lang w:val="en-US" w:eastAsia="zh-CN"/>
         </w:rPr>
-        <w:t>1</w:t>
+        <w:t>2</w:t>
       </w:r>
       <w:r>
         <w:rPr>
@@ -20009,6 +20466,7 @@
         </w:rPr>
         <w:fldChar w:fldCharType="end"/>
       </w:r>
+      <w:bookmarkStart w:id="26" w:name="_Toc5181"/>
       <w:r>
         <w:rPr>
           <w:rFonts w:hint="eastAsia"/>
@@ -20016,6 +20474,7 @@
         </w:rPr>
         <w:t>培训费用汇总表</w:t>
       </w:r>
+      <w:bookmarkEnd w:id="26"/>
     </w:p>
     <w:tbl>
       <w:tblPr>
@@ -20053,12 +20512,6 @@
             <w:insideH w:val="none" w:color="DEE0E3" w:sz="0" w:space="0"/>
             <w:insideV w:val="none" w:color="DEE0E3" w:sz="0" w:space="0"/>
           </w:tblBorders>
-          <w:tblCellMar>
-            <w:top w:w="0" w:type="dxa"/>
-            <w:left w:w="10" w:type="dxa"/>
-            <w:bottom w:w="0" w:type="dxa"/>
-            <w:right w:w="10" w:type="dxa"/>
-          </w:tblCellMar>
         </w:tblPrEx>
         <w:trPr>
           <w:trHeight w:val="0" w:hRule="atLeast"/>
@@ -20852,12 +21305,6 @@
             <w:insideH w:val="none" w:color="DEE0E3" w:sz="0" w:space="0"/>
             <w:insideV w:val="none" w:color="DEE0E3" w:sz="0" w:space="0"/>
           </w:tblBorders>
-          <w:tblCellMar>
-            <w:top w:w="0" w:type="dxa"/>
-            <w:left w:w="10" w:type="dxa"/>
-            <w:bottom w:w="0" w:type="dxa"/>
-            <w:right w:w="10" w:type="dxa"/>
-          </w:tblCellMar>
         </w:tblPrEx>
         <w:trPr>
           <w:trHeight w:val="0" w:hRule="atLeast"/>
@@ -21044,11 +21491,13 @@
         <w:snapToGrid w:val="0"/>
         <w:textAlignment w:val="baseline"/>
       </w:pPr>
-      <w:bookmarkStart w:id="12" w:name="heading_16"/>
+      <w:bookmarkStart w:id="27" w:name="_Toc23969"/>
+      <w:bookmarkStart w:id="28" w:name="heading_16"/>
       <w:r>
         <w:t>培训计划执行跟踪</w:t>
       </w:r>
-      <w:bookmarkEnd w:id="12"/>
+      <w:bookmarkEnd w:id="27"/>
+      <w:bookmarkEnd w:id="28"/>
     </w:p>
     <w:p>
       <w:pPr>
@@ -21181,11 +21630,13 @@
         <w:snapToGrid w:val="0"/>
         <w:textAlignment w:val="baseline"/>
       </w:pPr>
-      <w:bookmarkStart w:id="13" w:name="heading_17"/>
+      <w:bookmarkStart w:id="29" w:name="_Toc28694"/>
+      <w:bookmarkStart w:id="30" w:name="heading_17"/>
       <w:r>
         <w:t>关键岗位备份计划</w:t>
       </w:r>
-      <w:bookmarkEnd w:id="13"/>
+      <w:bookmarkEnd w:id="29"/>
+      <w:bookmarkEnd w:id="30"/>
     </w:p>
     <w:p>
       <w:pPr>
@@ -21209,11 +21660,13 @@
         <w:snapToGrid w:val="0"/>
         <w:textAlignment w:val="baseline"/>
       </w:pPr>
-      <w:bookmarkStart w:id="14" w:name="heading_18"/>
+      <w:bookmarkStart w:id="31" w:name="heading_18"/>
+      <w:bookmarkStart w:id="32" w:name="_Toc7004"/>
       <w:r>
         <w:t>备份总体安排</w:t>
       </w:r>
-      <w:bookmarkEnd w:id="14"/>
+      <w:bookmarkEnd w:id="31"/>
+      <w:bookmarkEnd w:id="32"/>
     </w:p>
     <w:p>
       <w:pPr>
@@ -21345,6 +21798,7 @@
         </w:rPr>
         <w:fldChar w:fldCharType="end"/>
       </w:r>
+      <w:bookmarkStart w:id="33" w:name="_Toc24505"/>
       <w:r>
         <w:rPr>
           <w:rFonts w:hint="default"/>
@@ -21355,6 +21809,7 @@
       <w:r>
         <w:t>2025年度关键岗位备份计划表</w:t>
       </w:r>
+      <w:bookmarkEnd w:id="33"/>
     </w:p>
     <w:tbl>
       <w:tblPr>
@@ -23762,11 +24217,13 @@
         <w:snapToGrid w:val="0"/>
         <w:textAlignment w:val="baseline"/>
       </w:pPr>
-      <w:bookmarkStart w:id="15" w:name="heading_19"/>
+      <w:bookmarkStart w:id="34" w:name="heading_19"/>
+      <w:bookmarkStart w:id="35" w:name="_Toc15817"/>
       <w:r>
         <w:t>备份方式说明</w:t>
       </w:r>
-      <w:bookmarkEnd w:id="15"/>
+      <w:bookmarkEnd w:id="34"/>
+      <w:bookmarkEnd w:id="35"/>
     </w:p>
     <w:p>
       <w:pPr>
@@ -23889,7 +24346,7 @@
           <w:rFonts w:hint="eastAsia"/>
           <w:lang w:val="en-US" w:eastAsia="zh-CN"/>
         </w:rPr>
-        <w:t>1</w:t>
+        <w:t>2</w:t>
       </w:r>
       <w:r>
         <w:rPr>
@@ -23898,6 +24355,7 @@
         </w:rPr>
         <w:fldChar w:fldCharType="end"/>
       </w:r>
+      <w:bookmarkStart w:id="36" w:name="_Toc7980"/>
       <w:r>
         <w:rPr>
           <w:rFonts w:hint="default"/>
@@ -23918,6 +24376,7 @@
       <w:r>
         <w:t>表</w:t>
       </w:r>
+      <w:bookmarkEnd w:id="36"/>
     </w:p>
     <w:tbl>
       <w:tblPr>
@@ -24449,11 +24908,13 @@
         <w:snapToGrid w:val="0"/>
         <w:textAlignment w:val="baseline"/>
       </w:pPr>
-      <w:bookmarkStart w:id="16" w:name="heading_21"/>
+      <w:bookmarkStart w:id="37" w:name="_Toc17715"/>
+      <w:bookmarkStart w:id="38" w:name="heading_21"/>
       <w:r>
         <w:t>备份计划执行跟踪</w:t>
       </w:r>
-      <w:bookmarkEnd w:id="16"/>
+      <w:bookmarkEnd w:id="37"/>
+      <w:bookmarkEnd w:id="38"/>
     </w:p>
     <w:p>
       <w:pPr>
@@ -24586,11 +25047,13 @@
         <w:snapToGrid w:val="0"/>
         <w:textAlignment w:val="baseline"/>
       </w:pPr>
-      <w:bookmarkStart w:id="17" w:name="heading_22"/>
+      <w:bookmarkStart w:id="39" w:name="heading_22"/>
+      <w:bookmarkStart w:id="40" w:name="_Toc4247"/>
       <w:r>
         <w:t>人员绩效考核计划</w:t>
       </w:r>
-      <w:bookmarkEnd w:id="17"/>
+      <w:bookmarkEnd w:id="39"/>
+      <w:bookmarkEnd w:id="40"/>
     </w:p>
     <w:p>
       <w:pPr>
@@ -24614,11 +25077,13 @@
         <w:snapToGrid w:val="0"/>
         <w:textAlignment w:val="baseline"/>
       </w:pPr>
-      <w:bookmarkStart w:id="18" w:name="heading_23"/>
+      <w:bookmarkStart w:id="41" w:name="_Toc16503"/>
+      <w:bookmarkStart w:id="42" w:name="heading_23"/>
       <w:r>
         <w:t>考核周期</w:t>
       </w:r>
-      <w:bookmarkEnd w:id="18"/>
+      <w:bookmarkEnd w:id="41"/>
+      <w:bookmarkEnd w:id="42"/>
     </w:p>
     <w:p>
       <w:pPr>
@@ -24699,7 +25164,7 @@
           <w:rFonts w:hint="default"/>
           <w:lang w:val="en-US" w:eastAsia="zh-CN"/>
         </w:rPr>
-        <w:t>6</w:t>
+        <w:t>7</w:t>
       </w:r>
       <w:r>
         <w:rPr>
@@ -24750,6 +25215,7 @@
         </w:rPr>
         <w:fldChar w:fldCharType="end"/>
       </w:r>
+      <w:bookmarkStart w:id="43" w:name="_Toc24011"/>
       <w:r>
         <w:rPr>
           <w:rFonts w:hint="default"/>
@@ -24770,6 +25236,7 @@
       <w:r>
         <w:t>表</w:t>
       </w:r>
+      <w:bookmarkEnd w:id="43"/>
     </w:p>
     <w:tbl>
       <w:tblPr>
@@ -25821,6 +26288,7 @@
           <w:lang w:val="en-US" w:eastAsia="zh-CN"/>
         </w:rPr>
       </w:pPr>
+      <w:bookmarkStart w:id="44" w:name="_Toc5598"/>
       <w:r>
         <w:rPr>
           <w:rFonts w:hint="eastAsia"/>
@@ -25828,6 +26296,7 @@
         </w:rPr>
         <w:t>绩效考核跟踪</w:t>
       </w:r>
+      <w:bookmarkEnd w:id="44"/>
     </w:p>
     <w:p>
       <w:pPr>
@@ -26001,6 +26470,7 @@
           <w:lang w:val="en-US" w:eastAsia="zh-CN"/>
         </w:rPr>
       </w:pPr>
+      <w:bookmarkStart w:id="45" w:name="_Toc21759"/>
       <w:r>
         <w:rPr>
           <w:rFonts w:hint="default"/>
@@ -26008,6 +26478,7 @@
         </w:rPr>
         <w:t>人员技能评定计划</w:t>
       </w:r>
+      <w:bookmarkEnd w:id="45"/>
     </w:p>
     <w:p>
       <w:pPr>
@@ -26061,6 +26532,7 @@
           <w:lang w:val="en-US" w:eastAsia="zh-CN"/>
         </w:rPr>
       </w:pPr>
+      <w:bookmarkStart w:id="46" w:name="_Toc20046"/>
       <w:r>
         <w:rPr>
           <w:rFonts w:hint="default"/>
@@ -26068,6 +26540,7 @@
         </w:rPr>
         <w:t>评定周期</w:t>
       </w:r>
+      <w:bookmarkEnd w:id="46"/>
     </w:p>
     <w:p>
       <w:pPr>
@@ -26189,7 +26662,7 @@
           <w:rFonts w:hint="default"/>
           <w:lang w:val="en-US" w:eastAsia="zh-CN"/>
         </w:rPr>
-        <w:t>6</w:t>
+        <w:t>8</w:t>
       </w:r>
       <w:r>
         <w:rPr>
@@ -26240,6 +26713,7 @@
         </w:rPr>
         <w:fldChar w:fldCharType="end"/>
       </w:r>
+      <w:bookmarkStart w:id="47" w:name="_Toc12307"/>
       <w:r>
         <w:rPr>
           <w:rFonts w:hint="default"/>
@@ -26254,9 +26728,11 @@
         </w:rPr>
         <w:t>技能评定周期表</w:t>
       </w:r>
+      <w:bookmarkEnd w:id="47"/>
     </w:p>
     <w:tbl>
       <w:tblPr>
+        <w:tblStyle w:val="22"/>
         <w:tblW w:w="8522" w:type="dxa"/>
         <w:jc w:val="center"/>
         <w:tblBorders>
@@ -26293,7 +26769,6 @@
             <w:insideH w:val="none" w:color="auto" w:sz="0" w:space="0"/>
             <w:insideV w:val="none" w:color="auto" w:sz="0" w:space="0"/>
           </w:tblBorders>
-          <w:shd w:val="clear" w:color="auto" w:fill="auto"/>
           <w:tblCellMar>
             <w:top w:w="15" w:type="dxa"/>
             <w:left w:w="15" w:type="dxa"/>
@@ -26370,7 +26845,6 @@
                 <w:kern w:val="0"/>
                 <w:sz w:val="18"/>
                 <w:szCs w:val="18"/>
-                <w:bdr w:val="none" w:color="auto" w:sz="0" w:space="0"/>
                 <w:lang w:val="en-US" w:eastAsia="zh-CN" w:bidi="ar"/>
               </w:rPr>
               <w:t>评定类型</w:t>
@@ -26441,7 +26915,6 @@
                 <w:kern w:val="0"/>
                 <w:sz w:val="18"/>
                 <w:szCs w:val="18"/>
-                <w:bdr w:val="none" w:color="auto" w:sz="0" w:space="0"/>
                 <w:lang w:val="en-US" w:eastAsia="zh-CN" w:bidi="ar"/>
               </w:rPr>
               <w:t>评定周期</w:t>
@@ -26512,7 +26985,6 @@
                 <w:kern w:val="0"/>
                 <w:sz w:val="18"/>
                 <w:szCs w:val="18"/>
-                <w:bdr w:val="none" w:color="auto" w:sz="0" w:space="0"/>
                 <w:lang w:val="en-US" w:eastAsia="zh-CN" w:bidi="ar"/>
               </w:rPr>
               <w:t>评定对象</w:t>
@@ -26583,7 +27055,6 @@
                 <w:kern w:val="0"/>
                 <w:sz w:val="18"/>
                 <w:szCs w:val="18"/>
-                <w:bdr w:val="none" w:color="auto" w:sz="0" w:space="0"/>
                 <w:lang w:val="en-US" w:eastAsia="zh-CN" w:bidi="ar"/>
               </w:rPr>
               <w:t>评定时间</w:t>
@@ -26654,7 +27125,6 @@
                 <w:kern w:val="0"/>
                 <w:sz w:val="18"/>
                 <w:szCs w:val="18"/>
-                <w:bdr w:val="none" w:color="auto" w:sz="0" w:space="0"/>
                 <w:lang w:val="en-US" w:eastAsia="zh-CN" w:bidi="ar"/>
               </w:rPr>
               <w:t>责任部门</w:t>
@@ -26672,7 +27142,6 @@
             <w:insideH w:val="none" w:color="auto" w:sz="0" w:space="0"/>
             <w:insideV w:val="none" w:color="auto" w:sz="0" w:space="0"/>
           </w:tblBorders>
-          <w:shd w:val="clear" w:color="auto" w:fill="auto"/>
           <w:tblCellMar>
             <w:top w:w="15" w:type="dxa"/>
             <w:left w:w="15" w:type="dxa"/>
@@ -26749,7 +27218,6 @@
                 <w:kern w:val="0"/>
                 <w:sz w:val="18"/>
                 <w:szCs w:val="18"/>
-                <w:bdr w:val="none" w:color="auto" w:sz="0" w:space="0"/>
                 <w:lang w:val="en-US" w:eastAsia="zh-CN" w:bidi="ar"/>
               </w:rPr>
               <w:t>半年度技能评定</w:t>
@@ -26818,7 +27286,6 @@
                 <w:kern w:val="0"/>
                 <w:sz w:val="18"/>
                 <w:szCs w:val="18"/>
-                <w:bdr w:val="none" w:color="auto" w:sz="0" w:space="0"/>
                 <w:lang w:val="en-US" w:eastAsia="zh-CN" w:bidi="ar"/>
               </w:rPr>
               <w:t>每半年一次</w:t>
@@ -26887,7 +27354,6 @@
                 <w:kern w:val="0"/>
                 <w:sz w:val="18"/>
                 <w:szCs w:val="18"/>
-                <w:bdr w:val="none" w:color="auto" w:sz="0" w:space="0"/>
                 <w:lang w:val="en-US" w:eastAsia="zh-CN" w:bidi="ar"/>
               </w:rPr>
               <w:t>全体员工</w:t>
@@ -26956,7 +27422,6 @@
                 <w:kern w:val="0"/>
                 <w:sz w:val="18"/>
                 <w:szCs w:val="18"/>
-                <w:bdr w:val="none" w:color="auto" w:sz="0" w:space="0"/>
                 <w:lang w:val="en-US" w:eastAsia="zh-CN" w:bidi="ar"/>
               </w:rPr>
               <w:t>每年6月、12月</w:t>
@@ -27025,7 +27490,6 @@
                 <w:kern w:val="0"/>
                 <w:sz w:val="18"/>
                 <w:szCs w:val="18"/>
-                <w:bdr w:val="none" w:color="auto" w:sz="0" w:space="0"/>
                 <w:lang w:val="en-US" w:eastAsia="zh-CN" w:bidi="ar"/>
               </w:rPr>
               <w:t>技术中心</w:t>
@@ -27043,7 +27507,6 @@
             <w:insideH w:val="none" w:color="auto" w:sz="0" w:space="0"/>
             <w:insideV w:val="none" w:color="auto" w:sz="0" w:space="0"/>
           </w:tblBorders>
-          <w:shd w:val="clear" w:color="auto" w:fill="auto"/>
           <w:tblCellMar>
             <w:top w:w="15" w:type="dxa"/>
             <w:left w:w="15" w:type="dxa"/>
@@ -27120,7 +27583,6 @@
                 <w:kern w:val="0"/>
                 <w:sz w:val="18"/>
                 <w:szCs w:val="18"/>
-                <w:bdr w:val="none" w:color="auto" w:sz="0" w:space="0"/>
                 <w:lang w:val="en-US" w:eastAsia="zh-CN" w:bidi="ar"/>
               </w:rPr>
               <w:t>入职技能评定</w:t>
@@ -27189,7 +27651,6 @@
                 <w:kern w:val="0"/>
                 <w:sz w:val="18"/>
                 <w:szCs w:val="18"/>
-                <w:bdr w:val="none" w:color="auto" w:sz="0" w:space="0"/>
                 <w:lang w:val="en-US" w:eastAsia="zh-CN" w:bidi="ar"/>
               </w:rPr>
               <w:t>入职时</w:t>
@@ -27258,7 +27719,6 @@
                 <w:kern w:val="0"/>
                 <w:sz w:val="18"/>
                 <w:szCs w:val="18"/>
-                <w:bdr w:val="none" w:color="auto" w:sz="0" w:space="0"/>
                 <w:lang w:val="en-US" w:eastAsia="zh-CN" w:bidi="ar"/>
               </w:rPr>
               <w:t>新员工</w:t>
@@ -27327,7 +27787,6 @@
                 <w:kern w:val="0"/>
                 <w:sz w:val="18"/>
                 <w:szCs w:val="18"/>
-                <w:bdr w:val="none" w:color="auto" w:sz="0" w:space="0"/>
                 <w:lang w:val="en-US" w:eastAsia="zh-CN" w:bidi="ar"/>
               </w:rPr>
               <w:t>试用期内</w:t>
@@ -27396,7 +27855,6 @@
                 <w:kern w:val="0"/>
                 <w:sz w:val="18"/>
                 <w:szCs w:val="18"/>
-                <w:bdr w:val="none" w:color="auto" w:sz="0" w:space="0"/>
                 <w:lang w:val="en-US" w:eastAsia="zh-CN" w:bidi="ar"/>
               </w:rPr>
               <w:t>运维部</w:t>
@@ -27414,7 +27872,6 @@
             <w:insideH w:val="none" w:color="auto" w:sz="0" w:space="0"/>
             <w:insideV w:val="none" w:color="auto" w:sz="0" w:space="0"/>
           </w:tblBorders>
-          <w:shd w:val="clear" w:color="auto" w:fill="auto"/>
           <w:tblCellMar>
             <w:top w:w="15" w:type="dxa"/>
             <w:left w:w="15" w:type="dxa"/>
@@ -27491,7 +27948,6 @@
                 <w:kern w:val="0"/>
                 <w:sz w:val="18"/>
                 <w:szCs w:val="18"/>
-                <w:bdr w:val="none" w:color="auto" w:sz="0" w:space="0"/>
                 <w:lang w:val="en-US" w:eastAsia="zh-CN" w:bidi="ar"/>
               </w:rPr>
               <w:t>晋升技能评定</w:t>
@@ -27560,7 +28016,6 @@
                 <w:kern w:val="0"/>
                 <w:sz w:val="18"/>
                 <w:szCs w:val="18"/>
-                <w:bdr w:val="none" w:color="auto" w:sz="0" w:space="0"/>
                 <w:lang w:val="en-US" w:eastAsia="zh-CN" w:bidi="ar"/>
               </w:rPr>
               <w:t>晋升前</w:t>
@@ -27629,7 +28084,6 @@
                 <w:kern w:val="0"/>
                 <w:sz w:val="18"/>
                 <w:szCs w:val="18"/>
-                <w:bdr w:val="none" w:color="auto" w:sz="0" w:space="0"/>
                 <w:lang w:val="en-US" w:eastAsia="zh-CN" w:bidi="ar"/>
               </w:rPr>
               <w:t>申请晋升人员</w:t>
@@ -27698,7 +28152,6 @@
                 <w:kern w:val="0"/>
                 <w:sz w:val="18"/>
                 <w:szCs w:val="18"/>
-                <w:bdr w:val="none" w:color="auto" w:sz="0" w:space="0"/>
                 <w:lang w:val="en-US" w:eastAsia="zh-CN" w:bidi="ar"/>
               </w:rPr>
               <w:t>晋升评审前</w:t>
@@ -27767,7 +28220,6 @@
                 <w:kern w:val="0"/>
                 <w:sz w:val="18"/>
                 <w:szCs w:val="18"/>
-                <w:bdr w:val="none" w:color="auto" w:sz="0" w:space="0"/>
                 <w:lang w:val="en-US" w:eastAsia="zh-CN" w:bidi="ar"/>
               </w:rPr>
               <w:t>综合管理部</w:t>
@@ -27798,6 +28250,7 @@
           <w:lang w:val="en-US" w:eastAsia="zh-CN"/>
         </w:rPr>
       </w:pPr>
+      <w:bookmarkStart w:id="48" w:name="_Toc8256"/>
       <w:r>
         <w:rPr>
           <w:rFonts w:hint="default"/>
@@ -27805,6 +28258,7 @@
         </w:rPr>
         <w:t>技能等级</w:t>
       </w:r>
+      <w:bookmarkEnd w:id="48"/>
     </w:p>
     <w:p>
       <w:pPr>
@@ -27940,7 +28394,7 @@
           <w:rFonts w:hint="default"/>
           <w:lang w:val="en-US" w:eastAsia="zh-CN"/>
         </w:rPr>
-        <w:t>6</w:t>
+        <w:t>8</w:t>
       </w:r>
       <w:r>
         <w:rPr>
@@ -27982,7 +28436,7 @@
           <w:rFonts w:hint="eastAsia"/>
           <w:lang w:val="en-US" w:eastAsia="zh-CN"/>
         </w:rPr>
-        <w:t>1</w:t>
+        <w:t>2</w:t>
       </w:r>
       <w:r>
         <w:rPr>
@@ -27991,6 +28445,7 @@
         </w:rPr>
         <w:fldChar w:fldCharType="end"/>
       </w:r>
+      <w:bookmarkStart w:id="49" w:name="_Toc6943"/>
       <w:r>
         <w:rPr>
           <w:rFonts w:hint="default"/>
@@ -28005,9 +28460,11 @@
         </w:rPr>
         <w:t>技能等级划分表</w:t>
       </w:r>
+      <w:bookmarkEnd w:id="49"/>
     </w:p>
     <w:tbl>
       <w:tblPr>
+        <w:tblStyle w:val="22"/>
         <w:tblW w:w="8522" w:type="dxa"/>
         <w:jc w:val="center"/>
         <w:tblBorders>
@@ -28043,7 +28500,6 @@
             <w:insideH w:val="none" w:color="auto" w:sz="0" w:space="0"/>
             <w:insideV w:val="none" w:color="auto" w:sz="0" w:space="0"/>
           </w:tblBorders>
-          <w:shd w:val="clear" w:color="auto" w:fill="auto"/>
           <w:tblCellMar>
             <w:top w:w="15" w:type="dxa"/>
             <w:left w:w="15" w:type="dxa"/>
@@ -28120,7 +28576,6 @@
                 <w:kern w:val="0"/>
                 <w:sz w:val="18"/>
                 <w:szCs w:val="18"/>
-                <w:bdr w:val="none" w:color="auto" w:sz="0" w:space="0"/>
                 <w:lang w:val="en-US" w:eastAsia="zh-CN" w:bidi="ar"/>
               </w:rPr>
               <w:t>技能等级</w:t>
@@ -28191,7 +28646,6 @@
                 <w:kern w:val="0"/>
                 <w:sz w:val="18"/>
                 <w:szCs w:val="18"/>
-                <w:bdr w:val="none" w:color="auto" w:sz="0" w:space="0"/>
                 <w:lang w:val="en-US" w:eastAsia="zh-CN" w:bidi="ar"/>
               </w:rPr>
               <w:t>评估分数</w:t>
@@ -28262,7 +28716,6 @@
                 <w:kern w:val="0"/>
                 <w:sz w:val="18"/>
                 <w:szCs w:val="18"/>
-                <w:bdr w:val="none" w:color="auto" w:sz="0" w:space="0"/>
                 <w:lang w:val="en-US" w:eastAsia="zh-CN" w:bidi="ar"/>
               </w:rPr>
               <w:t>定义</w:t>
@@ -28333,7 +28786,6 @@
                 <w:kern w:val="0"/>
                 <w:sz w:val="18"/>
                 <w:szCs w:val="18"/>
-                <w:bdr w:val="none" w:color="auto" w:sz="0" w:space="0"/>
                 <w:lang w:val="en-US" w:eastAsia="zh-CN" w:bidi="ar"/>
               </w:rPr>
               <w:t>对应制度条款</w:t>
@@ -28351,7 +28803,6 @@
             <w:insideH w:val="none" w:color="auto" w:sz="0" w:space="0"/>
             <w:insideV w:val="none" w:color="auto" w:sz="0" w:space="0"/>
           </w:tblBorders>
-          <w:shd w:val="clear" w:color="auto" w:fill="auto"/>
           <w:tblCellMar>
             <w:top w:w="15" w:type="dxa"/>
             <w:left w:w="15" w:type="dxa"/>
@@ -28428,7 +28879,6 @@
                 <w:kern w:val="0"/>
                 <w:sz w:val="18"/>
                 <w:szCs w:val="18"/>
-                <w:bdr w:val="none" w:color="auto" w:sz="0" w:space="0"/>
                 <w:lang w:val="en-US" w:eastAsia="zh-CN" w:bidi="ar"/>
               </w:rPr>
               <w:t>A级（专家）</w:t>
@@ -28497,7 +28947,6 @@
                 <w:kern w:val="0"/>
                 <w:sz w:val="18"/>
                 <w:szCs w:val="18"/>
-                <w:bdr w:val="none" w:color="auto" w:sz="0" w:space="0"/>
                 <w:lang w:val="en-US" w:eastAsia="zh-CN" w:bidi="ar"/>
               </w:rPr>
               <w:t>90-100分</w:t>
@@ -28566,7 +29015,6 @@
                 <w:kern w:val="0"/>
                 <w:sz w:val="18"/>
                 <w:szCs w:val="18"/>
-                <w:bdr w:val="none" w:color="auto" w:sz="0" w:space="0"/>
                 <w:lang w:val="en-US" w:eastAsia="zh-CN" w:bidi="ar"/>
               </w:rPr>
               <w:t>能够引领技术方向，技术创新</w:t>
@@ -28635,7 +29083,6 @@
                 <w:kern w:val="0"/>
                 <w:sz w:val="18"/>
                 <w:szCs w:val="18"/>
-                <w:bdr w:val="none" w:color="auto" w:sz="0" w:space="0"/>
                 <w:lang w:val="en-US" w:eastAsia="zh-CN" w:bidi="ar"/>
               </w:rPr>
               <w:t>10.2 技能优秀，可担任导师或备份人员</w:t>
@@ -28653,7 +29100,6 @@
             <w:insideH w:val="none" w:color="auto" w:sz="0" w:space="0"/>
             <w:insideV w:val="none" w:color="auto" w:sz="0" w:space="0"/>
           </w:tblBorders>
-          <w:shd w:val="clear" w:color="auto" w:fill="auto"/>
           <w:tblCellMar>
             <w:top w:w="15" w:type="dxa"/>
             <w:left w:w="15" w:type="dxa"/>
@@ -28730,7 +29176,6 @@
                 <w:kern w:val="0"/>
                 <w:sz w:val="18"/>
                 <w:szCs w:val="18"/>
-                <w:bdr w:val="none" w:color="auto" w:sz="0" w:space="0"/>
                 <w:lang w:val="en-US" w:eastAsia="zh-CN" w:bidi="ar"/>
               </w:rPr>
               <w:t>B级（高级）</w:t>
@@ -28799,7 +29244,6 @@
                 <w:kern w:val="0"/>
                 <w:sz w:val="18"/>
                 <w:szCs w:val="18"/>
-                <w:bdr w:val="none" w:color="auto" w:sz="0" w:space="0"/>
                 <w:lang w:val="en-US" w:eastAsia="zh-CN" w:bidi="ar"/>
               </w:rPr>
               <w:t>80-89分</w:t>
@@ -28868,7 +29312,6 @@
                 <w:kern w:val="0"/>
                 <w:sz w:val="18"/>
                 <w:szCs w:val="18"/>
-                <w:bdr w:val="none" w:color="auto" w:sz="0" w:space="0"/>
                 <w:lang w:val="en-US" w:eastAsia="zh-CN" w:bidi="ar"/>
               </w:rPr>
               <w:t>能够解决疑难问题，指导他人</w:t>
@@ -28937,7 +29380,6 @@
                 <w:kern w:val="0"/>
                 <w:sz w:val="18"/>
                 <w:szCs w:val="18"/>
-                <w:bdr w:val="none" w:color="auto" w:sz="0" w:space="0"/>
                 <w:lang w:val="en-US" w:eastAsia="zh-CN" w:bidi="ar"/>
               </w:rPr>
               <w:t>10.2 技能良好，可独立承担岗位工作</w:t>
@@ -28955,7 +29397,6 @@
             <w:insideH w:val="none" w:color="auto" w:sz="0" w:space="0"/>
             <w:insideV w:val="none" w:color="auto" w:sz="0" w:space="0"/>
           </w:tblBorders>
-          <w:shd w:val="clear" w:color="auto" w:fill="auto"/>
           <w:tblCellMar>
             <w:top w:w="15" w:type="dxa"/>
             <w:left w:w="15" w:type="dxa"/>
@@ -29032,7 +29473,6 @@
                 <w:kern w:val="0"/>
                 <w:sz w:val="18"/>
                 <w:szCs w:val="18"/>
-                <w:bdr w:val="none" w:color="auto" w:sz="0" w:space="0"/>
                 <w:lang w:val="en-US" w:eastAsia="zh-CN" w:bidi="ar"/>
               </w:rPr>
               <w:t>C级（中级）</w:t>
@@ -29101,7 +29541,6 @@
                 <w:kern w:val="0"/>
                 <w:sz w:val="18"/>
                 <w:szCs w:val="18"/>
-                <w:bdr w:val="none" w:color="auto" w:sz="0" w:space="0"/>
                 <w:lang w:val="en-US" w:eastAsia="zh-CN" w:bidi="ar"/>
               </w:rPr>
               <w:t>60-79分</w:t>
@@ -29170,7 +29609,6 @@
                 <w:kern w:val="0"/>
                 <w:sz w:val="18"/>
                 <w:szCs w:val="18"/>
-                <w:bdr w:val="none" w:color="auto" w:sz="0" w:space="0"/>
                 <w:lang w:val="en-US" w:eastAsia="zh-CN" w:bidi="ar"/>
               </w:rPr>
               <w:t>能够独立处理复杂问题</w:t>
@@ -29239,7 +29677,6 @@
                 <w:kern w:val="0"/>
                 <w:sz w:val="18"/>
                 <w:szCs w:val="18"/>
-                <w:bdr w:val="none" w:color="auto" w:sz="0" w:space="0"/>
                 <w:lang w:val="en-US" w:eastAsia="zh-CN" w:bidi="ar"/>
               </w:rPr>
               <w:t>10.2 技能合格，需持续提升</w:t>
@@ -29257,7 +29694,6 @@
             <w:insideH w:val="none" w:color="auto" w:sz="0" w:space="0"/>
             <w:insideV w:val="none" w:color="auto" w:sz="0" w:space="0"/>
           </w:tblBorders>
-          <w:shd w:val="clear" w:color="auto" w:fill="auto"/>
           <w:tblCellMar>
             <w:top w:w="15" w:type="dxa"/>
             <w:left w:w="15" w:type="dxa"/>
@@ -29334,7 +29770,6 @@
                 <w:kern w:val="0"/>
                 <w:sz w:val="18"/>
                 <w:szCs w:val="18"/>
-                <w:bdr w:val="none" w:color="auto" w:sz="0" w:space="0"/>
                 <w:lang w:val="en-US" w:eastAsia="zh-CN" w:bidi="ar"/>
               </w:rPr>
               <w:t>D级（初级）</w:t>
@@ -29403,7 +29838,6 @@
                 <w:kern w:val="0"/>
                 <w:sz w:val="18"/>
                 <w:szCs w:val="18"/>
-                <w:bdr w:val="none" w:color="auto" w:sz="0" w:space="0"/>
                 <w:lang w:val="en-US" w:eastAsia="zh-CN" w:bidi="ar"/>
               </w:rPr>
               <w:t>60分以下</w:t>
@@ -29472,7 +29906,6 @@
                 <w:kern w:val="0"/>
                 <w:sz w:val="18"/>
                 <w:szCs w:val="18"/>
-                <w:bdr w:val="none" w:color="auto" w:sz="0" w:space="0"/>
                 <w:lang w:val="en-US" w:eastAsia="zh-CN" w:bidi="ar"/>
               </w:rPr>
               <w:t>能够独立完成基础运维工作</w:t>
@@ -29541,7 +29974,6 @@
                 <w:kern w:val="0"/>
                 <w:sz w:val="18"/>
                 <w:szCs w:val="18"/>
-                <w:bdr w:val="none" w:color="auto" w:sz="0" w:space="0"/>
                 <w:lang w:val="en-US" w:eastAsia="zh-CN" w:bidi="ar"/>
               </w:rPr>
               <w:t>10.2 技能不足，需参加专项培训</w:t>
@@ -29572,6 +30004,7 @@
           <w:lang w:val="en-US" w:eastAsia="zh-CN"/>
         </w:rPr>
       </w:pPr>
+      <w:bookmarkStart w:id="50" w:name="_Toc2807"/>
       <w:r>
         <w:rPr>
           <w:rFonts w:hint="default"/>
@@ -29579,6 +30012,7 @@
         </w:rPr>
         <w:t>技能评定内容</w:t>
       </w:r>
+      <w:bookmarkEnd w:id="50"/>
     </w:p>
     <w:p>
       <w:pPr>
@@ -29701,7 +30135,7 @@
           <w:rFonts w:hint="default"/>
           <w:lang w:val="en-US" w:eastAsia="zh-CN"/>
         </w:rPr>
-        <w:t>6</w:t>
+        <w:t>8</w:t>
       </w:r>
       <w:r>
         <w:rPr>
@@ -29743,7 +30177,7 @@
           <w:rFonts w:hint="eastAsia"/>
           <w:lang w:val="en-US" w:eastAsia="zh-CN"/>
         </w:rPr>
-        <w:t>1</w:t>
+        <w:t>3</w:t>
       </w:r>
       <w:r>
         <w:rPr>
@@ -29752,6 +30186,7 @@
         </w:rPr>
         <w:fldChar w:fldCharType="end"/>
       </w:r>
+      <w:bookmarkStart w:id="51" w:name="_Toc8147"/>
       <w:r>
         <w:rPr>
           <w:rFonts w:hint="default"/>
@@ -29766,9 +30201,11 @@
         </w:rPr>
         <w:t>技能评定内容表</w:t>
       </w:r>
+      <w:bookmarkEnd w:id="51"/>
     </w:p>
     <w:tbl>
       <w:tblPr>
+        <w:tblStyle w:val="22"/>
         <w:tblW w:w="8522" w:type="dxa"/>
         <w:jc w:val="center"/>
         <w:tblBorders>
@@ -29882,7 +30319,6 @@
                 <w:kern w:val="0"/>
                 <w:sz w:val="18"/>
                 <w:szCs w:val="18"/>
-                <w:bdr w:val="none" w:color="auto" w:sz="0" w:space="0"/>
                 <w:lang w:val="en-US" w:eastAsia="zh-CN" w:bidi="ar"/>
               </w:rPr>
               <w:t>评定维度</w:t>
@@ -29953,7 +30389,6 @@
                 <w:kern w:val="0"/>
                 <w:sz w:val="18"/>
                 <w:szCs w:val="18"/>
-                <w:bdr w:val="none" w:color="auto" w:sz="0" w:space="0"/>
                 <w:lang w:val="en-US" w:eastAsia="zh-CN" w:bidi="ar"/>
               </w:rPr>
               <w:t>权重</w:t>
@@ -30024,7 +30459,6 @@
                 <w:kern w:val="0"/>
                 <w:sz w:val="18"/>
                 <w:szCs w:val="18"/>
-                <w:bdr w:val="none" w:color="auto" w:sz="0" w:space="0"/>
                 <w:lang w:val="en-US" w:eastAsia="zh-CN" w:bidi="ar"/>
               </w:rPr>
               <w:t>评定内容</w:t>
@@ -30095,7 +30529,6 @@
                 <w:kern w:val="0"/>
                 <w:sz w:val="18"/>
                 <w:szCs w:val="18"/>
-                <w:bdr w:val="none" w:color="auto" w:sz="0" w:space="0"/>
                 <w:lang w:val="en-US" w:eastAsia="zh-CN" w:bidi="ar"/>
               </w:rPr>
               <w:t>评定方式</w:t>
@@ -30166,7 +30599,6 @@
                 <w:kern w:val="0"/>
                 <w:sz w:val="18"/>
                 <w:szCs w:val="18"/>
-                <w:bdr w:val="none" w:color="auto" w:sz="0" w:space="0"/>
                 <w:lang w:val="en-US" w:eastAsia="zh-CN" w:bidi="ar"/>
               </w:rPr>
               <w:t>对应制度条款</w:t>
@@ -30260,7 +30692,6 @@
                 <w:kern w:val="0"/>
                 <w:sz w:val="18"/>
                 <w:szCs w:val="18"/>
-                <w:bdr w:val="none" w:color="auto" w:sz="0" w:space="0"/>
                 <w:lang w:val="en-US" w:eastAsia="zh-CN" w:bidi="ar"/>
               </w:rPr>
               <w:t>专业知识</w:t>
@@ -30329,7 +30760,6 @@
                 <w:kern w:val="0"/>
                 <w:sz w:val="18"/>
                 <w:szCs w:val="18"/>
-                <w:bdr w:val="none" w:color="auto" w:sz="0" w:space="0"/>
                 <w:lang w:val="en-US" w:eastAsia="zh-CN" w:bidi="ar"/>
               </w:rPr>
               <w:t>30%</w:t>
@@ -30398,7 +30828,6 @@
                 <w:kern w:val="0"/>
                 <w:sz w:val="18"/>
                 <w:szCs w:val="18"/>
-                <w:bdr w:val="none" w:color="auto" w:sz="0" w:space="0"/>
                 <w:lang w:val="en-US" w:eastAsia="zh-CN" w:bidi="ar"/>
               </w:rPr>
               <w:t>岗位相关技术理论知识</w:t>
@@ -30467,7 +30896,6 @@
                 <w:kern w:val="0"/>
                 <w:sz w:val="18"/>
                 <w:szCs w:val="18"/>
-                <w:bdr w:val="none" w:color="auto" w:sz="0" w:space="0"/>
                 <w:lang w:val="en-US" w:eastAsia="zh-CN" w:bidi="ar"/>
               </w:rPr>
               <w:t>笔试、面试</w:t>
@@ -30536,7 +30964,6 @@
                 <w:kern w:val="0"/>
                 <w:sz w:val="18"/>
                 <w:szCs w:val="18"/>
-                <w:bdr w:val="none" w:color="auto" w:sz="0" w:space="0"/>
                 <w:lang w:val="en-US" w:eastAsia="zh-CN" w:bidi="ar"/>
               </w:rPr>
               <w:t>10.1 技能评价制度</w:t>
@@ -30554,7 +30981,6 @@
             <w:insideH w:val="none" w:color="auto" w:sz="0" w:space="0"/>
             <w:insideV w:val="none" w:color="auto" w:sz="0" w:space="0"/>
           </w:tblBorders>
-          <w:shd w:val="clear" w:color="auto" w:fill="auto"/>
           <w:tblCellMar>
             <w:top w:w="15" w:type="dxa"/>
             <w:left w:w="15" w:type="dxa"/>
@@ -30631,7 +31057,6 @@
                 <w:kern w:val="0"/>
                 <w:sz w:val="18"/>
                 <w:szCs w:val="18"/>
-                <w:bdr w:val="none" w:color="auto" w:sz="0" w:space="0"/>
                 <w:lang w:val="en-US" w:eastAsia="zh-CN" w:bidi="ar"/>
               </w:rPr>
               <w:t>操作技能</w:t>
@@ -30700,7 +31125,6 @@
                 <w:kern w:val="0"/>
                 <w:sz w:val="18"/>
                 <w:szCs w:val="18"/>
-                <w:bdr w:val="none" w:color="auto" w:sz="0" w:space="0"/>
                 <w:lang w:val="en-US" w:eastAsia="zh-CN" w:bidi="ar"/>
               </w:rPr>
               <w:t>40%</w:t>
@@ -30769,7 +31193,6 @@
                 <w:kern w:val="0"/>
                 <w:sz w:val="18"/>
                 <w:szCs w:val="18"/>
-                <w:bdr w:val="none" w:color="auto" w:sz="0" w:space="0"/>
                 <w:lang w:val="en-US" w:eastAsia="zh-CN" w:bidi="ar"/>
               </w:rPr>
               <w:t>实际操作能力、故障处理能力</w:t>
@@ -30838,7 +31261,6 @@
                 <w:kern w:val="0"/>
                 <w:sz w:val="18"/>
                 <w:szCs w:val="18"/>
-                <w:bdr w:val="none" w:color="auto" w:sz="0" w:space="0"/>
                 <w:lang w:val="en-US" w:eastAsia="zh-CN" w:bidi="ar"/>
               </w:rPr>
               <w:t>实操考核、案例演练</w:t>
@@ -30907,7 +31329,6 @@
                 <w:kern w:val="0"/>
                 <w:sz w:val="18"/>
                 <w:szCs w:val="18"/>
-                <w:bdr w:val="none" w:color="auto" w:sz="0" w:space="0"/>
                 <w:lang w:val="en-US" w:eastAsia="zh-CN" w:bidi="ar"/>
               </w:rPr>
               <w:t>10.1 技能评价制度</w:t>
@@ -30925,7 +31346,6 @@
             <w:insideH w:val="none" w:color="auto" w:sz="0" w:space="0"/>
             <w:insideV w:val="none" w:color="auto" w:sz="0" w:space="0"/>
           </w:tblBorders>
-          <w:shd w:val="clear" w:color="auto" w:fill="auto"/>
           <w:tblCellMar>
             <w:top w:w="15" w:type="dxa"/>
             <w:left w:w="15" w:type="dxa"/>
@@ -31002,7 +31422,6 @@
                 <w:kern w:val="0"/>
                 <w:sz w:val="18"/>
                 <w:szCs w:val="18"/>
-                <w:bdr w:val="none" w:color="auto" w:sz="0" w:space="0"/>
                 <w:lang w:val="en-US" w:eastAsia="zh-CN" w:bidi="ar"/>
               </w:rPr>
               <w:t>问题解决</w:t>
@@ -31071,7 +31490,6 @@
                 <w:kern w:val="0"/>
                 <w:sz w:val="18"/>
                 <w:szCs w:val="18"/>
-                <w:bdr w:val="none" w:color="auto" w:sz="0" w:space="0"/>
                 <w:lang w:val="en-US" w:eastAsia="zh-CN" w:bidi="ar"/>
               </w:rPr>
               <w:t>20%</w:t>
@@ -31140,7 +31558,6 @@
                 <w:kern w:val="0"/>
                 <w:sz w:val="18"/>
                 <w:szCs w:val="18"/>
-                <w:bdr w:val="none" w:color="auto" w:sz="0" w:space="0"/>
                 <w:lang w:val="en-US" w:eastAsia="zh-CN" w:bidi="ar"/>
               </w:rPr>
               <w:t>复杂问题分析、解决能力</w:t>
@@ -31209,7 +31626,6 @@
                 <w:kern w:val="0"/>
                 <w:sz w:val="18"/>
                 <w:szCs w:val="18"/>
-                <w:bdr w:val="none" w:color="auto" w:sz="0" w:space="0"/>
                 <w:lang w:val="en-US" w:eastAsia="zh-CN" w:bidi="ar"/>
               </w:rPr>
               <w:t>案例答辩、工作成果</w:t>
@@ -31278,7 +31694,6 @@
                 <w:kern w:val="0"/>
                 <w:sz w:val="18"/>
                 <w:szCs w:val="18"/>
-                <w:bdr w:val="none" w:color="auto" w:sz="0" w:space="0"/>
                 <w:lang w:val="en-US" w:eastAsia="zh-CN" w:bidi="ar"/>
               </w:rPr>
               <w:t>10.1 技能评价制度</w:t>
@@ -31296,7 +31711,6 @@
             <w:insideH w:val="none" w:color="auto" w:sz="0" w:space="0"/>
             <w:insideV w:val="none" w:color="auto" w:sz="0" w:space="0"/>
           </w:tblBorders>
-          <w:shd w:val="clear" w:color="auto" w:fill="auto"/>
           <w:tblCellMar>
             <w:top w:w="15" w:type="dxa"/>
             <w:left w:w="15" w:type="dxa"/>
@@ -31373,7 +31787,6 @@
                 <w:kern w:val="0"/>
                 <w:sz w:val="18"/>
                 <w:szCs w:val="18"/>
-                <w:bdr w:val="none" w:color="auto" w:sz="0" w:space="0"/>
                 <w:lang w:val="en-US" w:eastAsia="zh-CN" w:bidi="ar"/>
               </w:rPr>
               <w:t>知识贡献</w:t>
@@ -31442,7 +31855,6 @@
                 <w:kern w:val="0"/>
                 <w:sz w:val="18"/>
                 <w:szCs w:val="18"/>
-                <w:bdr w:val="none" w:color="auto" w:sz="0" w:space="0"/>
                 <w:lang w:val="en-US" w:eastAsia="zh-CN" w:bidi="ar"/>
               </w:rPr>
               <w:t>10%</w:t>
@@ -31511,7 +31923,6 @@
                 <w:kern w:val="0"/>
                 <w:sz w:val="18"/>
                 <w:szCs w:val="18"/>
-                <w:bdr w:val="none" w:color="auto" w:sz="0" w:space="0"/>
                 <w:lang w:val="en-US" w:eastAsia="zh-CN" w:bidi="ar"/>
               </w:rPr>
               <w:t>知识库贡献、培训授课</w:t>
@@ -31580,7 +31991,6 @@
                 <w:kern w:val="0"/>
                 <w:sz w:val="18"/>
                 <w:szCs w:val="18"/>
-                <w:bdr w:val="none" w:color="auto" w:sz="0" w:space="0"/>
                 <w:lang w:val="en-US" w:eastAsia="zh-CN" w:bidi="ar"/>
               </w:rPr>
               <w:t>知识库记录、培训记录</w:t>
@@ -31649,7 +32059,6 @@
                 <w:kern w:val="0"/>
                 <w:sz w:val="18"/>
                 <w:szCs w:val="18"/>
-                <w:bdr w:val="none" w:color="auto" w:sz="0" w:space="0"/>
                 <w:lang w:val="en-US" w:eastAsia="zh-CN" w:bidi="ar"/>
               </w:rPr>
               <w:t>10.1 技能评价制度</w:t>
@@ -31680,6 +32089,7 @@
           <w:lang w:val="en-US" w:eastAsia="zh-CN"/>
         </w:rPr>
       </w:pPr>
+      <w:bookmarkStart w:id="52" w:name="_Toc6809"/>
       <w:r>
         <w:rPr>
           <w:rFonts w:hint="default"/>
@@ -31687,6 +32097,7 @@
         </w:rPr>
         <w:t>技能评定结果应用</w:t>
       </w:r>
+      <w:bookmarkEnd w:id="52"/>
     </w:p>
     <w:p>
       <w:pPr>
@@ -31809,7 +32220,7 @@
           <w:rFonts w:hint="default"/>
           <w:lang w:val="en-US" w:eastAsia="zh-CN"/>
         </w:rPr>
-        <w:t>6</w:t>
+        <w:t>8</w:t>
       </w:r>
       <w:r>
         <w:rPr>
@@ -31851,7 +32262,7 @@
           <w:rFonts w:hint="eastAsia"/>
           <w:lang w:val="en-US" w:eastAsia="zh-CN"/>
         </w:rPr>
-        <w:t>1</w:t>
+        <w:t>4</w:t>
       </w:r>
       <w:r>
         <w:rPr>
@@ -31860,6 +32271,7 @@
         </w:rPr>
         <w:fldChar w:fldCharType="end"/>
       </w:r>
+      <w:bookmarkStart w:id="53" w:name="_Toc20535"/>
       <w:r>
         <w:rPr>
           <w:rFonts w:hint="default"/>
@@ -31874,9 +32286,11 @@
         </w:rPr>
         <w:t>技能评定结果应用表</w:t>
       </w:r>
+      <w:bookmarkEnd w:id="53"/>
     </w:p>
     <w:tbl>
       <w:tblPr>
+        <w:tblStyle w:val="22"/>
         <w:tblW w:w="8522" w:type="dxa"/>
         <w:jc w:val="center"/>
         <w:tblBorders>
@@ -31887,7 +32301,7 @@
           <w:insideH w:val="none" w:color="auto" w:sz="0" w:space="0"/>
           <w:insideV w:val="none" w:color="auto" w:sz="0" w:space="0"/>
         </w:tblBorders>
-        <w:shd w:val="clear"/>
+        <w:shd w:val="clear" w:color="auto" w:fill="auto"/>
         <w:tblLayout w:type="autofit"/>
         <w:tblCellMar>
           <w:top w:w="15" w:type="dxa"/>
@@ -31910,7 +32324,6 @@
             <w:insideH w:val="none" w:color="auto" w:sz="0" w:space="0"/>
             <w:insideV w:val="none" w:color="auto" w:sz="0" w:space="0"/>
           </w:tblBorders>
-          <w:shd w:val="clear"/>
           <w:tblCellMar>
             <w:top w:w="15" w:type="dxa"/>
             <w:left w:w="15" w:type="dxa"/>
@@ -31932,7 +32345,7 @@
               <w:bottom w:val="nil"/>
               <w:right w:val="nil"/>
             </w:tcBorders>
-            <w:shd w:val="clear"/>
+            <w:shd w:val="clear" w:color="auto" w:fill="auto"/>
             <w:noWrap w:val="0"/>
             <w:tcMar>
               <w:top w:w="120" w:type="dxa"/>
@@ -31978,7 +32391,6 @@
                 <w:kern w:val="0"/>
                 <w:sz w:val="18"/>
                 <w:szCs w:val="18"/>
-                <w:bdr w:val="none" w:color="auto" w:sz="0" w:space="0"/>
                 <w:lang w:val="en-US" w:eastAsia="zh-CN" w:bidi="ar"/>
               </w:rPr>
               <w:t>应用方向</w:t>
@@ -31994,7 +32406,7 @@
               <w:bottom w:val="nil"/>
               <w:right w:val="single" w:color="auto" w:sz="12" w:space="0"/>
             </w:tcBorders>
-            <w:shd w:val="clear"/>
+            <w:shd w:val="clear" w:color="auto" w:fill="auto"/>
             <w:noWrap w:val="0"/>
             <w:tcMar>
               <w:top w:w="120" w:type="dxa"/>
@@ -32040,7 +32452,6 @@
                 <w:kern w:val="0"/>
                 <w:sz w:val="18"/>
                 <w:szCs w:val="18"/>
-                <w:bdr w:val="none" w:color="auto" w:sz="0" w:space="0"/>
                 <w:lang w:val="en-US" w:eastAsia="zh-CN" w:bidi="ar"/>
               </w:rPr>
               <w:t>具体方式</w:t>
@@ -32058,7 +32469,6 @@
             <w:insideH w:val="none" w:color="auto" w:sz="0" w:space="0"/>
             <w:insideV w:val="none" w:color="auto" w:sz="0" w:space="0"/>
           </w:tblBorders>
-          <w:shd w:val="clear"/>
           <w:tblCellMar>
             <w:top w:w="15" w:type="dxa"/>
             <w:left w:w="15" w:type="dxa"/>
@@ -32079,7 +32489,7 @@
               <w:bottom w:val="nil"/>
               <w:right w:val="nil"/>
             </w:tcBorders>
-            <w:shd w:val="clear"/>
+            <w:shd w:val="clear" w:color="auto" w:fill="auto"/>
             <w:noWrap w:val="0"/>
             <w:tcMar>
               <w:top w:w="120" w:type="dxa"/>
@@ -32126,7 +32536,6 @@
                 <w:kern w:val="0"/>
                 <w:sz w:val="18"/>
                 <w:szCs w:val="18"/>
-                <w:bdr w:val="none" w:color="auto" w:sz="0" w:space="0"/>
                 <w:lang w:val="en-US" w:eastAsia="zh-CN" w:bidi="ar"/>
               </w:rPr>
               <w:t>岗位任职资格</w:t>
@@ -32142,7 +32551,7 @@
               <w:bottom w:val="nil"/>
               <w:right w:val="single" w:color="auto" w:sz="12" w:space="0"/>
             </w:tcBorders>
-            <w:shd w:val="clear"/>
+            <w:shd w:val="clear" w:color="auto" w:fill="auto"/>
             <w:noWrap w:val="0"/>
             <w:tcMar>
               <w:top w:w="120" w:type="dxa"/>
@@ -32186,7 +32595,6 @@
                 <w:kern w:val="0"/>
                 <w:sz w:val="18"/>
                 <w:szCs w:val="18"/>
-                <w:bdr w:val="none" w:color="auto" w:sz="0" w:space="0"/>
                 <w:lang w:val="en-US" w:eastAsia="zh-CN" w:bidi="ar"/>
               </w:rPr>
               <w:t>A/B级可担任关键岗位，C/D级需持续提升</w:t>
@@ -32204,7 +32612,6 @@
             <w:insideH w:val="none" w:color="auto" w:sz="0" w:space="0"/>
             <w:insideV w:val="none" w:color="auto" w:sz="0" w:space="0"/>
           </w:tblBorders>
-          <w:shd w:val="clear"/>
           <w:tblCellMar>
             <w:top w:w="15" w:type="dxa"/>
             <w:left w:w="15" w:type="dxa"/>
@@ -32225,7 +32632,7 @@
               <w:bottom w:val="nil"/>
               <w:right w:val="nil"/>
             </w:tcBorders>
-            <w:shd w:val="clear"/>
+            <w:shd w:val="clear" w:color="auto" w:fill="auto"/>
             <w:noWrap w:val="0"/>
             <w:tcMar>
               <w:top w:w="120" w:type="dxa"/>
@@ -32272,7 +32679,6 @@
                 <w:kern w:val="0"/>
                 <w:sz w:val="18"/>
                 <w:szCs w:val="18"/>
-                <w:bdr w:val="none" w:color="auto" w:sz="0" w:space="0"/>
                 <w:lang w:val="en-US" w:eastAsia="zh-CN" w:bidi="ar"/>
               </w:rPr>
               <w:t>绩效奖金调节</w:t>
@@ -32288,7 +32694,7 @@
               <w:bottom w:val="nil"/>
               <w:right w:val="single" w:color="auto" w:sz="12" w:space="0"/>
             </w:tcBorders>
-            <w:shd w:val="clear"/>
+            <w:shd w:val="clear" w:color="auto" w:fill="auto"/>
             <w:noWrap w:val="0"/>
             <w:tcMar>
               <w:top w:w="120" w:type="dxa"/>
@@ -32332,7 +32738,6 @@
                 <w:kern w:val="0"/>
                 <w:sz w:val="18"/>
                 <w:szCs w:val="18"/>
-                <w:bdr w:val="none" w:color="auto" w:sz="0" w:space="0"/>
                 <w:lang w:val="en-US" w:eastAsia="zh-CN" w:bidi="ar"/>
               </w:rPr>
               <w:t>技能等级与绩效奖金系数挂钩</w:t>
@@ -32350,7 +32755,6 @@
             <w:insideH w:val="none" w:color="auto" w:sz="0" w:space="0"/>
             <w:insideV w:val="none" w:color="auto" w:sz="0" w:space="0"/>
           </w:tblBorders>
-          <w:shd w:val="clear"/>
           <w:tblCellMar>
             <w:top w:w="15" w:type="dxa"/>
             <w:left w:w="15" w:type="dxa"/>
@@ -32371,7 +32775,7 @@
               <w:bottom w:val="nil"/>
               <w:right w:val="nil"/>
             </w:tcBorders>
-            <w:shd w:val="clear"/>
+            <w:shd w:val="clear" w:color="auto" w:fill="auto"/>
             <w:noWrap w:val="0"/>
             <w:tcMar>
               <w:top w:w="120" w:type="dxa"/>
@@ -32418,7 +32822,6 @@
                 <w:kern w:val="0"/>
                 <w:sz w:val="18"/>
                 <w:szCs w:val="18"/>
-                <w:bdr w:val="none" w:color="auto" w:sz="0" w:space="0"/>
                 <w:lang w:val="en-US" w:eastAsia="zh-CN" w:bidi="ar"/>
               </w:rPr>
               <w:t>培训需求识别</w:t>
@@ -32434,7 +32837,7 @@
               <w:bottom w:val="nil"/>
               <w:right w:val="single" w:color="auto" w:sz="12" w:space="0"/>
             </w:tcBorders>
-            <w:shd w:val="clear"/>
+            <w:shd w:val="clear" w:color="auto" w:fill="auto"/>
             <w:noWrap w:val="0"/>
             <w:tcMar>
               <w:top w:w="120" w:type="dxa"/>
@@ -32478,7 +32881,6 @@
                 <w:kern w:val="0"/>
                 <w:sz w:val="18"/>
                 <w:szCs w:val="18"/>
-                <w:bdr w:val="none" w:color="auto" w:sz="0" w:space="0"/>
                 <w:lang w:val="en-US" w:eastAsia="zh-CN" w:bidi="ar"/>
               </w:rPr>
               <w:t>D级人员需参加专项培训</w:t>
@@ -32496,7 +32898,6 @@
             <w:insideH w:val="none" w:color="auto" w:sz="0" w:space="0"/>
             <w:insideV w:val="none" w:color="auto" w:sz="0" w:space="0"/>
           </w:tblBorders>
-          <w:shd w:val="clear"/>
           <w:tblCellMar>
             <w:top w:w="15" w:type="dxa"/>
             <w:left w:w="15" w:type="dxa"/>
@@ -32517,7 +32918,7 @@
               <w:bottom w:val="single" w:color="auto" w:sz="12" w:space="0"/>
               <w:right w:val="nil"/>
             </w:tcBorders>
-            <w:shd w:val="clear"/>
+            <w:shd w:val="clear" w:color="auto" w:fill="auto"/>
             <w:noWrap w:val="0"/>
             <w:tcMar>
               <w:top w:w="120" w:type="dxa"/>
@@ -32564,7 +32965,6 @@
                 <w:kern w:val="0"/>
                 <w:sz w:val="18"/>
                 <w:szCs w:val="18"/>
-                <w:bdr w:val="none" w:color="auto" w:sz="0" w:space="0"/>
                 <w:lang w:val="en-US" w:eastAsia="zh-CN" w:bidi="ar"/>
               </w:rPr>
               <w:t>备份人员选拔</w:t>
@@ -32580,7 +32980,7 @@
               <w:bottom w:val="single" w:color="auto" w:sz="12" w:space="0"/>
               <w:right w:val="single" w:color="auto" w:sz="12" w:space="0"/>
             </w:tcBorders>
-            <w:shd w:val="clear"/>
+            <w:shd w:val="clear" w:color="auto" w:fill="auto"/>
             <w:noWrap w:val="0"/>
             <w:tcMar>
               <w:top w:w="120" w:type="dxa"/>
@@ -32624,7 +33024,6 @@
                 <w:kern w:val="0"/>
                 <w:sz w:val="18"/>
                 <w:szCs w:val="18"/>
-                <w:bdr w:val="none" w:color="auto" w:sz="0" w:space="0"/>
                 <w:lang w:val="en-US" w:eastAsia="zh-CN" w:bidi="ar"/>
               </w:rPr>
               <w:t>A/B级人员优先作为关键岗位备份</w:t>
@@ -32654,12 +33053,14 @@
           <w:rFonts w:hint="default"/>
         </w:rPr>
       </w:pPr>
+      <w:bookmarkStart w:id="54" w:name="_Toc26638"/>
       <w:r>
         <w:rPr>
           <w:rFonts w:hint="default"/>
         </w:rPr>
         <w:t>能评定执行跟踪</w:t>
       </w:r>
+      <w:bookmarkEnd w:id="54"/>
     </w:p>
     <w:p>
       <w:pPr>
@@ -32707,12 +33108,14 @@
           <w:rFonts w:hint="default"/>
         </w:rPr>
       </w:pPr>
+      <w:bookmarkStart w:id="55" w:name="_Toc1937"/>
       <w:r>
         <w:rPr>
           <w:rFonts w:hint="default"/>
         </w:rPr>
         <w:t>跟踪内容</w:t>
       </w:r>
+      <w:bookmarkEnd w:id="55"/>
     </w:p>
     <w:p>
       <w:pPr>
@@ -32760,12 +33163,14 @@
           <w:rFonts w:hint="default"/>
         </w:rPr>
       </w:pPr>
+      <w:bookmarkStart w:id="56" w:name="_Toc23190"/>
       <w:r>
         <w:rPr>
           <w:rFonts w:hint="default"/>
         </w:rPr>
         <w:t>覆盖率统计</w:t>
       </w:r>
+      <w:bookmarkEnd w:id="56"/>
     </w:p>
     <w:p>
       <w:pPr>
@@ -32813,14 +33218,14 @@
           <w:rFonts w:hint="default"/>
         </w:rPr>
       </w:pPr>
+      <w:bookmarkStart w:id="57" w:name="_Toc12619"/>
       <w:r>
         <w:rPr>
           <w:rFonts w:hint="default"/>
         </w:rPr>
         <w:t>结果处理</w:t>
       </w:r>
-      <w:bookmarkStart w:id="19" w:name="_GoBack"/>
-      <w:bookmarkEnd w:id="19"/>
+      <w:bookmarkEnd w:id="57"/>
     </w:p>
     <w:p>
       <w:pPr>
@@ -32869,7 +33274,33 @@
         <w:rPr>
           <w:rFonts w:hint="default"/>
         </w:rPr>
-        <w:t>申诉机制：技能评定结果经员工确认后，由综合管理部归档保存。员工对评定结果有异议的，可在结果公布后10个工作日内向技术中心提出复核申请，技术中心在接到申请后7个工作日内组织复核并反馈结果。</w:t>
+        <w:t>申诉机制：技能评定结果经员工确认后，由综合管理部归档保存。员工对评定结果有异议的，可在结果公布后10个工作日内向</w:t>
+      </w:r>
+      <w:r>
+        <w:rPr>
+          <w:rFonts w:hint="eastAsia"/>
+          <w:lang w:val="en-US" w:eastAsia="zh-CN"/>
+        </w:rPr>
+        <w:t>质量部</w:t>
+      </w:r>
+      <w:r>
+        <w:rPr>
+          <w:rFonts w:hint="default"/>
+        </w:rPr>
+        <w:t>提出复核申请，</w:t>
+      </w:r>
+      <w:r>
+        <w:rPr>
+          <w:rFonts w:hint="eastAsia"/>
+          <w:lang w:val="en-US" w:eastAsia="zh-CN"/>
+        </w:rPr>
+        <w:t>质量部</w:t>
+      </w:r>
+      <w:r>
+        <w:rPr>
+          <w:rFonts w:hint="default"/>
+        </w:rPr>
+        <w:t>在接到申请后7个工作日内组织复核并反馈结果。</w:t>
       </w:r>
     </w:p>
     <w:p>
